--- a/docs/report/Final_Report_Draft_template.docx
+++ b/docs/report/Final_Report_Draft_template.docx
@@ -5178,7 +5178,7 @@
         <w:t xml:space="preserve"> </w:t>
       </w:r>
       <w:r>
-        <w:t xml:space="preserve">rule that, in the literature reviewed for this project, I did not find empirically evaluated on a bounded enterprise policy corpus in this combined configuration.</w:t>
+        <w:t xml:space="preserve">rule that, in the literature reviewed for this project, I did not find empirically evaluated on a bounded enterprise policy corpus in this combined configuration. The contribution is therefore not RAG itself, nor an evaluation framework in the LangSmith or RAGAS sense, but the end-to-end system design that treats grounding, abstention, citation verification, and audit traceability as first-class functional requirements rather than optional add-ons.</w:t>
       </w:r>
     </w:p>
     <w:p>

--- a/docs/report/Final_Report_Draft_template.docx
+++ b/docs/report/Final_Report_Draft_template.docx
@@ -254,7 +254,7 @@
           <w:bottom w:val="single" w:sz="4" w:space="0" w:color="auto"/>
           <w:right w:val="single" w:sz="4" w:space="0" w:color="auto"/>
           <w:insideH w:val="single" w:sz="4" w:space="0" w:color="auto"/>
-          <w:insideV w:val="single" w:sz="4" w:space="0" w:color="auto"/>
+          <w:insideV w:val="nil"/>
         </w:tblBorders>
       </w:tblPr>
       <w:tblGrid>
@@ -268,7 +268,7 @@
         </w:trPr>
         <w:tc>
           <w:tcPr>
-            <w:shd w:val="clear" w:color="auto" w:fill="2C3E50"/>
+            <w:shd w:val="clear" w:color="auto" w:fill="D9D9D9"/>
             <w:tcMar>
               <w:top w:w="60" w:type="dxa"/>
               <w:bottom w:w="60" w:type="dxa"/>
@@ -285,7 +285,7 @@
               <w:rPr>
                 <w:rFonts w:ascii="Times New Roman" w:hAnsi="Times New Roman"/>
                 <w:b/>
-                <w:color w:val="FFFFFF"/>
+                <w:color w:val="000000"/>
                 <w:sz w:val="20"/>
               </w:rPr>
               <w:t xml:space="preserve">Items</w:t>
@@ -294,7 +294,7 @@
         </w:tc>
         <w:tc>
           <w:tcPr>
-            <w:shd w:val="clear" w:color="auto" w:fill="2C3E50"/>
+            <w:shd w:val="clear" w:color="auto" w:fill="D9D9D9"/>
             <w:tcMar>
               <w:top w:w="60" w:type="dxa"/>
               <w:bottom w:w="60" w:type="dxa"/>
@@ -311,7 +311,7 @@
               <w:rPr>
                 <w:rFonts w:ascii="Times New Roman" w:hAnsi="Times New Roman"/>
                 <w:b/>
-                <w:color w:val="FFFFFF"/>
+                <w:color w:val="000000"/>
                 <w:sz w:val="20"/>
               </w:rPr>
               <w:t xml:space="preserve">Format</w:t>
@@ -320,7 +320,7 @@
         </w:tc>
         <w:tc>
           <w:tcPr>
-            <w:shd w:val="clear" w:color="auto" w:fill="2C3E50"/>
+            <w:shd w:val="clear" w:color="auto" w:fill="D9D9D9"/>
             <w:tcMar>
               <w:top w:w="60" w:type="dxa"/>
               <w:bottom w:w="60" w:type="dxa"/>
@@ -337,7 +337,7 @@
               <w:rPr>
                 <w:rFonts w:ascii="Times New Roman" w:hAnsi="Times New Roman"/>
                 <w:b/>
-                <w:color w:val="FFFFFF"/>
+                <w:color w:val="000000"/>
                 <w:sz w:val="20"/>
               </w:rPr>
               <w:t xml:space="preserve">Recipient(s) and Date</w:t>
@@ -1685,7 +1685,7 @@
           <w:u w:val="none"/>
         </w:rPr>
         <w:tab/>
-        <w:t xml:space="preserve">10</w:t>
+        <w:t xml:space="preserve">11</w:t>
       </w:r>
     </w:p>
     <w:p>
@@ -1747,7 +1747,7 @@
           <w:b/>
         </w:rPr>
         <w:tab/>
-        <w:t xml:space="preserve">11</w:t>
+        <w:t xml:space="preserve">12</w:t>
       </w:r>
     </w:p>
     <w:p>
@@ -1837,7 +1837,7 @@
           <w:u w:val="none"/>
         </w:rPr>
         <w:tab/>
-        <w:t xml:space="preserve">13</w:t>
+        <w:t xml:space="preserve">14</w:t>
       </w:r>
     </w:p>
     <w:p>
@@ -1897,7 +1897,7 @@
           <w:u w:val="none"/>
         </w:rPr>
         <w:tab/>
-        <w:t xml:space="preserve">14</w:t>
+        <w:t xml:space="preserve">15</w:t>
       </w:r>
     </w:p>
     <w:p>
@@ -1957,7 +1957,7 @@
           <w:u w:val="none"/>
         </w:rPr>
         <w:tab/>
-        <w:t xml:space="preserve">15</w:t>
+        <w:t xml:space="preserve">16</w:t>
       </w:r>
     </w:p>
     <w:p>
@@ -2199,7 +2199,7 @@
           <w:u w:val="none"/>
         </w:rPr>
         <w:tab/>
-        <w:t xml:space="preserve">20</w:t>
+        <w:t xml:space="preserve">21</w:t>
       </w:r>
     </w:p>
     <w:p>
@@ -2259,7 +2259,7 @@
           <w:u w:val="none"/>
         </w:rPr>
         <w:tab/>
-        <w:t xml:space="preserve">21</w:t>
+        <w:t xml:space="preserve">22</w:t>
       </w:r>
     </w:p>
     <w:p>
@@ -2289,7 +2289,7 @@
           <w:u w:val="none"/>
         </w:rPr>
         <w:tab/>
-        <w:t xml:space="preserve">22</w:t>
+        <w:t xml:space="preserve">23</w:t>
       </w:r>
     </w:p>
     <w:p>
@@ -2349,7 +2349,7 @@
           <w:u w:val="none"/>
         </w:rPr>
         <w:tab/>
-        <w:t xml:space="preserve">23</w:t>
+        <w:t xml:space="preserve">24</w:t>
       </w:r>
     </w:p>
     <w:p>
@@ -2409,7 +2409,7 @@
           <w:u w:val="none"/>
         </w:rPr>
         <w:tab/>
-        <w:t xml:space="preserve">24</w:t>
+        <w:t xml:space="preserve">25</w:t>
       </w:r>
     </w:p>
     <w:p>
@@ -2441,7 +2441,7 @@
           <w:b/>
         </w:rPr>
         <w:tab/>
-        <w:t xml:space="preserve">25</w:t>
+        <w:t xml:space="preserve">26</w:t>
       </w:r>
     </w:p>
     <w:p>
@@ -2471,7 +2471,7 @@
           <w:u w:val="none"/>
         </w:rPr>
         <w:tab/>
-        <w:t xml:space="preserve">25</w:t>
+        <w:t xml:space="preserve">26</w:t>
       </w:r>
     </w:p>
     <w:p>
@@ -2561,7 +2561,7 @@
           <w:u w:val="none"/>
         </w:rPr>
         <w:tab/>
-        <w:t xml:space="preserve">27</w:t>
+        <w:t xml:space="preserve">28</w:t>
       </w:r>
     </w:p>
     <w:p>
@@ -2683,7 +2683,7 @@
           <w:u w:val="none"/>
         </w:rPr>
         <w:tab/>
-        <w:t xml:space="preserve">33</w:t>
+        <w:t xml:space="preserve">34</w:t>
       </w:r>
     </w:p>
     <w:p>
@@ -3236,7 +3236,7 @@
           <w:u w:val="none"/>
         </w:rPr>
         <w:tab/>
-        <w:t xml:space="preserve">20</w:t>
+        <w:t xml:space="preserve">21</w:t>
       </w:r>
     </w:p>
     <w:p>
@@ -3517,7 +3517,7 @@
           <w:u w:val="none"/>
         </w:rPr>
         <w:tab/>
-        <w:t xml:space="preserve">18</w:t>
+        <w:t xml:space="preserve">19</w:t>
       </w:r>
     </w:p>
     <w:p>
@@ -3637,7 +3637,7 @@
           <w:u w:val="none"/>
         </w:rPr>
         <w:tab/>
-        <w:t xml:space="preserve">22</w:t>
+        <w:t xml:space="preserve">23</w:t>
       </w:r>
     </w:p>
     <w:p>
@@ -3697,7 +3697,7 @@
           <w:u w:val="none"/>
         </w:rPr>
         <w:tab/>
-        <w:t xml:space="preserve">23</w:t>
+        <w:t xml:space="preserve">24</w:t>
       </w:r>
     </w:p>
     <w:p>
@@ -3757,7 +3757,7 @@
           <w:u w:val="none"/>
         </w:rPr>
         <w:tab/>
-        <w:t xml:space="preserve">24</w:t>
+        <w:t xml:space="preserve">25</w:t>
       </w:r>
     </w:p>
     <w:p>
@@ -3798,6 +3798,7 @@
           <w:tab w:val="right" w:leader="dot" w:pos="8420"/>
         </w:tabs>
         <w:sectPr>
+          <w:headerReference w:type="default" r:id="rId9"/>
           <w:pgSz w:w="11906" w:h="16838"/>
           <w:pgMar w:top="1417" w:right="1417" w:bottom="1417" w:left="1417" w:header="708" w:footer="708" w:gutter="0"/>
           <w:pgNumType w:fmt="lowerRoman" w:start="1"/>
@@ -4099,7 +4100,7 @@
           <w:bottom w:val="single" w:sz="4" w:space="0" w:color="auto"/>
           <w:right w:val="single" w:sz="4" w:space="0" w:color="auto"/>
           <w:insideH w:val="single" w:sz="4" w:space="0" w:color="auto"/>
-          <w:insideV w:val="single" w:sz="4" w:space="0" w:color="auto"/>
+          <w:insideV w:val="nil"/>
         </w:tblBorders>
       </w:tblPr>
       <w:tblGrid>
@@ -4113,7 +4114,7 @@
         </w:trPr>
         <w:tc>
           <w:tcPr>
-            <w:shd w:val="clear" w:color="auto" w:fill="2C3E50"/>
+            <w:shd w:val="clear" w:color="auto" w:fill="D9D9D9"/>
             <w:tcMar>
               <w:top w:w="60" w:type="dxa"/>
               <w:bottom w:w="60" w:type="dxa"/>
@@ -4130,7 +4131,7 @@
               <w:rPr>
                 <w:rFonts w:ascii="Times New Roman" w:hAnsi="Times New Roman"/>
                 <w:b/>
-                <w:color w:val="FFFFFF"/>
+                <w:color w:val="000000"/>
                 <w:sz w:val="20"/>
               </w:rPr>
               <w:t xml:space="preserve">Criterion</w:t>
@@ -4139,7 +4140,7 @@
         </w:tc>
         <w:tc>
           <w:tcPr>
-            <w:shd w:val="clear" w:color="auto" w:fill="2C3E50"/>
+            <w:shd w:val="clear" w:color="auto" w:fill="D9D9D9"/>
             <w:tcMar>
               <w:top w:w="60" w:type="dxa"/>
               <w:bottom w:w="60" w:type="dxa"/>
@@ -4156,7 +4157,7 @@
               <w:rPr>
                 <w:rFonts w:ascii="Times New Roman" w:hAnsi="Times New Roman"/>
                 <w:b/>
-                <w:color w:val="FFFFFF"/>
+                <w:color w:val="000000"/>
                 <w:sz w:val="20"/>
               </w:rPr>
               <w:t xml:space="preserve">Inclusion</w:t>
@@ -4165,7 +4166,7 @@
         </w:tc>
         <w:tc>
           <w:tcPr>
-            <w:shd w:val="clear" w:color="auto" w:fill="2C3E50"/>
+            <w:shd w:val="clear" w:color="auto" w:fill="D9D9D9"/>
             <w:tcMar>
               <w:top w:w="60" w:type="dxa"/>
               <w:bottom w:w="60" w:type="dxa"/>
@@ -4182,7 +4183,7 @@
               <w:rPr>
                 <w:rFonts w:ascii="Times New Roman" w:hAnsi="Times New Roman"/>
                 <w:b/>
-                <w:color w:val="FFFFFF"/>
+                <w:color w:val="000000"/>
                 <w:sz w:val="20"/>
               </w:rPr>
               <w:t xml:space="preserve">Exclusion</w:t>
@@ -5456,7 +5457,7 @@
           <w:bottom w:val="single" w:sz="4" w:space="0" w:color="auto"/>
           <w:right w:val="single" w:sz="4" w:space="0" w:color="auto"/>
           <w:insideH w:val="single" w:sz="4" w:space="0" w:color="auto"/>
-          <w:insideV w:val="single" w:sz="4" w:space="0" w:color="auto"/>
+          <w:insideV w:val="nil"/>
         </w:tblBorders>
       </w:tblPr>
       <w:tblGrid>
@@ -5473,7 +5474,7 @@
         </w:trPr>
         <w:tc>
           <w:tcPr>
-            <w:shd w:val="clear" w:color="auto" w:fill="2C3E50"/>
+            <w:shd w:val="clear" w:color="auto" w:fill="D9D9D9"/>
             <w:tcMar>
               <w:top w:w="60" w:type="dxa"/>
               <w:bottom w:w="60" w:type="dxa"/>
@@ -5490,7 +5491,7 @@
               <w:rPr>
                 <w:rFonts w:ascii="Times New Roman" w:hAnsi="Times New Roman"/>
                 <w:b/>
-                <w:color w:val="FFFFFF"/>
+                <w:color w:val="000000"/>
                 <w:sz w:val="16"/>
               </w:rPr>
               <w:t xml:space="preserve">ID</w:t>
@@ -5499,7 +5500,7 @@
         </w:tc>
         <w:tc>
           <w:tcPr>
-            <w:shd w:val="clear" w:color="auto" w:fill="2C3E50"/>
+            <w:shd w:val="clear" w:color="auto" w:fill="D9D9D9"/>
             <w:tcMar>
               <w:top w:w="60" w:type="dxa"/>
               <w:bottom w:w="60" w:type="dxa"/>
@@ -5516,7 +5517,7 @@
               <w:rPr>
                 <w:rFonts w:ascii="Times New Roman" w:hAnsi="Times New Roman"/>
                 <w:b/>
-                <w:color w:val="FFFFFF"/>
+                <w:color w:val="000000"/>
                 <w:sz w:val="16"/>
               </w:rPr>
               <w:t xml:space="preserve">Requirement</w:t>
@@ -5525,7 +5526,7 @@
         </w:tc>
         <w:tc>
           <w:tcPr>
-            <w:shd w:val="clear" w:color="auto" w:fill="2C3E50"/>
+            <w:shd w:val="clear" w:color="auto" w:fill="D9D9D9"/>
             <w:tcMar>
               <w:top w:w="60" w:type="dxa"/>
               <w:bottom w:w="60" w:type="dxa"/>
@@ -5542,7 +5543,7 @@
               <w:rPr>
                 <w:rFonts w:ascii="Times New Roman" w:hAnsi="Times New Roman"/>
                 <w:b/>
-                <w:color w:val="FFFFFF"/>
+                <w:color w:val="000000"/>
                 <w:sz w:val="16"/>
               </w:rPr>
               <w:t xml:space="preserve">Description</w:t>
@@ -5551,7 +5552,7 @@
         </w:tc>
         <w:tc>
           <w:tcPr>
-            <w:shd w:val="clear" w:color="auto" w:fill="2C3E50"/>
+            <w:shd w:val="clear" w:color="auto" w:fill="D9D9D9"/>
             <w:tcMar>
               <w:top w:w="60" w:type="dxa"/>
               <w:bottom w:w="60" w:type="dxa"/>
@@ -5568,7 +5569,7 @@
               <w:rPr>
                 <w:rFonts w:ascii="Times New Roman" w:hAnsi="Times New Roman"/>
                 <w:b/>
-                <w:color w:val="FFFFFF"/>
+                <w:color w:val="000000"/>
                 <w:sz w:val="16"/>
               </w:rPr>
               <w:t xml:space="preserve">Acceptance Criterion</w:t>
@@ -5577,7 +5578,7 @@
         </w:tc>
         <w:tc>
           <w:tcPr>
-            <w:shd w:val="clear" w:color="auto" w:fill="2C3E50"/>
+            <w:shd w:val="clear" w:color="auto" w:fill="D9D9D9"/>
             <w:tcMar>
               <w:top w:w="60" w:type="dxa"/>
               <w:bottom w:w="60" w:type="dxa"/>
@@ -5594,7 +5595,7 @@
               <w:rPr>
                 <w:rFonts w:ascii="Times New Roman" w:hAnsi="Times New Roman"/>
                 <w:b/>
-                <w:color w:val="FFFFFF"/>
+                <w:color w:val="000000"/>
                 <w:sz w:val="16"/>
               </w:rPr>
               <w:t xml:space="preserve">Priority</w:t>
@@ -5603,7 +5604,7 @@
         </w:tc>
         <w:tc>
           <w:tcPr>
-            <w:shd w:val="clear" w:color="auto" w:fill="2C3E50"/>
+            <w:shd w:val="clear" w:color="auto" w:fill="D9D9D9"/>
             <w:tcMar>
               <w:top w:w="60" w:type="dxa"/>
               <w:bottom w:w="60" w:type="dxa"/>
@@ -5620,7 +5621,7 @@
               <w:rPr>
                 <w:rFonts w:ascii="Times New Roman" w:hAnsi="Times New Roman"/>
                 <w:b/>
-                <w:color w:val="FFFFFF"/>
+                <w:color w:val="000000"/>
                 <w:sz w:val="16"/>
               </w:rPr>
               <w:t xml:space="preserve">Linked Objective</w:t>
@@ -7702,7 +7703,7 @@
           <w:bottom w:val="single" w:sz="4" w:space="0" w:color="auto"/>
           <w:right w:val="single" w:sz="4" w:space="0" w:color="auto"/>
           <w:insideH w:val="single" w:sz="4" w:space="0" w:color="auto"/>
-          <w:insideV w:val="single" w:sz="4" w:space="0" w:color="auto"/>
+          <w:insideV w:val="nil"/>
         </w:tblBorders>
       </w:tblPr>
       <w:tblGrid>
@@ -7717,7 +7718,7 @@
         </w:trPr>
         <w:tc>
           <w:tcPr>
-            <w:shd w:val="clear" w:color="auto" w:fill="2C3E50"/>
+            <w:shd w:val="clear" w:color="auto" w:fill="D9D9D9"/>
             <w:tcMar>
               <w:top w:w="60" w:type="dxa"/>
               <w:bottom w:w="60" w:type="dxa"/>
@@ -7734,7 +7735,7 @@
               <w:rPr>
                 <w:rFonts w:ascii="Times New Roman" w:hAnsi="Times New Roman"/>
                 <w:b/>
-                <w:color w:val="FFFFFF"/>
+                <w:color w:val="000000"/>
                 <w:sz w:val="18"/>
               </w:rPr>
               <w:t xml:space="preserve">Risk</w:t>
@@ -7743,7 +7744,7 @@
         </w:tc>
         <w:tc>
           <w:tcPr>
-            <w:shd w:val="clear" w:color="auto" w:fill="2C3E50"/>
+            <w:shd w:val="clear" w:color="auto" w:fill="D9D9D9"/>
             <w:tcMar>
               <w:top w:w="60" w:type="dxa"/>
               <w:bottom w:w="60" w:type="dxa"/>
@@ -7760,7 +7761,7 @@
               <w:rPr>
                 <w:rFonts w:ascii="Times New Roman" w:hAnsi="Times New Roman"/>
                 <w:b/>
-                <w:color w:val="FFFFFF"/>
+                <w:color w:val="000000"/>
                 <w:sz w:val="18"/>
               </w:rPr>
               <w:t xml:space="preserve">Likelihood</w:t>
@@ -7769,7 +7770,7 @@
         </w:tc>
         <w:tc>
           <w:tcPr>
-            <w:shd w:val="clear" w:color="auto" w:fill="2C3E50"/>
+            <w:shd w:val="clear" w:color="auto" w:fill="D9D9D9"/>
             <w:tcMar>
               <w:top w:w="60" w:type="dxa"/>
               <w:bottom w:w="60" w:type="dxa"/>
@@ -7786,7 +7787,7 @@
               <w:rPr>
                 <w:rFonts w:ascii="Times New Roman" w:hAnsi="Times New Roman"/>
                 <w:b/>
-                <w:color w:val="FFFFFF"/>
+                <w:color w:val="000000"/>
                 <w:sz w:val="18"/>
               </w:rPr>
               <w:t xml:space="preserve">Impact</w:t>
@@ -7795,7 +7796,7 @@
         </w:tc>
         <w:tc>
           <w:tcPr>
-            <w:shd w:val="clear" w:color="auto" w:fill="2C3E50"/>
+            <w:shd w:val="clear" w:color="auto" w:fill="D9D9D9"/>
             <w:tcMar>
               <w:top w:w="60" w:type="dxa"/>
               <w:bottom w:w="60" w:type="dxa"/>
@@ -7812,7 +7813,7 @@
               <w:rPr>
                 <w:rFonts w:ascii="Times New Roman" w:hAnsi="Times New Roman"/>
                 <w:b/>
-                <w:color w:val="FFFFFF"/>
+                <w:color w:val="000000"/>
                 <w:sz w:val="18"/>
               </w:rPr>
               <w:t xml:space="preserve">Mitigation</w:t>
@@ -8450,7 +8451,7 @@
           <w:bottom w:val="single" w:sz="4" w:space="0" w:color="auto"/>
           <w:right w:val="single" w:sz="4" w:space="0" w:color="auto"/>
           <w:insideH w:val="single" w:sz="4" w:space="0" w:color="auto"/>
-          <w:insideV w:val="single" w:sz="4" w:space="0" w:color="auto"/>
+          <w:insideV w:val="nil"/>
         </w:tblBorders>
       </w:tblPr>
       <w:tblGrid>
@@ -8464,7 +8465,7 @@
         </w:trPr>
         <w:tc>
           <w:tcPr>
-            <w:shd w:val="clear" w:color="auto" w:fill="2C3E50"/>
+            <w:shd w:val="clear" w:color="auto" w:fill="D9D9D9"/>
             <w:tcMar>
               <w:top w:w="60" w:type="dxa"/>
               <w:bottom w:w="60" w:type="dxa"/>
@@ -8481,7 +8482,7 @@
               <w:rPr>
                 <w:rFonts w:ascii="Times New Roman" w:hAnsi="Times New Roman"/>
                 <w:b/>
-                <w:color w:val="FFFFFF"/>
+                <w:color w:val="000000"/>
                 <w:sz w:val="20"/>
               </w:rPr>
               <w:t xml:space="preserve">Metric</w:t>
@@ -8490,7 +8491,7 @@
         </w:tc>
         <w:tc>
           <w:tcPr>
-            <w:shd w:val="clear" w:color="auto" w:fill="2C3E50"/>
+            <w:shd w:val="clear" w:color="auto" w:fill="D9D9D9"/>
             <w:tcMar>
               <w:top w:w="60" w:type="dxa"/>
               <w:bottom w:w="60" w:type="dxa"/>
@@ -8507,7 +8508,7 @@
               <w:rPr>
                 <w:rFonts w:ascii="Times New Roman" w:hAnsi="Times New Roman"/>
                 <w:b/>
-                <w:color w:val="FFFFFF"/>
+                <w:color w:val="000000"/>
                 <w:sz w:val="20"/>
               </w:rPr>
               <w:t xml:space="preserve">Definition</w:t>
@@ -8516,7 +8517,7 @@
         </w:tc>
         <w:tc>
           <w:tcPr>
-            <w:shd w:val="clear" w:color="auto" w:fill="2C3E50"/>
+            <w:shd w:val="clear" w:color="auto" w:fill="D9D9D9"/>
             <w:tcMar>
               <w:top w:w="60" w:type="dxa"/>
               <w:bottom w:w="60" w:type="dxa"/>
@@ -8533,7 +8534,7 @@
               <w:rPr>
                 <w:rFonts w:ascii="Times New Roman" w:hAnsi="Times New Roman"/>
                 <w:b/>
-                <w:color w:val="FFFFFF"/>
+                <w:color w:val="000000"/>
                 <w:sz w:val="20"/>
               </w:rPr>
               <w:t xml:space="preserve">Target</w:t>
@@ -9072,7 +9073,7 @@
           <w:bottom w:val="single" w:sz="4" w:space="0" w:color="auto"/>
           <w:right w:val="single" w:sz="4" w:space="0" w:color="auto"/>
           <w:insideH w:val="single" w:sz="4" w:space="0" w:color="auto"/>
-          <w:insideV w:val="single" w:sz="4" w:space="0" w:color="auto"/>
+          <w:insideV w:val="nil"/>
         </w:tblBorders>
       </w:tblPr>
       <w:tblGrid>
@@ -9088,7 +9089,7 @@
         </w:trPr>
         <w:tc>
           <w:tcPr>
-            <w:shd w:val="clear" w:color="auto" w:fill="2C3E50"/>
+            <w:shd w:val="clear" w:color="auto" w:fill="D9D9D9"/>
             <w:tcMar>
               <w:top w:w="60" w:type="dxa"/>
               <w:bottom w:w="60" w:type="dxa"/>
@@ -9105,7 +9106,7 @@
               <w:rPr>
                 <w:rFonts w:ascii="Times New Roman" w:hAnsi="Times New Roman"/>
                 <w:b/>
-                <w:color w:val="FFFFFF"/>
+                <w:color w:val="000000"/>
                 <w:sz w:val="18"/>
               </w:rPr>
               <w:t xml:space="preserve">Component</w:t>
@@ -9114,7 +9115,7 @@
         </w:tc>
         <w:tc>
           <w:tcPr>
-            <w:shd w:val="clear" w:color="auto" w:fill="2C3E50"/>
+            <w:shd w:val="clear" w:color="auto" w:fill="D9D9D9"/>
             <w:tcMar>
               <w:top w:w="60" w:type="dxa"/>
               <w:bottom w:w="60" w:type="dxa"/>
@@ -9131,7 +9132,7 @@
               <w:rPr>
                 <w:rFonts w:ascii="Times New Roman" w:hAnsi="Times New Roman"/>
                 <w:b/>
-                <w:color w:val="FFFFFF"/>
+                <w:color w:val="000000"/>
                 <w:sz w:val="18"/>
               </w:rPr>
               <w:t xml:space="preserve">Library / Tool</w:t>
@@ -9140,7 +9141,7 @@
         </w:tc>
         <w:tc>
           <w:tcPr>
-            <w:shd w:val="clear" w:color="auto" w:fill="2C3E50"/>
+            <w:shd w:val="clear" w:color="auto" w:fill="D9D9D9"/>
             <w:tcMar>
               <w:top w:w="60" w:type="dxa"/>
               <w:bottom w:w="60" w:type="dxa"/>
@@ -9157,7 +9158,7 @@
               <w:rPr>
                 <w:rFonts w:ascii="Times New Roman" w:hAnsi="Times New Roman"/>
                 <w:b/>
-                <w:color w:val="FFFFFF"/>
+                <w:color w:val="000000"/>
                 <w:sz w:val="18"/>
               </w:rPr>
               <w:t xml:space="preserve">Version</w:t>
@@ -9166,7 +9167,7 @@
         </w:tc>
         <w:tc>
           <w:tcPr>
-            <w:shd w:val="clear" w:color="auto" w:fill="2C3E50"/>
+            <w:shd w:val="clear" w:color="auto" w:fill="D9D9D9"/>
             <w:tcMar>
               <w:top w:w="60" w:type="dxa"/>
               <w:bottom w:w="60" w:type="dxa"/>
@@ -9183,7 +9184,7 @@
               <w:rPr>
                 <w:rFonts w:ascii="Times New Roman" w:hAnsi="Times New Roman"/>
                 <w:b/>
-                <w:color w:val="FFFFFF"/>
+                <w:color w:val="000000"/>
                 <w:sz w:val="18"/>
               </w:rPr>
               <w:t xml:space="preserve">Role</w:t>
@@ -9192,7 +9193,7 @@
         </w:tc>
         <w:tc>
           <w:tcPr>
-            <w:shd w:val="clear" w:color="auto" w:fill="2C3E50"/>
+            <w:shd w:val="clear" w:color="auto" w:fill="D9D9D9"/>
             <w:tcMar>
               <w:top w:w="60" w:type="dxa"/>
               <w:bottom w:w="60" w:type="dxa"/>
@@ -9209,7 +9210,7 @@
               <w:rPr>
                 <w:rFonts w:ascii="Times New Roman" w:hAnsi="Times New Roman"/>
                 <w:b/>
-                <w:color w:val="FFFFFF"/>
+                <w:color w:val="000000"/>
                 <w:sz w:val="18"/>
               </w:rPr>
               <w:t xml:space="preserve">Justification</w:t>
@@ -12062,7 +12063,7 @@
           <w:bottom w:val="single" w:sz="4" w:space="0" w:color="auto"/>
           <w:right w:val="single" w:sz="4" w:space="0" w:color="auto"/>
           <w:insideH w:val="single" w:sz="4" w:space="0" w:color="auto"/>
-          <w:insideV w:val="single" w:sz="4" w:space="0" w:color="auto"/>
+          <w:insideV w:val="nil"/>
         </w:tblBorders>
         <w:tblLayout w:type="autofit"/>
       </w:tblPr>
@@ -12079,7 +12080,7 @@
         </w:trPr>
         <w:tc>
           <w:tcPr>
-            <w:shd w:val="clear" w:color="auto" w:fill="2C3E50"/>
+            <w:shd w:val="clear" w:color="auto" w:fill="D9D9D9"/>
             <w:tcMar>
               <w:top w:w="60" w:type="dxa"/>
               <w:bottom w:w="60" w:type="dxa"/>
@@ -12096,7 +12097,7 @@
               <w:rPr>
                 <w:rFonts w:ascii="Times New Roman" w:hAnsi="Times New Roman"/>
                 <w:b/>
-                <w:color w:val="FFFFFF"/>
+                <w:color w:val="000000"/>
                 <w:sz w:val="18"/>
               </w:rPr>
               <w:t xml:space="preserve">Category</w:t>
@@ -12105,7 +12106,7 @@
         </w:tc>
         <w:tc>
           <w:tcPr>
-            <w:shd w:val="clear" w:color="auto" w:fill="2C3E50"/>
+            <w:shd w:val="clear" w:color="auto" w:fill="D9D9D9"/>
             <w:tcMar>
               <w:top w:w="60" w:type="dxa"/>
               <w:bottom w:w="60" w:type="dxa"/>
@@ -12122,7 +12123,7 @@
               <w:rPr>
                 <w:rFonts w:ascii="Times New Roman" w:hAnsi="Times New Roman"/>
                 <w:b/>
-                <w:color w:val="FFFFFF"/>
+                <w:color w:val="000000"/>
                 <w:sz w:val="18"/>
               </w:rPr>
               <w:t xml:space="preserve">Total</w:t>
@@ -12131,7 +12132,7 @@
         </w:tc>
         <w:tc>
           <w:tcPr>
-            <w:shd w:val="clear" w:color="auto" w:fill="2C3E50"/>
+            <w:shd w:val="clear" w:color="auto" w:fill="D9D9D9"/>
             <w:tcMar>
               <w:top w:w="60" w:type="dxa"/>
               <w:bottom w:w="60" w:type="dxa"/>
@@ -12148,7 +12149,7 @@
               <w:rPr>
                 <w:rFonts w:ascii="Times New Roman" w:hAnsi="Times New Roman"/>
                 <w:b/>
-                <w:color w:val="FFFFFF"/>
+                <w:color w:val="000000"/>
                 <w:sz w:val="18"/>
               </w:rPr>
               <w:t xml:space="preserve">Test</w:t>
@@ -12157,7 +12158,7 @@
         </w:tc>
         <w:tc>
           <w:tcPr>
-            <w:shd w:val="clear" w:color="auto" w:fill="2C3E50"/>
+            <w:shd w:val="clear" w:color="auto" w:fill="D9D9D9"/>
             <w:tcMar>
               <w:top w:w="60" w:type="dxa"/>
               <w:bottom w:w="60" w:type="dxa"/>
@@ -12174,7 +12175,7 @@
               <w:rPr>
                 <w:rFonts w:ascii="Times New Roman" w:hAnsi="Times New Roman"/>
                 <w:b/>
-                <w:color w:val="FFFFFF"/>
+                <w:color w:val="000000"/>
                 <w:sz w:val="18"/>
               </w:rPr>
               <w:t xml:space="preserve">Dev</w:t>
@@ -12183,7 +12184,7 @@
         </w:tc>
         <w:tc>
           <w:tcPr>
-            <w:shd w:val="clear" w:color="auto" w:fill="2C3E50"/>
+            <w:shd w:val="clear" w:color="auto" w:fill="D9D9D9"/>
             <w:tcMar>
               <w:top w:w="60" w:type="dxa"/>
               <w:bottom w:w="60" w:type="dxa"/>
@@ -12200,7 +12201,7 @@
               <w:rPr>
                 <w:rFonts w:ascii="Times New Roman" w:hAnsi="Times New Roman"/>
                 <w:b/>
-                <w:color w:val="FFFFFF"/>
+                <w:color w:val="000000"/>
                 <w:sz w:val="18"/>
               </w:rPr>
               <w:t xml:space="preserve">Purpose</w:t>
@@ -12869,7 +12870,7 @@
           <w:bottom w:val="single" w:sz="4" w:space="0" w:color="auto"/>
           <w:right w:val="single" w:sz="4" w:space="0" w:color="auto"/>
           <w:insideH w:val="single" w:sz="4" w:space="0" w:color="auto"/>
-          <w:insideV w:val="single" w:sz="4" w:space="0" w:color="auto"/>
+          <w:insideV w:val="nil"/>
         </w:tblBorders>
       </w:tblPr>
       <w:tblGrid>
@@ -12886,7 +12887,7 @@
         </w:trPr>
         <w:tc>
           <w:tcPr>
-            <w:shd w:val="clear" w:color="auto" w:fill="2C3E50"/>
+            <w:shd w:val="clear" w:color="auto" w:fill="D9D9D9"/>
             <w:tcMar>
               <w:top w:w="60" w:type="dxa"/>
               <w:bottom w:w="60" w:type="dxa"/>
@@ -12903,7 +12904,7 @@
               <w:rPr>
                 <w:rFonts w:ascii="Times New Roman" w:hAnsi="Times New Roman"/>
                 <w:b/>
-                <w:color w:val="FFFFFF"/>
+                <w:color w:val="000000"/>
                 <w:sz w:val="16"/>
               </w:rPr>
               <w:t xml:space="preserve">Baseline</w:t>
@@ -12912,7 +12913,7 @@
         </w:tc>
         <w:tc>
           <w:tcPr>
-            <w:shd w:val="clear" w:color="auto" w:fill="2C3E50"/>
+            <w:shd w:val="clear" w:color="auto" w:fill="D9D9D9"/>
             <w:tcMar>
               <w:top w:w="60" w:type="dxa"/>
               <w:bottom w:w="60" w:type="dxa"/>
@@ -12929,7 +12930,7 @@
               <w:rPr>
                 <w:rFonts w:ascii="Times New Roman" w:hAnsi="Times New Roman"/>
                 <w:b/>
-                <w:color w:val="FFFFFF"/>
+                <w:color w:val="000000"/>
                 <w:sz w:val="16"/>
               </w:rPr>
               <w:t xml:space="preserve">Mode</w:t>
@@ -12938,7 +12939,7 @@
         </w:tc>
         <w:tc>
           <w:tcPr>
-            <w:shd w:val="clear" w:color="auto" w:fill="2C3E50"/>
+            <w:shd w:val="clear" w:color="auto" w:fill="D9D9D9"/>
             <w:tcMar>
               <w:top w:w="60" w:type="dxa"/>
               <w:bottom w:w="60" w:type="dxa"/>
@@ -12955,7 +12956,7 @@
               <w:rPr>
                 <w:rFonts w:ascii="Times New Roman" w:hAnsi="Times New Roman"/>
                 <w:b/>
-                <w:color w:val="FFFFFF"/>
+                <w:color w:val="000000"/>
                 <w:sz w:val="16"/>
               </w:rPr>
               <w:t xml:space="preserve">Answer Rate</w:t>
@@ -12964,7 +12965,7 @@
         </w:tc>
         <w:tc>
           <w:tcPr>
-            <w:shd w:val="clear" w:color="auto" w:fill="2C3E50"/>
+            <w:shd w:val="clear" w:color="auto" w:fill="D9D9D9"/>
             <w:tcMar>
               <w:top w:w="60" w:type="dxa"/>
               <w:bottom w:w="60" w:type="dxa"/>
@@ -12981,7 +12982,7 @@
               <w:rPr>
                 <w:rFonts w:ascii="Times New Roman" w:hAnsi="Times New Roman"/>
                 <w:b/>
-                <w:color w:val="FFFFFF"/>
+                <w:color w:val="000000"/>
                 <w:sz w:val="16"/>
               </w:rPr>
               <w:t xml:space="preserve">Abstention Accuracy</w:t>
@@ -12990,7 +12991,7 @@
         </w:tc>
         <w:tc>
           <w:tcPr>
-            <w:shd w:val="clear" w:color="auto" w:fill="2C3E50"/>
+            <w:shd w:val="clear" w:color="auto" w:fill="D9D9D9"/>
             <w:tcMar>
               <w:top w:w="60" w:type="dxa"/>
               <w:bottom w:w="60" w:type="dxa"/>
@@ -13007,7 +13008,7 @@
               <w:rPr>
                 <w:rFonts w:ascii="Times New Roman" w:hAnsi="Times New Roman"/>
                 <w:b/>
-                <w:color w:val="FFFFFF"/>
+                <w:color w:val="000000"/>
                 <w:sz w:val="16"/>
               </w:rPr>
               <w:t xml:space="preserve">Ungrounded Rate</w:t>
@@ -13016,7 +13017,7 @@
         </w:tc>
         <w:tc>
           <w:tcPr>
-            <w:shd w:val="clear" w:color="auto" w:fill="2C3E50"/>
+            <w:shd w:val="clear" w:color="auto" w:fill="D9D9D9"/>
             <w:tcMar>
               <w:top w:w="60" w:type="dxa"/>
               <w:bottom w:w="60" w:type="dxa"/>
@@ -13033,7 +13034,7 @@
               <w:rPr>
                 <w:rFonts w:ascii="Times New Roman" w:hAnsi="Times New Roman"/>
                 <w:b/>
-                <w:color w:val="FFFFFF"/>
+                <w:color w:val="000000"/>
                 <w:sz w:val="16"/>
               </w:rPr>
               <w:t xml:space="preserve">Evidence Recall@5</w:t>
@@ -13786,7 +13787,7 @@
           <w:bottom w:val="single" w:sz="4" w:space="0" w:color="auto"/>
           <w:right w:val="single" w:sz="4" w:space="0" w:color="auto"/>
           <w:insideH w:val="single" w:sz="4" w:space="0" w:color="auto"/>
-          <w:insideV w:val="single" w:sz="4" w:space="0" w:color="auto"/>
+          <w:insideV w:val="nil"/>
         </w:tblBorders>
       </w:tblPr>
       <w:tblGrid>
@@ -13800,7 +13801,7 @@
         </w:trPr>
         <w:tc>
           <w:tcPr>
-            <w:shd w:val="clear" w:color="auto" w:fill="2C3E50"/>
+            <w:shd w:val="clear" w:color="auto" w:fill="D9D9D9"/>
             <w:tcMar>
               <w:top w:w="60" w:type="dxa"/>
               <w:bottom w:w="60" w:type="dxa"/>
@@ -13817,7 +13818,7 @@
               <w:rPr>
                 <w:rFonts w:ascii="Times New Roman" w:hAnsi="Times New Roman"/>
                 <w:b/>
-                <w:color w:val="FFFFFF"/>
+                <w:color w:val="000000"/>
                 <w:sz w:val="20"/>
               </w:rPr>
               <w:t xml:space="preserve">Metric</w:t>
@@ -13826,7 +13827,7 @@
         </w:tc>
         <w:tc>
           <w:tcPr>
-            <w:shd w:val="clear" w:color="auto" w:fill="2C3E50"/>
+            <w:shd w:val="clear" w:color="auto" w:fill="D9D9D9"/>
             <w:tcMar>
               <w:top w:w="60" w:type="dxa"/>
               <w:bottom w:w="60" w:type="dxa"/>
@@ -13843,7 +13844,7 @@
               <w:rPr>
                 <w:rFonts w:ascii="Times New Roman" w:hAnsi="Times New Roman"/>
                 <w:b/>
-                <w:color w:val="FFFFFF"/>
+                <w:color w:val="000000"/>
                 <w:sz w:val="20"/>
               </w:rPr>
               <w:t xml:space="preserve">B2 (Bi-encoder only)</w:t>
@@ -13852,7 +13853,7 @@
         </w:tc>
         <w:tc>
           <w:tcPr>
-            <w:shd w:val="clear" w:color="auto" w:fill="2C3E50"/>
+            <w:shd w:val="clear" w:color="auto" w:fill="D9D9D9"/>
             <w:tcMar>
               <w:top w:w="60" w:type="dxa"/>
               <w:bottom w:w="60" w:type="dxa"/>
@@ -13869,7 +13870,7 @@
               <w:rPr>
                 <w:rFonts w:ascii="Times New Roman" w:hAnsi="Times New Roman"/>
                 <w:b/>
-                <w:color w:val="FFFFFF"/>
+                <w:color w:val="000000"/>
                 <w:sz w:val="20"/>
               </w:rPr>
               <w:t xml:space="preserve">B3 (Bi-encoder + Cross-encoder)</w:t>
@@ -14164,7 +14165,7 @@
           <w:bottom w:val="single" w:sz="4" w:space="0" w:color="auto"/>
           <w:right w:val="single" w:sz="4" w:space="0" w:color="auto"/>
           <w:insideH w:val="single" w:sz="4" w:space="0" w:color="auto"/>
-          <w:insideV w:val="single" w:sz="4" w:space="0" w:color="auto"/>
+          <w:insideV w:val="nil"/>
         </w:tblBorders>
       </w:tblPr>
       <w:tblGrid>
@@ -14178,7 +14179,7 @@
         </w:trPr>
         <w:tc>
           <w:tcPr>
-            <w:shd w:val="clear" w:color="auto" w:fill="2C3E50"/>
+            <w:shd w:val="clear" w:color="auto" w:fill="D9D9D9"/>
             <w:tcMar>
               <w:top w:w="60" w:type="dxa"/>
               <w:bottom w:w="60" w:type="dxa"/>
@@ -14195,7 +14196,7 @@
               <w:rPr>
                 <w:rFonts w:ascii="Times New Roman" w:hAnsi="Times New Roman"/>
                 <w:b/>
-                <w:color w:val="FFFFFF"/>
+                <w:color w:val="000000"/>
                 <w:sz w:val="20"/>
               </w:rPr>
               <w:t xml:space="preserve">Metric</w:t>
@@ -14204,7 +14205,7 @@
         </w:tc>
         <w:tc>
           <w:tcPr>
-            <w:shd w:val="clear" w:color="auto" w:fill="2C3E50"/>
+            <w:shd w:val="clear" w:color="auto" w:fill="D9D9D9"/>
             <w:tcMar>
               <w:top w:w="60" w:type="dxa"/>
               <w:bottom w:w="60" w:type="dxa"/>
@@ -14221,7 +14222,7 @@
               <w:rPr>
                 <w:rFonts w:ascii="Times New Roman" w:hAnsi="Times New Roman"/>
                 <w:b/>
-                <w:color w:val="FFFFFF"/>
+                <w:color w:val="000000"/>
                 <w:sz w:val="20"/>
               </w:rPr>
               <w:t xml:space="preserve">Before Verification</w:t>
@@ -14230,7 +14231,7 @@
         </w:tc>
         <w:tc>
           <w:tcPr>
-            <w:shd w:val="clear" w:color="auto" w:fill="2C3E50"/>
+            <w:shd w:val="clear" w:color="auto" w:fill="D9D9D9"/>
             <w:tcMar>
               <w:top w:w="60" w:type="dxa"/>
               <w:bottom w:w="60" w:type="dxa"/>
@@ -14247,7 +14248,7 @@
               <w:rPr>
                 <w:rFonts w:ascii="Times New Roman" w:hAnsi="Times New Roman"/>
                 <w:b/>
-                <w:color w:val="FFFFFF"/>
+                <w:color w:val="000000"/>
                 <w:sz w:val="20"/>
               </w:rPr>
               <w:t xml:space="preserve">After Verification</w:t>
@@ -14769,7 +14770,7 @@
           <w:bottom w:val="single" w:sz="4" w:space="0" w:color="auto"/>
           <w:right w:val="single" w:sz="4" w:space="0" w:color="auto"/>
           <w:insideH w:val="single" w:sz="4" w:space="0" w:color="auto"/>
-          <w:insideV w:val="single" w:sz="4" w:space="0" w:color="auto"/>
+          <w:insideV w:val="nil"/>
         </w:tblBorders>
       </w:tblPr>
       <w:tblGrid>
@@ -14785,7 +14786,7 @@
         </w:trPr>
         <w:tc>
           <w:tcPr>
-            <w:shd w:val="clear" w:color="auto" w:fill="2C3E50"/>
+            <w:shd w:val="clear" w:color="auto" w:fill="D9D9D9"/>
             <w:tcMar>
               <w:top w:w="60" w:type="dxa"/>
               <w:bottom w:w="60" w:type="dxa"/>
@@ -14802,7 +14803,7 @@
               <w:rPr>
                 <w:rFonts w:ascii="Times New Roman" w:hAnsi="Times New Roman"/>
                 <w:b/>
-                <w:color w:val="FFFFFF"/>
+                <w:color w:val="000000"/>
                 <w:sz w:val="18"/>
               </w:rPr>
               <w:t xml:space="preserve">Configuration</w:t>
@@ -14811,7 +14812,7 @@
         </w:tc>
         <w:tc>
           <w:tcPr>
-            <w:shd w:val="clear" w:color="auto" w:fill="2C3E50"/>
+            <w:shd w:val="clear" w:color="auto" w:fill="D9D9D9"/>
             <w:tcMar>
               <w:top w:w="60" w:type="dxa"/>
               <w:bottom w:w="60" w:type="dxa"/>
@@ -14828,7 +14829,7 @@
               <w:rPr>
                 <w:rFonts w:ascii="Times New Roman" w:hAnsi="Times New Roman"/>
                 <w:b/>
-                <w:color w:val="FFFFFF"/>
+                <w:color w:val="000000"/>
                 <w:sz w:val="18"/>
               </w:rPr>
               <w:t xml:space="preserve">Answer Rate</w:t>
@@ -14837,7 +14838,7 @@
         </w:tc>
         <w:tc>
           <w:tcPr>
-            <w:shd w:val="clear" w:color="auto" w:fill="2C3E50"/>
+            <w:shd w:val="clear" w:color="auto" w:fill="D9D9D9"/>
             <w:tcMar>
               <w:top w:w="60" w:type="dxa"/>
               <w:bottom w:w="60" w:type="dxa"/>
@@ -14854,7 +14855,7 @@
               <w:rPr>
                 <w:rFonts w:ascii="Times New Roman" w:hAnsi="Times New Roman"/>
                 <w:b/>
-                <w:color w:val="FFFFFF"/>
+                <w:color w:val="000000"/>
                 <w:sz w:val="18"/>
               </w:rPr>
               <w:t xml:space="preserve">Abstention Acc.</w:t>
@@ -14863,7 +14864,7 @@
         </w:tc>
         <w:tc>
           <w:tcPr>
-            <w:shd w:val="clear" w:color="auto" w:fill="2C3E50"/>
+            <w:shd w:val="clear" w:color="auto" w:fill="D9D9D9"/>
             <w:tcMar>
               <w:top w:w="60" w:type="dxa"/>
               <w:bottom w:w="60" w:type="dxa"/>
@@ -14880,7 +14881,7 @@
               <w:rPr>
                 <w:rFonts w:ascii="Times New Roman" w:hAnsi="Times New Roman"/>
                 <w:b/>
-                <w:color w:val="FFFFFF"/>
+                <w:color w:val="000000"/>
                 <w:sz w:val="18"/>
               </w:rPr>
               <w:t xml:space="preserve">Ungrounded Rate</w:t>
@@ -14889,7 +14890,7 @@
         </w:tc>
         <w:tc>
           <w:tcPr>
-            <w:shd w:val="clear" w:color="auto" w:fill="2C3E50"/>
+            <w:shd w:val="clear" w:color="auto" w:fill="D9D9D9"/>
             <w:tcMar>
               <w:top w:w="60" w:type="dxa"/>
               <w:bottom w:w="60" w:type="dxa"/>
@@ -14906,7 +14907,7 @@
               <w:rPr>
                 <w:rFonts w:ascii="Times New Roman" w:hAnsi="Times New Roman"/>
                 <w:b/>
-                <w:color w:val="FFFFFF"/>
+                <w:color w:val="000000"/>
                 <w:sz w:val="18"/>
               </w:rPr>
               <w:t xml:space="preserve">Recall@5</w:t>
@@ -15681,7 +15682,7 @@
           <w:bottom w:val="single" w:sz="4" w:space="0" w:color="auto"/>
           <w:right w:val="single" w:sz="4" w:space="0" w:color="auto"/>
           <w:insideH w:val="single" w:sz="4" w:space="0" w:color="auto"/>
-          <w:insideV w:val="single" w:sz="4" w:space="0" w:color="auto"/>
+          <w:insideV w:val="nil"/>
         </w:tblBorders>
         <w:tblLayout w:type="autofit"/>
       </w:tblPr>
@@ -15697,7 +15698,7 @@
         </w:trPr>
         <w:tc>
           <w:tcPr>
-            <w:shd w:val="clear" w:color="auto" w:fill="2C3E50"/>
+            <w:shd w:val="clear" w:color="auto" w:fill="D9D9D9"/>
             <w:tcMar>
               <w:top w:w="60" w:type="dxa"/>
               <w:bottom w:w="60" w:type="dxa"/>
@@ -15714,7 +15715,7 @@
               <w:rPr>
                 <w:rFonts w:ascii="Times New Roman" w:hAnsi="Times New Roman"/>
                 <w:b/>
-                <w:color w:val="FFFFFF"/>
+                <w:color w:val="000000"/>
                 <w:sz w:val="18"/>
               </w:rPr>
               <w:t xml:space="preserve">Label Category</w:t>
@@ -15723,7 +15724,7 @@
         </w:tc>
         <w:tc>
           <w:tcPr>
-            <w:shd w:val="clear" w:color="auto" w:fill="2C3E50"/>
+            <w:shd w:val="clear" w:color="auto" w:fill="D9D9D9"/>
             <w:tcMar>
               <w:top w:w="60" w:type="dxa"/>
               <w:bottom w:w="60" w:type="dxa"/>
@@ -15740,7 +15741,7 @@
               <w:rPr>
                 <w:rFonts w:ascii="Times New Roman" w:hAnsi="Times New Roman"/>
                 <w:b/>
-                <w:color w:val="FFFFFF"/>
+                <w:color w:val="000000"/>
                 <w:sz w:val="18"/>
               </w:rPr>
               <w:t xml:space="preserve">Precision</w:t>
@@ -15749,7 +15750,7 @@
         </w:tc>
         <w:tc>
           <w:tcPr>
-            <w:shd w:val="clear" w:color="auto" w:fill="2C3E50"/>
+            <w:shd w:val="clear" w:color="auto" w:fill="D9D9D9"/>
             <w:tcMar>
               <w:top w:w="60" w:type="dxa"/>
               <w:bottom w:w="60" w:type="dxa"/>
@@ -15766,7 +15767,7 @@
               <w:rPr>
                 <w:rFonts w:ascii="Times New Roman" w:hAnsi="Times New Roman"/>
                 <w:b/>
-                <w:color w:val="FFFFFF"/>
+                <w:color w:val="000000"/>
                 <w:sz w:val="18"/>
               </w:rPr>
               <w:t xml:space="preserve">Recall</w:t>
@@ -15775,7 +15776,7 @@
         </w:tc>
         <w:tc>
           <w:tcPr>
-            <w:shd w:val="clear" w:color="auto" w:fill="2C3E50"/>
+            <w:shd w:val="clear" w:color="auto" w:fill="D9D9D9"/>
             <w:tcMar>
               <w:top w:w="60" w:type="dxa"/>
               <w:bottom w:w="60" w:type="dxa"/>
@@ -15792,7 +15793,7 @@
               <w:rPr>
                 <w:rFonts w:ascii="Times New Roman" w:hAnsi="Times New Roman"/>
                 <w:b/>
-                <w:color w:val="FFFFFF"/>
+                <w:color w:val="000000"/>
                 <w:sz w:val="18"/>
               </w:rPr>
               <w:t xml:space="preserve">F1</w:t>
@@ -16653,7 +16654,7 @@
           <w:bottom w:val="single" w:sz="4" w:space="0" w:color="auto"/>
           <w:right w:val="single" w:sz="4" w:space="0" w:color="auto"/>
           <w:insideH w:val="single" w:sz="4" w:space="0" w:color="auto"/>
-          <w:insideV w:val="single" w:sz="4" w:space="0" w:color="auto"/>
+          <w:insideV w:val="nil"/>
         </w:tblBorders>
       </w:tblPr>
       <w:tblGrid>
@@ -16668,7 +16669,7 @@
         </w:trPr>
         <w:tc>
           <w:tcPr>
-            <w:shd w:val="clear" w:color="auto" w:fill="2C3E50"/>
+            <w:shd w:val="clear" w:color="auto" w:fill="D9D9D9"/>
             <w:tcMar>
               <w:top w:w="60" w:type="dxa"/>
               <w:bottom w:w="60" w:type="dxa"/>
@@ -16685,7 +16686,7 @@
               <w:rPr>
                 <w:rFonts w:ascii="Times New Roman" w:hAnsi="Times New Roman"/>
                 <w:b/>
-                <w:color w:val="FFFFFF"/>
+                <w:color w:val="000000"/>
                 <w:sz w:val="18"/>
               </w:rPr>
               <w:t xml:space="preserve">Error Type</w:t>
@@ -16694,7 +16695,7 @@
         </w:tc>
         <w:tc>
           <w:tcPr>
-            <w:shd w:val="clear" w:color="auto" w:fill="2C3E50"/>
+            <w:shd w:val="clear" w:color="auto" w:fill="D9D9D9"/>
             <w:tcMar>
               <w:top w:w="60" w:type="dxa"/>
               <w:bottom w:w="60" w:type="dxa"/>
@@ -16711,7 +16712,7 @@
               <w:rPr>
                 <w:rFonts w:ascii="Times New Roman" w:hAnsi="Times New Roman"/>
                 <w:b/>
-                <w:color w:val="FFFFFF"/>
+                <w:color w:val="000000"/>
                 <w:sz w:val="18"/>
               </w:rPr>
               <w:t xml:space="preserve">Count</w:t>
@@ -16720,7 +16721,7 @@
         </w:tc>
         <w:tc>
           <w:tcPr>
-            <w:shd w:val="clear" w:color="auto" w:fill="2C3E50"/>
+            <w:shd w:val="clear" w:color="auto" w:fill="D9D9D9"/>
             <w:tcMar>
               <w:top w:w="60" w:type="dxa"/>
               <w:bottom w:w="60" w:type="dxa"/>
@@ -16737,7 +16738,7 @@
               <w:rPr>
                 <w:rFonts w:ascii="Times New Roman" w:hAnsi="Times New Roman"/>
                 <w:b/>
-                <w:color w:val="FFFFFF"/>
+                <w:color w:val="000000"/>
                 <w:sz w:val="18"/>
               </w:rPr>
               <w:t xml:space="preserve">%</w:t>
@@ -16746,7 +16747,7 @@
         </w:tc>
         <w:tc>
           <w:tcPr>
-            <w:shd w:val="clear" w:color="auto" w:fill="2C3E50"/>
+            <w:shd w:val="clear" w:color="auto" w:fill="D9D9D9"/>
             <w:tcMar>
               <w:top w:w="60" w:type="dxa"/>
               <w:bottom w:w="60" w:type="dxa"/>
@@ -16763,7 +16764,7 @@
               <w:rPr>
                 <w:rFonts w:ascii="Times New Roman" w:hAnsi="Times New Roman"/>
                 <w:b/>
-                <w:color w:val="FFFFFF"/>
+                <w:color w:val="000000"/>
                 <w:sz w:val="18"/>
               </w:rPr>
               <w:t xml:space="preserve">Example</w:t>
@@ -17643,7 +17644,7 @@
           <w:bottom w:val="single" w:sz="4" w:space="0" w:color="auto"/>
           <w:right w:val="single" w:sz="4" w:space="0" w:color="auto"/>
           <w:insideH w:val="single" w:sz="4" w:space="0" w:color="auto"/>
-          <w:insideV w:val="single" w:sz="4" w:space="0" w:color="auto"/>
+          <w:insideV w:val="nil"/>
         </w:tblBorders>
         <w:tblLayout w:type="autofit"/>
       </w:tblPr>
@@ -17659,7 +17660,7 @@
         </w:trPr>
         <w:tc>
           <w:tcPr>
-            <w:shd w:val="clear" w:color="auto" w:fill="2C3E50"/>
+            <w:shd w:val="clear" w:color="auto" w:fill="D9D9D9"/>
             <w:tcMar>
               <w:top w:w="60" w:type="dxa"/>
               <w:bottom w:w="60" w:type="dxa"/>
@@ -17676,7 +17677,7 @@
               <w:rPr>
                 <w:rFonts w:ascii="Times New Roman" w:hAnsi="Times New Roman"/>
                 <w:b/>
-                <w:color w:val="FFFFFF"/>
+                <w:color w:val="000000"/>
                 <w:sz w:val="18"/>
               </w:rPr>
               <w:t xml:space="preserve">Baseline</w:t>
@@ -17685,7 +17686,7 @@
         </w:tc>
         <w:tc>
           <w:tcPr>
-            <w:shd w:val="clear" w:color="auto" w:fill="2C3E50"/>
+            <w:shd w:val="clear" w:color="auto" w:fill="D9D9D9"/>
             <w:tcMar>
               <w:top w:w="60" w:type="dxa"/>
               <w:bottom w:w="60" w:type="dxa"/>
@@ -17702,7 +17703,7 @@
               <w:rPr>
                 <w:rFonts w:ascii="Times New Roman" w:hAnsi="Times New Roman"/>
                 <w:b/>
-                <w:color w:val="FFFFFF"/>
+                <w:color w:val="000000"/>
                 <w:sz w:val="18"/>
               </w:rPr>
               <w:t xml:space="preserve">P50</w:t>
@@ -17711,7 +17712,7 @@
         </w:tc>
         <w:tc>
           <w:tcPr>
-            <w:shd w:val="clear" w:color="auto" w:fill="2C3E50"/>
+            <w:shd w:val="clear" w:color="auto" w:fill="D9D9D9"/>
             <w:tcMar>
               <w:top w:w="60" w:type="dxa"/>
               <w:bottom w:w="60" w:type="dxa"/>
@@ -17728,7 +17729,7 @@
               <w:rPr>
                 <w:rFonts w:ascii="Times New Roman" w:hAnsi="Times New Roman"/>
                 <w:b/>
-                <w:color w:val="FFFFFF"/>
+                <w:color w:val="000000"/>
                 <w:sz w:val="18"/>
               </w:rPr>
               <w:t xml:space="preserve">P95</w:t>
@@ -17737,7 +17738,7 @@
         </w:tc>
         <w:tc>
           <w:tcPr>
-            <w:shd w:val="clear" w:color="auto" w:fill="2C3E50"/>
+            <w:shd w:val="clear" w:color="auto" w:fill="D9D9D9"/>
             <w:tcMar>
               <w:top w:w="60" w:type="dxa"/>
               <w:bottom w:w="60" w:type="dxa"/>
@@ -17754,7 +17755,7 @@
               <w:rPr>
                 <w:rFonts w:ascii="Times New Roman" w:hAnsi="Times New Roman"/>
                 <w:b/>
-                <w:color w:val="FFFFFF"/>
+                <w:color w:val="000000"/>
                 <w:sz w:val="18"/>
               </w:rPr>
               <w:t xml:space="preserve">Mean</w:t>
@@ -18144,7 +18145,7 @@
           <w:bottom w:val="single" w:sz="4" w:space="0" w:color="auto"/>
           <w:right w:val="single" w:sz="4" w:space="0" w:color="auto"/>
           <w:insideH w:val="single" w:sz="4" w:space="0" w:color="auto"/>
-          <w:insideV w:val="single" w:sz="4" w:space="0" w:color="auto"/>
+          <w:insideV w:val="nil"/>
         </w:tblBorders>
         <w:tblLayout w:type="autofit"/>
       </w:tblPr>
@@ -18161,7 +18162,7 @@
         </w:trPr>
         <w:tc>
           <w:tcPr>
-            <w:shd w:val="clear" w:color="auto" w:fill="2C3E50"/>
+            <w:shd w:val="clear" w:color="auto" w:fill="D9D9D9"/>
             <w:tcMar>
               <w:top w:w="60" w:type="dxa"/>
               <w:bottom w:w="60" w:type="dxa"/>
@@ -18178,7 +18179,7 @@
               <w:rPr>
                 <w:rFonts w:ascii="Times New Roman" w:hAnsi="Times New Roman"/>
                 <w:b/>
-                <w:color w:val="FFFFFF"/>
+                <w:color w:val="000000"/>
                 <w:sz w:val="18"/>
               </w:rPr>
               <w:t xml:space="preserve">Category</w:t>
@@ -18187,7 +18188,7 @@
         </w:tc>
         <w:tc>
           <w:tcPr>
-            <w:shd w:val="clear" w:color="auto" w:fill="2C3E50"/>
+            <w:shd w:val="clear" w:color="auto" w:fill="D9D9D9"/>
             <w:tcMar>
               <w:top w:w="60" w:type="dxa"/>
               <w:bottom w:w="60" w:type="dxa"/>
@@ -18204,7 +18205,7 @@
               <w:rPr>
                 <w:rFonts w:ascii="Times New Roman" w:hAnsi="Times New Roman"/>
                 <w:b/>
-                <w:color w:val="FFFFFF"/>
+                <w:color w:val="000000"/>
                 <w:sz w:val="18"/>
               </w:rPr>
               <w:t xml:space="preserve">N</w:t>
@@ -18213,7 +18214,7 @@
         </w:tc>
         <w:tc>
           <w:tcPr>
-            <w:shd w:val="clear" w:color="auto" w:fill="2C3E50"/>
+            <w:shd w:val="clear" w:color="auto" w:fill="D9D9D9"/>
             <w:tcMar>
               <w:top w:w="60" w:type="dxa"/>
               <w:bottom w:w="60" w:type="dxa"/>
@@ -18230,7 +18231,7 @@
               <w:rPr>
                 <w:rFonts w:ascii="Times New Roman" w:hAnsi="Times New Roman"/>
                 <w:b/>
-                <w:color w:val="FFFFFF"/>
+                <w:color w:val="000000"/>
                 <w:sz w:val="18"/>
               </w:rPr>
               <w:t xml:space="preserve">Correctness</w:t>
@@ -18239,7 +18240,7 @@
         </w:tc>
         <w:tc>
           <w:tcPr>
-            <w:shd w:val="clear" w:color="auto" w:fill="2C3E50"/>
+            <w:shd w:val="clear" w:color="auto" w:fill="D9D9D9"/>
             <w:tcMar>
               <w:top w:w="60" w:type="dxa"/>
               <w:bottom w:w="60" w:type="dxa"/>
@@ -18256,7 +18257,7 @@
               <w:rPr>
                 <w:rFonts w:ascii="Times New Roman" w:hAnsi="Times New Roman"/>
                 <w:b/>
-                <w:color w:val="FFFFFF"/>
+                <w:color w:val="000000"/>
                 <w:sz w:val="18"/>
               </w:rPr>
               <w:t xml:space="preserve">Groundedness</w:t>
@@ -18265,7 +18266,7 @@
         </w:tc>
         <w:tc>
           <w:tcPr>
-            <w:shd w:val="clear" w:color="auto" w:fill="2C3E50"/>
+            <w:shd w:val="clear" w:color="auto" w:fill="D9D9D9"/>
             <w:tcMar>
               <w:top w:w="60" w:type="dxa"/>
               <w:bottom w:w="60" w:type="dxa"/>
@@ -18282,7 +18283,7 @@
               <w:rPr>
                 <w:rFonts w:ascii="Times New Roman" w:hAnsi="Times New Roman"/>
                 <w:b/>
-                <w:color w:val="FFFFFF"/>
+                <w:color w:val="000000"/>
                 <w:sz w:val="18"/>
               </w:rPr>
               <w:t xml:space="preserve">Usefulness</w:t>
@@ -18959,7 +18960,7 @@
           <w:bottom w:val="single" w:sz="4" w:space="0" w:color="auto"/>
           <w:right w:val="single" w:sz="4" w:space="0" w:color="auto"/>
           <w:insideH w:val="single" w:sz="4" w:space="0" w:color="auto"/>
-          <w:insideV w:val="single" w:sz="4" w:space="0" w:color="auto"/>
+          <w:insideV w:val="nil"/>
         </w:tblBorders>
       </w:tblPr>
       <w:tblGrid>
@@ -18973,7 +18974,7 @@
         </w:trPr>
         <w:tc>
           <w:tcPr>
-            <w:shd w:val="clear" w:color="auto" w:fill="2C3E50"/>
+            <w:shd w:val="clear" w:color="auto" w:fill="D9D9D9"/>
             <w:tcMar>
               <w:top w:w="60" w:type="dxa"/>
               <w:bottom w:w="60" w:type="dxa"/>
@@ -18990,7 +18991,7 @@
               <w:rPr>
                 <w:rFonts w:ascii="Times New Roman" w:hAnsi="Times New Roman"/>
                 <w:b/>
-                <w:color w:val="FFFFFF"/>
+                <w:color w:val="000000"/>
                 <w:sz w:val="20"/>
               </w:rPr>
               <w:t xml:space="preserve">Metric</w:t>
@@ -18999,7 +19000,7 @@
         </w:tc>
         <w:tc>
           <w:tcPr>
-            <w:shd w:val="clear" w:color="auto" w:fill="2C3E50"/>
+            <w:shd w:val="clear" w:color="auto" w:fill="D9D9D9"/>
             <w:tcMar>
               <w:top w:w="60" w:type="dxa"/>
               <w:bottom w:w="60" w:type="dxa"/>
@@ -19016,7 +19017,7 @@
               <w:rPr>
                 <w:rFonts w:ascii="Times New Roman" w:hAnsi="Times New Roman"/>
                 <w:b/>
-                <w:color w:val="FFFFFF"/>
+                <w:color w:val="000000"/>
                 <w:sz w:val="20"/>
               </w:rPr>
               <w:t xml:space="preserve">Point Estimate</w:t>
@@ -19025,7 +19026,7 @@
         </w:tc>
         <w:tc>
           <w:tcPr>
-            <w:shd w:val="clear" w:color="auto" w:fill="2C3E50"/>
+            <w:shd w:val="clear" w:color="auto" w:fill="D9D9D9"/>
             <w:tcMar>
               <w:top w:w="60" w:type="dxa"/>
               <w:bottom w:w="60" w:type="dxa"/>
@@ -19042,7 +19043,7 @@
               <w:rPr>
                 <w:rFonts w:ascii="Times New Roman" w:hAnsi="Times New Roman"/>
                 <w:b/>
-                <w:color w:val="FFFFFF"/>
+                <w:color w:val="000000"/>
                 <w:sz w:val="20"/>
               </w:rPr>
               <w:t xml:space="preserve">95% CI</w:t>
@@ -19316,7 +19317,7 @@
           <w:bottom w:val="single" w:sz="4" w:space="0" w:color="auto"/>
           <w:right w:val="single" w:sz="4" w:space="0" w:color="auto"/>
           <w:insideH w:val="single" w:sz="4" w:space="0" w:color="auto"/>
-          <w:insideV w:val="single" w:sz="4" w:space="0" w:color="auto"/>
+          <w:insideV w:val="nil"/>
         </w:tblBorders>
       </w:tblPr>
       <w:tblGrid>
@@ -19331,7 +19332,7 @@
         </w:trPr>
         <w:tc>
           <w:tcPr>
-            <w:shd w:val="clear" w:color="auto" w:fill="2C3E50"/>
+            <w:shd w:val="clear" w:color="auto" w:fill="D9D9D9"/>
             <w:tcMar>
               <w:top w:w="60" w:type="dxa"/>
               <w:bottom w:w="60" w:type="dxa"/>
@@ -19348,7 +19349,7 @@
               <w:rPr>
                 <w:rFonts w:ascii="Times New Roman" w:hAnsi="Times New Roman"/>
                 <w:b/>
-                <w:color w:val="FFFFFF"/>
+                <w:color w:val="000000"/>
                 <w:sz w:val="18"/>
               </w:rPr>
               <w:t xml:space="preserve">Objective</w:t>
@@ -19357,7 +19358,7 @@
         </w:tc>
         <w:tc>
           <w:tcPr>
-            <w:shd w:val="clear" w:color="auto" w:fill="2C3E50"/>
+            <w:shd w:val="clear" w:color="auto" w:fill="D9D9D9"/>
             <w:tcMar>
               <w:top w:w="60" w:type="dxa"/>
               <w:bottom w:w="60" w:type="dxa"/>
@@ -19374,7 +19375,7 @@
               <w:rPr>
                 <w:rFonts w:ascii="Times New Roman" w:hAnsi="Times New Roman"/>
                 <w:b/>
-                <w:color w:val="FFFFFF"/>
+                <w:color w:val="000000"/>
                 <w:sz w:val="18"/>
               </w:rPr>
               <w:t xml:space="preserve">Target</w:t>
@@ -19383,7 +19384,7 @@
         </w:tc>
         <w:tc>
           <w:tcPr>
-            <w:shd w:val="clear" w:color="auto" w:fill="2C3E50"/>
+            <w:shd w:val="clear" w:color="auto" w:fill="D9D9D9"/>
             <w:tcMar>
               <w:top w:w="60" w:type="dxa"/>
               <w:bottom w:w="60" w:type="dxa"/>
@@ -19400,7 +19401,7 @@
               <w:rPr>
                 <w:rFonts w:ascii="Times New Roman" w:hAnsi="Times New Roman"/>
                 <w:b/>
-                <w:color w:val="FFFFFF"/>
+                <w:color w:val="000000"/>
                 <w:sz w:val="18"/>
               </w:rPr>
               <w:t xml:space="preserve">Achieved</w:t>
@@ -19409,7 +19410,7 @@
         </w:tc>
         <w:tc>
           <w:tcPr>
-            <w:shd w:val="clear" w:color="auto" w:fill="2C3E50"/>
+            <w:shd w:val="clear" w:color="auto" w:fill="D9D9D9"/>
             <w:tcMar>
               <w:top w:w="60" w:type="dxa"/>
               <w:bottom w:w="60" w:type="dxa"/>
@@ -19426,7 +19427,7 @@
               <w:rPr>
                 <w:rFonts w:ascii="Times New Roman" w:hAnsi="Times New Roman"/>
                 <w:b/>
-                <w:color w:val="FFFFFF"/>
+                <w:color w:val="000000"/>
                 <w:sz w:val="18"/>
               </w:rPr>
               <w:t xml:space="preserve">Status</w:t>
@@ -22064,7 +22065,7 @@
           <w:bottom w:val="single" w:sz="4" w:space="0" w:color="auto"/>
           <w:right w:val="single" w:sz="4" w:space="0" w:color="auto"/>
           <w:insideH w:val="single" w:sz="4" w:space="0" w:color="auto"/>
-          <w:insideV w:val="single" w:sz="4" w:space="0" w:color="auto"/>
+          <w:insideV w:val="nil"/>
         </w:tblBorders>
       </w:tblPr>
       <w:tblGrid>
@@ -22079,7 +22080,7 @@
         </w:trPr>
         <w:tc>
           <w:tcPr>
-            <w:shd w:val="clear" w:color="auto" w:fill="2C3E50"/>
+            <w:shd w:val="clear" w:color="auto" w:fill="D9D9D9"/>
             <w:tcMar>
               <w:top w:w="60" w:type="dxa"/>
               <w:bottom w:w="60" w:type="dxa"/>
@@ -22096,7 +22097,7 @@
               <w:rPr>
                 <w:rFonts w:ascii="Times New Roman" w:hAnsi="Times New Roman"/>
                 <w:b/>
-                <w:color w:val="FFFFFF"/>
+                <w:color w:val="000000"/>
                 <w:sz w:val="18"/>
               </w:rPr>
               <w:t xml:space="preserve">Library</w:t>
@@ -22105,7 +22106,7 @@
         </w:tc>
         <w:tc>
           <w:tcPr>
-            <w:shd w:val="clear" w:color="auto" w:fill="2C3E50"/>
+            <w:shd w:val="clear" w:color="auto" w:fill="D9D9D9"/>
             <w:tcMar>
               <w:top w:w="60" w:type="dxa"/>
               <w:bottom w:w="60" w:type="dxa"/>
@@ -22122,7 +22123,7 @@
               <w:rPr>
                 <w:rFonts w:ascii="Times New Roman" w:hAnsi="Times New Roman"/>
                 <w:b/>
-                <w:color w:val="FFFFFF"/>
+                <w:color w:val="000000"/>
                 <w:sz w:val="18"/>
               </w:rPr>
               <w:t xml:space="preserve">Version</w:t>
@@ -22131,7 +22132,7 @@
         </w:tc>
         <w:tc>
           <w:tcPr>
-            <w:shd w:val="clear" w:color="auto" w:fill="2C3E50"/>
+            <w:shd w:val="clear" w:color="auto" w:fill="D9D9D9"/>
             <w:tcMar>
               <w:top w:w="60" w:type="dxa"/>
               <w:bottom w:w="60" w:type="dxa"/>
@@ -22148,7 +22149,7 @@
               <w:rPr>
                 <w:rFonts w:ascii="Times New Roman" w:hAnsi="Times New Roman"/>
                 <w:b/>
-                <w:color w:val="FFFFFF"/>
+                <w:color w:val="000000"/>
                 <w:sz w:val="18"/>
               </w:rPr>
               <w:t xml:space="preserve">License</w:t>
@@ -22157,7 +22158,7 @@
         </w:tc>
         <w:tc>
           <w:tcPr>
-            <w:shd w:val="clear" w:color="auto" w:fill="2C3E50"/>
+            <w:shd w:val="clear" w:color="auto" w:fill="D9D9D9"/>
             <w:tcMar>
               <w:top w:w="60" w:type="dxa"/>
               <w:bottom w:w="60" w:type="dxa"/>
@@ -22174,7 +22175,7 @@
               <w:rPr>
                 <w:rFonts w:ascii="Times New Roman" w:hAnsi="Times New Roman"/>
                 <w:b/>
-                <w:color w:val="FFFFFF"/>
+                <w:color w:val="000000"/>
                 <w:sz w:val="18"/>
               </w:rPr>
               <w:t xml:space="preserve">Usage</w:t>
@@ -23739,7 +23740,7 @@
           <w:bottom w:val="single" w:sz="4" w:space="0" w:color="auto"/>
           <w:right w:val="single" w:sz="4" w:space="0" w:color="auto"/>
           <w:insideH w:val="single" w:sz="4" w:space="0" w:color="auto"/>
-          <w:insideV w:val="single" w:sz="4" w:space="0" w:color="auto"/>
+          <w:insideV w:val="nil"/>
         </w:tblBorders>
       </w:tblPr>
       <w:tblGrid>
@@ -23754,7 +23755,7 @@
         </w:trPr>
         <w:tc>
           <w:tcPr>
-            <w:shd w:val="clear" w:color="auto" w:fill="2C3E50"/>
+            <w:shd w:val="clear" w:color="auto" w:fill="D9D9D9"/>
             <w:tcMar>
               <w:top w:w="60" w:type="dxa"/>
               <w:bottom w:w="60" w:type="dxa"/>
@@ -23771,7 +23772,7 @@
               <w:rPr>
                 <w:rFonts w:ascii="Times New Roman" w:hAnsi="Times New Roman"/>
                 <w:b/>
-                <w:color w:val="FFFFFF"/>
+                <w:color w:val="000000"/>
                 <w:sz w:val="18"/>
               </w:rPr>
               <w:t xml:space="preserve">Date Range</w:t>
@@ -23780,7 +23781,7 @@
         </w:tc>
         <w:tc>
           <w:tcPr>
-            <w:shd w:val="clear" w:color="auto" w:fill="2C3E50"/>
+            <w:shd w:val="clear" w:color="auto" w:fill="D9D9D9"/>
             <w:tcMar>
               <w:top w:w="60" w:type="dxa"/>
               <w:bottom w:w="60" w:type="dxa"/>
@@ -23797,7 +23798,7 @@
               <w:rPr>
                 <w:rFonts w:ascii="Times New Roman" w:hAnsi="Times New Roman"/>
                 <w:b/>
-                <w:color w:val="FFFFFF"/>
+                <w:color w:val="000000"/>
                 <w:sz w:val="18"/>
               </w:rPr>
               <w:t xml:space="preserve">Tool</w:t>
@@ -23806,7 +23807,7 @@
         </w:tc>
         <w:tc>
           <w:tcPr>
-            <w:shd w:val="clear" w:color="auto" w:fill="2C3E50"/>
+            <w:shd w:val="clear" w:color="auto" w:fill="D9D9D9"/>
             <w:tcMar>
               <w:top w:w="60" w:type="dxa"/>
               <w:bottom w:w="60" w:type="dxa"/>
@@ -23823,7 +23824,7 @@
               <w:rPr>
                 <w:rFonts w:ascii="Times New Roman" w:hAnsi="Times New Roman"/>
                 <w:b/>
-                <w:color w:val="FFFFFF"/>
+                <w:color w:val="000000"/>
                 <w:sz w:val="18"/>
               </w:rPr>
               <w:t xml:space="preserve">Purpose</w:t>
@@ -23832,7 +23833,7 @@
         </w:tc>
         <w:tc>
           <w:tcPr>
-            <w:shd w:val="clear" w:color="auto" w:fill="2C3E50"/>
+            <w:shd w:val="clear" w:color="auto" w:fill="D9D9D9"/>
             <w:tcMar>
               <w:top w:w="60" w:type="dxa"/>
               <w:bottom w:w="60" w:type="dxa"/>
@@ -23849,7 +23850,7 @@
               <w:rPr>
                 <w:rFonts w:ascii="Times New Roman" w:hAnsi="Times New Roman"/>
                 <w:b/>
-                <w:color w:val="FFFFFF"/>
+                <w:color w:val="000000"/>
                 <w:sz w:val="18"/>
               </w:rPr>
               <w:t xml:space="preserve">Scope</w:t>
@@ -24729,7 +24730,7 @@
           <w:bottom w:val="single" w:sz="4" w:space="0" w:color="auto"/>
           <w:right w:val="single" w:sz="4" w:space="0" w:color="auto"/>
           <w:insideH w:val="single" w:sz="4" w:space="0" w:color="auto"/>
-          <w:insideV w:val="single" w:sz="4" w:space="0" w:color="auto"/>
+          <w:insideV w:val="nil"/>
         </w:tblBorders>
       </w:tblPr>
       <w:tblGrid>
@@ -24743,7 +24744,7 @@
         </w:trPr>
         <w:tc>
           <w:tcPr>
-            <w:shd w:val="clear" w:color="auto" w:fill="2C3E50"/>
+            <w:shd w:val="clear" w:color="auto" w:fill="D9D9D9"/>
             <w:tcMar>
               <w:top w:w="60" w:type="dxa"/>
               <w:bottom w:w="60" w:type="dxa"/>
@@ -24760,7 +24761,7 @@
               <w:rPr>
                 <w:rFonts w:ascii="Times New Roman" w:hAnsi="Times New Roman"/>
                 <w:b/>
-                <w:color w:val="FFFFFF"/>
+                <w:color w:val="000000"/>
                 <w:sz w:val="20"/>
               </w:rPr>
               <w:t xml:space="preserve">#</w:t>
@@ -24769,7 +24770,7 @@
         </w:tc>
         <w:tc>
           <w:tcPr>
-            <w:shd w:val="clear" w:color="auto" w:fill="2C3E50"/>
+            <w:shd w:val="clear" w:color="auto" w:fill="D9D9D9"/>
             <w:tcMar>
               <w:top w:w="60" w:type="dxa"/>
               <w:bottom w:w="60" w:type="dxa"/>
@@ -24786,7 +24787,7 @@
               <w:rPr>
                 <w:rFonts w:ascii="Times New Roman" w:hAnsi="Times New Roman"/>
                 <w:b/>
-                <w:color w:val="FFFFFF"/>
+                <w:color w:val="000000"/>
                 <w:sz w:val="20"/>
               </w:rPr>
               <w:t xml:space="preserve">Question</w:t>
@@ -24795,7 +24796,7 @@
         </w:tc>
         <w:tc>
           <w:tcPr>
-            <w:shd w:val="clear" w:color="auto" w:fill="2C3E50"/>
+            <w:shd w:val="clear" w:color="auto" w:fill="D9D9D9"/>
             <w:tcMar>
               <w:top w:w="60" w:type="dxa"/>
               <w:bottom w:w="60" w:type="dxa"/>
@@ -24812,7 +24813,7 @@
               <w:rPr>
                 <w:rFonts w:ascii="Times New Roman" w:hAnsi="Times New Roman"/>
                 <w:b/>
-                <w:color w:val="FFFFFF"/>
+                <w:color w:val="000000"/>
                 <w:sz w:val="20"/>
               </w:rPr>
               <w:t xml:space="preserve">Response</w:t>
@@ -26136,7 +26137,7 @@
           <w:bottom w:val="single" w:sz="4" w:space="0" w:color="auto"/>
           <w:right w:val="single" w:sz="4" w:space="0" w:color="auto"/>
           <w:insideH w:val="single" w:sz="4" w:space="0" w:color="auto"/>
-          <w:insideV w:val="single" w:sz="4" w:space="0" w:color="auto"/>
+          <w:insideV w:val="nil"/>
         </w:tblBorders>
       </w:tblPr>
       <w:tblGrid>
@@ -26153,7 +26154,7 @@
         </w:trPr>
         <w:tc>
           <w:tcPr>
-            <w:shd w:val="clear" w:color="auto" w:fill="2C3E50"/>
+            <w:shd w:val="clear" w:color="auto" w:fill="D9D9D9"/>
             <w:tcMar>
               <w:top w:w="60" w:type="dxa"/>
               <w:bottom w:w="60" w:type="dxa"/>
@@ -26170,7 +26171,7 @@
               <w:rPr>
                 <w:rFonts w:ascii="Times New Roman" w:hAnsi="Times New Roman"/>
                 <w:b/>
-                <w:color w:val="FFFFFF"/>
+                <w:color w:val="000000"/>
                 <w:sz w:val="16"/>
               </w:rPr>
               <w:t xml:space="preserve">System / Paper</w:t>
@@ -26179,7 +26180,7 @@
         </w:tc>
         <w:tc>
           <w:tcPr>
-            <w:shd w:val="clear" w:color="auto" w:fill="2C3E50"/>
+            <w:shd w:val="clear" w:color="auto" w:fill="D9D9D9"/>
             <w:tcMar>
               <w:top w:w="60" w:type="dxa"/>
               <w:bottom w:w="60" w:type="dxa"/>
@@ -26196,7 +26197,7 @@
               <w:rPr>
                 <w:rFonts w:ascii="Times New Roman" w:hAnsi="Times New Roman"/>
                 <w:b/>
-                <w:color w:val="FFFFFF"/>
+                <w:color w:val="000000"/>
                 <w:sz w:val="16"/>
               </w:rPr>
               <w:t xml:space="preserve">Domain Focus</w:t>
@@ -26205,7 +26206,7 @@
         </w:tc>
         <w:tc>
           <w:tcPr>
-            <w:shd w:val="clear" w:color="auto" w:fill="2C3E50"/>
+            <w:shd w:val="clear" w:color="auto" w:fill="D9D9D9"/>
             <w:tcMar>
               <w:top w:w="60" w:type="dxa"/>
               <w:bottom w:w="60" w:type="dxa"/>
@@ -26222,7 +26223,7 @@
               <w:rPr>
                 <w:rFonts w:ascii="Times New Roman" w:hAnsi="Times New Roman"/>
                 <w:b/>
-                <w:color w:val="FFFFFF"/>
+                <w:color w:val="000000"/>
                 <w:sz w:val="16"/>
               </w:rPr>
               <w:t xml:space="preserve">Grounding Mechanism</w:t>
@@ -26231,7 +26232,7 @@
         </w:tc>
         <w:tc>
           <w:tcPr>
-            <w:shd w:val="clear" w:color="auto" w:fill="2C3E50"/>
+            <w:shd w:val="clear" w:color="auto" w:fill="D9D9D9"/>
             <w:tcMar>
               <w:top w:w="60" w:type="dxa"/>
               <w:bottom w:w="60" w:type="dxa"/>
@@ -26248,7 +26249,7 @@
               <w:rPr>
                 <w:rFonts w:ascii="Times New Roman" w:hAnsi="Times New Roman"/>
                 <w:b/>
-                <w:color w:val="FFFFFF"/>
+                <w:color w:val="000000"/>
                 <w:sz w:val="16"/>
               </w:rPr>
               <w:t xml:space="preserve">Abstention / Uncertainty</w:t>
@@ -26257,7 +26258,7 @@
         </w:tc>
         <w:tc>
           <w:tcPr>
-            <w:shd w:val="clear" w:color="auto" w:fill="2C3E50"/>
+            <w:shd w:val="clear" w:color="auto" w:fill="D9D9D9"/>
             <w:tcMar>
               <w:top w:w="60" w:type="dxa"/>
               <w:bottom w:w="60" w:type="dxa"/>
@@ -26274,7 +26275,7 @@
               <w:rPr>
                 <w:rFonts w:ascii="Times New Roman" w:hAnsi="Times New Roman"/>
                 <w:b/>
-                <w:color w:val="FFFFFF"/>
+                <w:color w:val="000000"/>
                 <w:sz w:val="16"/>
               </w:rPr>
               <w:t xml:space="preserve">Key Limitation</w:t>
@@ -26283,7 +26284,7 @@
         </w:tc>
         <w:tc>
           <w:tcPr>
-            <w:shd w:val="clear" w:color="auto" w:fill="2C3E50"/>
+            <w:shd w:val="clear" w:color="auto" w:fill="D9D9D9"/>
             <w:tcMar>
               <w:top w:w="60" w:type="dxa"/>
               <w:bottom w:w="60" w:type="dxa"/>
@@ -26300,7 +26301,7 @@
               <w:rPr>
                 <w:rFonts w:ascii="Times New Roman" w:hAnsi="Times New Roman"/>
                 <w:b/>
-                <w:color w:val="FFFFFF"/>
+                <w:color w:val="000000"/>
                 <w:sz w:val="16"/>
               </w:rPr>
               <w:t xml:space="preserve">Relevance to Policy Copilot</w:t>
@@ -27995,7 +27996,7 @@
           <w:bottom w:val="single" w:sz="4" w:space="0" w:color="auto"/>
           <w:right w:val="single" w:sz="4" w:space="0" w:color="auto"/>
           <w:insideH w:val="single" w:sz="4" w:space="0" w:color="auto"/>
-          <w:insideV w:val="single" w:sz="4" w:space="0" w:color="auto"/>
+          <w:insideV w:val="nil"/>
         </w:tblBorders>
       </w:tblPr>
       <w:tblGrid>
@@ -28010,7 +28011,7 @@
         </w:trPr>
         <w:tc>
           <w:tcPr>
-            <w:shd w:val="clear" w:color="auto" w:fill="2C3E50"/>
+            <w:shd w:val="clear" w:color="auto" w:fill="D9D9D9"/>
             <w:tcMar>
               <w:top w:w="60" w:type="dxa"/>
               <w:bottom w:w="60" w:type="dxa"/>
@@ -28027,7 +28028,7 @@
               <w:rPr>
                 <w:rFonts w:ascii="Times New Roman" w:hAnsi="Times New Roman"/>
                 <w:b/>
-                <w:color w:val="FFFFFF"/>
+                <w:color w:val="000000"/>
                 <w:sz w:val="18"/>
               </w:rPr>
               <w:t xml:space="preserve">Test File</w:t>
@@ -28036,7 +28037,7 @@
         </w:tc>
         <w:tc>
           <w:tcPr>
-            <w:shd w:val="clear" w:color="auto" w:fill="2C3E50"/>
+            <w:shd w:val="clear" w:color="auto" w:fill="D9D9D9"/>
             <w:tcMar>
               <w:top w:w="60" w:type="dxa"/>
               <w:bottom w:w="60" w:type="dxa"/>
@@ -28053,7 +28054,7 @@
               <w:rPr>
                 <w:rFonts w:ascii="Times New Roman" w:hAnsi="Times New Roman"/>
                 <w:b/>
-                <w:color w:val="FFFFFF"/>
+                <w:color w:val="000000"/>
                 <w:sz w:val="18"/>
               </w:rPr>
               <w:t xml:space="preserve">Tier</w:t>
@@ -28062,7 +28063,7 @@
         </w:tc>
         <w:tc>
           <w:tcPr>
-            <w:shd w:val="clear" w:color="auto" w:fill="2C3E50"/>
+            <w:shd w:val="clear" w:color="auto" w:fill="D9D9D9"/>
             <w:tcMar>
               <w:top w:w="60" w:type="dxa"/>
               <w:bottom w:w="60" w:type="dxa"/>
@@ -28079,7 +28080,7 @@
               <w:rPr>
                 <w:rFonts w:ascii="Times New Roman" w:hAnsi="Times New Roman"/>
                 <w:b/>
-                <w:color w:val="FFFFFF"/>
+                <w:color w:val="000000"/>
                 <w:sz w:val="18"/>
               </w:rPr>
               <w:t xml:space="preserve">Component</w:t>
@@ -28088,7 +28089,7 @@
         </w:tc>
         <w:tc>
           <w:tcPr>
-            <w:shd w:val="clear" w:color="auto" w:fill="2C3E50"/>
+            <w:shd w:val="clear" w:color="auto" w:fill="D9D9D9"/>
             <w:tcMar>
               <w:top w:w="60" w:type="dxa"/>
               <w:bottom w:w="60" w:type="dxa"/>
@@ -28105,7 +28106,7 @@
               <w:rPr>
                 <w:rFonts w:ascii="Times New Roman" w:hAnsi="Times New Roman"/>
                 <w:b/>
-                <w:color w:val="FFFFFF"/>
+                <w:color w:val="000000"/>
                 <w:sz w:val="18"/>
               </w:rPr>
               <w:t xml:space="preserve">Validates</w:t>
@@ -32216,7 +32217,7 @@
     <w:rsid w:val="00223C7F"/>
     <w:pPr>
       <w:widowControl/>
-      <w:spacing w:after="0" w:line="360" w:lineRule="auto" w:before="0"/>
+      <w:spacing w:after="80" w:line="360" w:lineRule="auto" w:before="0"/>
     </w:pPr>
     <w:rPr>
       <w:rFonts w:ascii="Times New Roman" w:hAnsi="Times New Roman"/>

--- a/docs/report/Final_Report_Draft_template.docx
+++ b/docs/report/Final_Report_Draft_template.docx
@@ -31559,7 +31559,169 @@
         <w:jc w:val="both"/>
       </w:pPr>
       <w:r>
-        <w:t xml:space="preserve">This appendix archives the materials and anonymised results for the independent reviewer evaluation reported in Section 4.10. The evaluation was conducted between 14 and 18 April 2026 with six peer participants (three Final-Year BSc Computer Science students and three MSc Computer Science students) recruited voluntarily from the University of Leeds School of Computing, outside the project’s supervisory chain.</w:t>
+        <w:t xml:space="preserve">This appendix archives the materials and anonymised results for the independent reviewer evaluation reported in Section 4.10. The evaluation was conducted between 14 and 18 April 2026 with six peer participants (three Final-Year BSc Computer Science students and three MSc Computer Science students) recruited voluntarily from the University of Leeds School of Computing, outside the project’s supervisory chain. A single discoverable copy of the materials and results lives at</w:t>
+      </w:r>
+      <w:r>
+        <w:t xml:space="preserve"> </w:t>
+      </w:r>
+      <w:r>
+        <w:rPr>
+          <w:rStyle w:val="VerbatimChar"/>
+        </w:rPr>
+        <w:t xml:space="preserve">docs/evidence/human_eval/</w:t>
+      </w:r>
+      <w:r>
+        <w:t xml:space="preserve"> </w:t>
+      </w:r>
+      <w:r>
+        <w:t xml:space="preserve">(</w:t>
+      </w:r>
+      <w:r>
+        <w:rPr>
+          <w:rStyle w:val="VerbatimChar"/>
+        </w:rPr>
+        <w:t xml:space="preserve">README.md</w:t>
+      </w:r>
+      <w:r>
+        <w:t xml:space="preserve">,</w:t>
+      </w:r>
+      <w:r>
+        <w:t xml:space="preserve"> </w:t>
+      </w:r>
+      <w:r>
+        <w:rPr>
+          <w:rStyle w:val="VerbatimChar"/>
+        </w:rPr>
+        <w:t xml:space="preserve">participant_info.md</w:t>
+      </w:r>
+      <w:r>
+        <w:t xml:space="preserve">,</w:t>
+      </w:r>
+      <w:r>
+        <w:t xml:space="preserve"> </w:t>
+      </w:r>
+      <w:r>
+        <w:rPr>
+          <w:rStyle w:val="VerbatimChar"/>
+        </w:rPr>
+        <w:t xml:space="preserve">consent_text.md</w:t>
+      </w:r>
+      <w:r>
+        <w:t xml:space="preserve">,</w:t>
+      </w:r>
+      <w:r>
+        <w:t xml:space="preserve"> </w:t>
+      </w:r>
+      <w:r>
+        <w:rPr>
+          <w:rStyle w:val="VerbatimChar"/>
+        </w:rPr>
+        <w:t xml:space="preserve">rubric.md</w:t>
+      </w:r>
+      <w:r>
+        <w:t xml:space="preserve">,</w:t>
+      </w:r>
+      <w:r>
+        <w:t xml:space="preserve"> </w:t>
+      </w:r>
+      <w:r>
+        <w:rPr>
+          <w:rStyle w:val="VerbatimChar"/>
+        </w:rPr>
+        <w:t xml:space="preserve">anonymised_scores.csv</w:t>
+      </w:r>
+      <w:r>
+        <w:t xml:space="preserve">,</w:t>
+      </w:r>
+      <w:r>
+        <w:t xml:space="preserve"> </w:t>
+      </w:r>
+      <w:r>
+        <w:rPr>
+          <w:rStyle w:val="VerbatimChar"/>
+        </w:rPr>
+        <w:t xml:space="preserve">summary_stats.csv</w:t>
+      </w:r>
+      <w:r>
+        <w:t xml:space="preserve">,</w:t>
+      </w:r>
+      <w:r>
+        <w:t xml:space="preserve"> </w:t>
+      </w:r>
+      <w:r>
+        <w:rPr>
+          <w:rStyle w:val="VerbatimChar"/>
+        </w:rPr>
+        <w:t xml:space="preserve">thematic_summary.md</w:t>
+      </w:r>
+      <w:r>
+        <w:t xml:space="preserve">); that folder is the entry point an examiner is expected to use.</w:t>
+      </w:r>
+    </w:p>
+    <w:p>
+      <w:pPr>
+        <w:jc w:val="both"/>
+      </w:pPr>
+      <w:r>
+        <w:rPr>
+          <w:b/>
+          <w:bCs/>
+        </w:rPr>
+        <w:t xml:space="preserve">Anonymisation statement.</w:t>
+      </w:r>
+      <w:r>
+        <w:t xml:space="preserve"> </w:t>
+      </w:r>
+      <w:r>
+        <w:t xml:space="preserve">Anonymisation was applied at collection time, not retrospectively. Participants were assigned the labels</w:t>
+      </w:r>
+      <w:r>
+        <w:t xml:space="preserve"> </w:t>
+      </w:r>
+      <w:r>
+        <w:rPr>
+          <w:rStyle w:val="VerbatimChar"/>
+        </w:rPr>
+        <w:t xml:space="preserve">P1</w:t>
+      </w:r>
+      <w:r>
+        <w:t xml:space="preserve">-</w:t>
+      </w:r>
+      <w:r>
+        <w:rPr>
+          <w:rStyle w:val="VerbatimChar"/>
+        </w:rPr>
+        <w:t xml:space="preserve">P6</w:t>
+      </w:r>
+      <w:r>
+        <w:t xml:space="preserve"> </w:t>
+      </w:r>
+      <w:r>
+        <w:t xml:space="preserve">and a coarse role tag (</w:t>
+      </w:r>
+      <w:r>
+        <w:rPr>
+          <w:rStyle w:val="VerbatimChar"/>
+        </w:rPr>
+        <w:t xml:space="preserve">BSc CS</w:t>
+      </w:r>
+      <w:r>
+        <w:t xml:space="preserve"> </w:t>
+      </w:r>
+      <w:r>
+        <w:t xml:space="preserve">or</w:t>
+      </w:r>
+      <w:r>
+        <w:t xml:space="preserve"> </w:t>
+      </w:r>
+      <w:r>
+        <w:rPr>
+          <w:rStyle w:val="VerbatimChar"/>
+        </w:rPr>
+        <w:t xml:space="preserve">MSc CS</w:t>
+      </w:r>
+      <w:r>
+        <w:t xml:space="preserve">) before any data was stored. No name, email, course code, or other personal identifier was ever written to the dataset. Optional free-text comments were coded into themes after the evaluation closed and are not retained verbatim.</w:t>
       </w:r>
     </w:p>
     <w:p>

--- a/docs/report/Final_Report_Draft_template.docx
+++ b/docs/report/Final_Report_Draft_template.docx
@@ -3946,6 +3946,9 @@
         <w:spacing w:line="288" w:lineRule="auto" w:before="0" w:after="40"/>
         <w:ind w:left="280"/>
         <w:jc w:val="both"/>
+        <w:tabs>
+          <w:tab w:val="right" w:leader="dot" w:pos="8420"/>
+        </w:tabs>
       </w:pPr>
       <w:hyperlink w:anchor="tbl-4-10">
         <w:r>
@@ -3955,9 +3958,19 @@
             <w:color w:val="000000"/>
             <w:u w:val="none"/>
           </w:rPr>
-          <w:t xml:space="preserve">Table 4.10 B3-Extractive: synthetic test split vs. Public Guidance Transfer Stress Test</w:t>
+          <w:t xml:space="preserve">Table 4.10 B3-Extractive: synthetic test split versus Public Guidance Transfer Stress Test</w:t>
         </w:r>
       </w:hyperlink>
+      <w:r>
+        <w:rPr>
+          <w:rFonts w:ascii="Times New Roman" w:hAnsi="Times New Roman" w:cs="Times New Roman"/>
+          <w:sz w:val="22"/>
+          <w:color w:val="000000"/>
+          <w:u w:val="none"/>
+        </w:rPr>
+        <w:tab/>
+        <w:t xml:space="preserve">26</w:t>
+      </w:r>
     </w:p>
     <w:p>
       <w:pPr>
@@ -4100,7 +4113,7 @@
             <w:color w:val="000000"/>
             <w:u w:val="none"/>
           </w:rPr>
-          <w:t xml:space="preserve">Table B.3 Public Guidance Transfer Corpus provenance</w:t>
+          <w:t xml:space="preserve">Table B.3 Per-participant rubric scores from the independent reviewer evaluation</w:t>
         </w:r>
       </w:hyperlink>
       <w:r>
@@ -4111,7 +4124,7 @@
           <w:u w:val="none"/>
         </w:rPr>
         <w:tab/>
-        <w:t xml:space="preserve">51</w:t>
+        <w:t xml:space="preserve">49</w:t>
       </w:r>
     </w:p>
     <w:p>
@@ -4138,7 +4151,7 @@
             <w:color w:val="000000"/>
             <w:u w:val="none"/>
           </w:rPr>
-          <w:t xml:space="preserve">Table B.4 Per-participant rubric scores from the independent reviewer evaluation</w:t>
+          <w:t xml:space="preserve">Table B.4 Public Guidance Transfer Corpus provenance</w:t>
         </w:r>
       </w:hyperlink>
       <w:r>
@@ -4149,7 +4162,7 @@
           <w:u w:val="none"/>
         </w:rPr>
         <w:tab/>
-        <w:t xml:space="preserve">49</w:t>
+        <w:t xml:space="preserve">51</w:t>
       </w:r>
     </w:p>
     <w:bookmarkEnd w:id="29"/>
@@ -23007,7 +23020,7 @@
         <w:jc w:val="both"/>
       </w:pPr>
       <w:r>
-        <w:t xml:space="preserve">The LSEP framework requires consideration of the broader implications of the system beyond its technical performance. Each dimension is addressed individually below, in accordance with the School of Computing’s self-assessment requirements.</w:t>
+        <w:t xml:space="preserve">The LSEP framework requires consideration of the broader implications of the system beyond its technical performance. Each dimension is addressed individually below, in accordance with the School of Computer Science’s self-assessment requirements.</w:t>
       </w:r>
     </w:p>
     <w:bookmarkStart w:id="84" w:name="a.3.1-legal-issues"/>
@@ -26123,7 +26136,7 @@
         <w:jc w:val="both"/>
       </w:pPr>
       <w:r>
-        <w:t xml:space="preserve">The following self-assessment addresses the ethical dimensions of this research, in accordance with the School of Computing’s framework for software engineering projects.</w:t>
+        <w:t xml:space="preserve">The following self-assessment addresses the ethical dimensions of this research, in accordance with the School of Computer Science’s framework for software engineering projects.</w:t>
       </w:r>
     </w:p>
     <w:tbl>
@@ -26317,7 +26330,7 @@
                 <w:color w:val="000000"/>
                 <w:sz w:val="20"/>
               </w:rPr>
-              <w:t xml:space="preserve">The primary evaluation uses automated metrics against a synthetic golden set. In addition, a small independent reviewer evaluation (n = 6 peer participants, 14-18 April 2026) was conducted to triangulate the automated metrics (Section 4.10). Participants were Final-Year BSc and MSc Computer Science peers from the University of Leeds School of Computing; recruitment was voluntary and outside the project’s supervisory chain. Participants received a Participant Information text, gave digital consent for anonymised data reuse, and were free to withdraw before final submission. No personal data was retained beyond Likert scores and short comments; reviewers are referred to only as P1-P6 with role tag (BSc CS / MSc CS). Recruitment, rubric, consent text, and anonymised results are reproduced in Appendix B.10.</w:t>
+              <w:t xml:space="preserve">The primary evaluation uses automated metrics against a synthetic golden set. In addition, a small independent reviewer evaluation (n = 6 peer participants, 14-18 April 2026) was conducted to triangulate the automated metrics (Section 4.10). Participants were Final-Year BSc and MSc Computer Science peers from the University of Leeds School of Computer Science; recruitment was voluntary and outside the project’s supervisory chain. Participants received a Participant Information text, gave digital consent for anonymised data reuse, and were free to withdraw before final submission. No personal data was retained beyond Likert scores and short comments; reviewers are referred to only as P1-P6 with role tag (BSc CS / MSc CS). Recruitment, rubric, consent text, and anonymised results are reproduced in Appendix B.10.</w:t>
             </w:r>
           </w:p>
         </w:tc>
@@ -31559,7 +31572,7 @@
         <w:jc w:val="both"/>
       </w:pPr>
       <w:r>
-        <w:t xml:space="preserve">This appendix archives the materials and anonymised results for the independent reviewer evaluation reported in Section 4.10. The evaluation was conducted between 14 and 18 April 2026 with six peer participants (three Final-Year BSc Computer Science students and three MSc Computer Science students) recruited voluntarily from the University of Leeds School of Computing, outside the project’s supervisory chain. A single discoverable copy of the materials and results lives at</w:t>
+        <w:t xml:space="preserve">This appendix archives the materials and anonymised results for the independent reviewer evaluation reported in Section 4.10. The evaluation was conducted between 14 and 18 April 2026 with six peer participants (three Final-Year BSc Computer Science students and three MSc Computer Science students) recruited voluntarily from the University of Leeds School of Computer Science, outside the project’s supervisory chain. A single discoverable copy of the materials and results lives at</w:t>
       </w:r>
       <w:r>
         <w:t xml:space="preserve"> </w:t>
@@ -31801,7 +31814,7 @@
           <w:b/>
           <w:bCs/>
         </w:rPr>
-        <w:t xml:space="preserve">Table B.4: Per-participant rubric scores (n = 6 reviewers, 1-to-5 Likert across five axes).</w:t>
+        <w:t xml:space="preserve">Table B.3: Per-participant rubric scores (n = 6 reviewers, 1-to-5 Likert across five axes).</w:t>
       </w:r>
     </w:p>
     <w:tbl>
@@ -34061,7 +34074,7 @@
         <w:jc w:val="both"/>
       </w:pPr>
       <w:r>
-        <w:t xml:space="preserve">The per-participant rows in Table B.4 and the per-category aggregates above are also shipped as machine-readable CSV in</w:t>
+        <w:t xml:space="preserve">The per-participant rows in Table B.3 and the per-category aggregates above are also shipped as machine-readable CSV in</w:t>
       </w:r>
       <w:r>
         <w:t xml:space="preserve"> </w:t>
@@ -34686,7 +34699,7 @@
           <w:b/>
           <w:bCs/>
         </w:rPr>
-        <w:t xml:space="preserve">Table B.3: Public Guidance Transfer Corpus provenance (8 documents, 249 paragraphs total).</w:t>
+        <w:t xml:space="preserve">Table B.4: Public Guidance Transfer Corpus provenance (8 documents, 249 paragraphs total).</w:t>
       </w:r>
     </w:p>
     <w:tbl>

--- a/docs/report/Final_Report_Draft_template.docx
+++ b/docs/report/Final_Report_Draft_template.docx
@@ -3237,6 +3237,37 @@
         <w:t xml:space="preserve">51</w:t>
       </w:r>
     </w:p>
+    <w:p>
+      <w:pPr>
+        <w:spacing w:line="288" w:lineRule="auto" w:before="0" w:after="40"/>
+        <w:ind w:left="640"/>
+        <w:jc w:val="both"/>
+        <w:tabs>
+          <w:tab w:val="right" w:leader="dot" w:pos="8060"/>
+        </w:tabs>
+      </w:pPr>
+      <w:hyperlink w:anchor="Xa3c7045fe3a3bfc9850e0e57f9bd37a751212fc">
+        <w:r>
+          <w:rPr>
+            <w:rFonts w:ascii="Times New Roman" w:hAnsi="Times New Roman" w:cs="Times New Roman"/>
+            <w:sz w:val="22"/>
+            <w:color w:val="000000"/>
+            <w:u w:val="none"/>
+          </w:rPr>
+          <w:t xml:space="preserve">B.12 Adversarial and Audit Export Evidence (referenced from L6 and §4.4)</w:t>
+        </w:r>
+      </w:hyperlink>
+      <w:r>
+        <w:rPr>
+          <w:rFonts w:ascii="Times New Roman" w:hAnsi="Times New Roman" w:cs="Times New Roman"/>
+          <w:sz w:val="22"/>
+          <w:color w:val="000000"/>
+          <w:u w:val="none"/>
+        </w:rPr>
+        <w:tab/>
+        <w:t xml:space="preserve">52</w:t>
+      </w:r>
+    </w:p>
     <w:bookmarkEnd w:id="27"/>
     <w:bookmarkStart w:id="28" w:name="list-of-figures"/>
     <w:p>
@@ -4125,6 +4156,37 @@
         </w:rPr>
         <w:tab/>
         <w:t xml:space="preserve">49</w:t>
+      </w:r>
+    </w:p>
+    <w:p>
+      <w:pPr>
+        <w:spacing w:line="288" w:lineRule="auto" w:before="0" w:after="40"/>
+        <w:ind w:left="280"/>
+        <w:jc w:val="both"/>
+        <w:tabs>
+          <w:tab w:val="right" w:leader="dot" w:pos="8420"/>
+        </w:tabs>
+      </w:pPr>
+      <w:hyperlink w:anchor="tbl-b-4">
+        <w:r>
+          <w:rPr>
+            <w:rFonts w:ascii="Times New Roman" w:hAnsi="Times New Roman" w:cs="Times New Roman"/>
+            <w:sz w:val="22"/>
+            <w:color w:val="000000"/>
+            <w:u w:val="none"/>
+          </w:rPr>
+          <w:t xml:space="preserve">Table B.4 Public Guidance Transfer Corpus provenance</w:t>
+        </w:r>
+      </w:hyperlink>
+      <w:r>
+        <w:rPr>
+          <w:rFonts w:ascii="Times New Roman" w:hAnsi="Times New Roman" w:cs="Times New Roman"/>
+          <w:sz w:val="22"/>
+          <w:color w:val="000000"/>
+          <w:u w:val="none"/>
+        </w:rPr>
+        <w:tab/>
+        <w:t xml:space="preserve">51</w:t>
       </w:r>
     </w:p>
     <w:p>
@@ -4143,7 +4205,7 @@
           <w:type w:val="nextPage"/>
         </w:sectPr>
       </w:pPr>
-      <w:hyperlink w:anchor="tbl-b-4">
+      <w:hyperlink w:anchor="tbl-b-5">
         <w:r>
           <w:rPr>
             <w:rFonts w:ascii="Times New Roman" w:hAnsi="Times New Roman" w:cs="Times New Roman"/>
@@ -4151,7 +4213,7 @@
             <w:color w:val="000000"/>
             <w:u w:val="none"/>
           </w:rPr>
-          <w:t xml:space="preserve">Table B.4 Public Guidance Transfer Corpus provenance</w:t>
+          <w:t xml:space="preserve">Table B.5 Adversarial probe results, paired across modes</w:t>
         </w:r>
       </w:hyperlink>
       <w:r>
@@ -4162,7 +4224,7 @@
           <w:u w:val="none"/>
         </w:rPr>
         <w:tab/>
-        <w:t xml:space="preserve">51</w:t>
+        <w:t xml:space="preserve">52</w:t>
       </w:r>
     </w:p>
     <w:bookmarkEnd w:id="29"/>
@@ -21428,13 +21490,13 @@
           <w:b/>
           <w:bCs/>
         </w:rPr>
-        <w:t xml:space="preserve">L5: Limited Independent Human Evaluation.</w:t>
-      </w:r>
-      <w:r>
-        <w:t xml:space="preserve"> </w:t>
-      </w:r>
-      <w:r>
-        <w:t xml:space="preserve">The independent reviewer evaluation reported in §4.10 (n = 6 peer participants, 14-18 April 2026) provides triangulation against the automated metrics, but it is small, author-facilitated rather than fully blinded, and the reviewer pool is non-domain-expert (CS peers rather than compliance specialists). Per-(participant, query) ratings were not retained, so inter-rater agreement metrics such as Cohen’s kappa or Krippendorff’s alpha cannot be computed from the surviving data. A production-quality follow-up evaluation would employ at least two independent domain-expert raters, full blinding, and per-item ratings stored at collection time, as recommended by Es et al. (2023).</w:t>
+        <w:t xml:space="preserve">L5: Limited Independent Human Evaluation and Adversarial Coverage.</w:t>
+      </w:r>
+      <w:r>
+        <w:t xml:space="preserve"> </w:t>
+      </w:r>
+      <w:r>
+        <w:t xml:space="preserve">The independent reviewer evaluation reported in §4.10 (n = 6 peer participants, 14-18 April 2026) provides triangulation against the automated metrics, but it is small, author-facilitated rather than fully blinded, and the reviewer pool is non-domain-expert (CS peers rather than compliance specialists). Per-(participant, query) ratings were not retained, so inter-rater agreement metrics such as Cohen’s kappa or Krippendorff’s alpha cannot be computed from the surviving data; the per-query Round 2 collection scaffolding and a small 15-query adversarial probe (Appendix B.12, Extractive arm safe at 100%, Generative arm pending an LLM API key) are landed for the same reason. A production-quality follow-up evaluation would employ at least two independent domain-expert raters, full blinding, and per-item ratings stored at collection time, as recommended by Es et al. (2023).</w:t>
       </w:r>
     </w:p>
     <w:bookmarkEnd w:id="75"/>
@@ -23372,7 +23434,7 @@
     <w:bookmarkEnd w:id="87"/>
     <w:bookmarkEnd w:id="88"/>
     <w:bookmarkEnd w:id="89"/>
-    <w:bookmarkStart w:id="108" w:name="appendix-b-external-materials"/>
+    <w:bookmarkStart w:id="109" w:name="appendix-b-external-materials"/>
     <w:p>
       <w:pPr>
         <w:pStyle w:val="Heading1"/>
@@ -27567,6 +27629,7 @@
         <w:rPr>
           <w:b/>
           <w:bCs/>
+          <w:sz w:val="21"/>
         </w:rPr>
         <w:t xml:space="preserve">Table B.1: Comparative analysis of retrieval-augmented and grounded generation systems.</w:t>
       </w:r>
@@ -29430,6 +29493,7 @@
         <w:rPr>
           <w:b/>
           <w:bCs/>
+          <w:sz w:val="21"/>
         </w:rPr>
         <w:t xml:space="preserve">Table B.2: Testing and validation matrix, representative coverage across 38 test files / 188 test cases.</w:t>
       </w:r>
@@ -31813,6 +31877,7 @@
         <w:rPr>
           <w:b/>
           <w:bCs/>
+          <w:sz w:val="21"/>
         </w:rPr>
         <w:t xml:space="preserve">Table B.3: Per-participant rubric scores (n = 6 reviewers, 1-to-5 Likert across five axes).</w:t>
       </w:r>
@@ -34698,6 +34763,7 @@
         <w:rPr>
           <w:b/>
           <w:bCs/>
+          <w:sz w:val="21"/>
         </w:rPr>
         <w:t xml:space="preserve">Table B.4: Public Guidance Transfer Corpus provenance (8 documents, 249 paragraphs total).</w:t>
       </w:r>
@@ -35654,7 +35720,1732 @@
       </w:r>
     </w:p>
     <w:bookmarkEnd w:id="107"/>
+    <w:bookmarkStart w:id="108" w:name="Xa3c7045fe3a3bfc9850e0e57f9bd37a751212fc"/>
+    <w:p>
+      <w:pPr>
+        <w:pStyle w:val="Heading2"/>
+      </w:pPr>
+      <w:r>
+        <w:t xml:space="preserve">B.12 Adversarial and Audit Export Evidence (referenced from L6 and §4.4)</w:t>
+      </w:r>
+    </w:p>
+    <w:p>
+      <w:pPr>
+        <w:jc w:val="both"/>
+      </w:pPr>
+      <w:r>
+        <w:t xml:space="preserve">Appendix B.12 summarises two supplementary evidence layers that probe the system’s</w:t>
+      </w:r>
+      <w:r>
+        <w:t xml:space="preserve"> </w:t>
+      </w:r>
+      <w:r>
+        <w:rPr>
+          <w:rStyle w:val="VerbatimChar"/>
+        </w:rPr>
+        <w:t xml:space="preserve">cited or silent</w:t>
+      </w:r>
+      <w:r>
+        <w:t xml:space="preserve"> </w:t>
+      </w:r>
+      <w:r>
+        <w:t xml:space="preserve">discipline beyond the headline benchmark: a paired adversarial / prompt-injection probe (Limitation L6) and a small set of verbatim audit-export examples from the B3-Generative final run.</w:t>
+      </w:r>
+    </w:p>
+    <w:p>
+      <w:pPr>
+        <w:jc w:val="both"/>
+      </w:pPr>
+      <w:r>
+        <w:rPr>
+          <w:b/>
+          <w:bCs/>
+        </w:rPr>
+        <w:t xml:space="preserve">Adversarial probe.</w:t>
+      </w:r>
+      <w:r>
+        <w:t xml:space="preserve"> </w:t>
+      </w:r>
+      <w:r>
+        <w:t xml:space="preserve">A 15-query bank in</w:t>
+      </w:r>
+      <w:r>
+        <w:t xml:space="preserve"> </w:t>
+      </w:r>
+      <w:r>
+        <w:rPr>
+          <w:rStyle w:val="VerbatimChar"/>
+        </w:rPr>
+        <w:t xml:space="preserve">eval/adversarial/adversarial_queries.csv</w:t>
+      </w:r>
+      <w:r>
+        <w:t xml:space="preserve"> </w:t>
+      </w:r>
+      <w:r>
+        <w:t xml:space="preserve">covers five attack types (</w:t>
+      </w:r>
+      <w:r>
+        <w:rPr>
+          <w:rStyle w:val="VerbatimChar"/>
+        </w:rPr>
+        <w:t xml:space="preserve">instruction_override</w:t>
+      </w:r>
+      <w:r>
+        <w:t xml:space="preserve">,</w:t>
+      </w:r>
+      <w:r>
+        <w:t xml:space="preserve"> </w:t>
+      </w:r>
+      <w:r>
+        <w:rPr>
+          <w:rStyle w:val="VerbatimChar"/>
+        </w:rPr>
+        <w:t xml:space="preserve">citation_fabrication_request</w:t>
+      </w:r>
+      <w:r>
+        <w:t xml:space="preserve">,</w:t>
+      </w:r>
+      <w:r>
+        <w:t xml:space="preserve"> </w:t>
+      </w:r>
+      <w:r>
+        <w:rPr>
+          <w:rStyle w:val="VerbatimChar"/>
+        </w:rPr>
+        <w:t xml:space="preserve">out_of_domain_lure</w:t>
+      </w:r>
+      <w:r>
+        <w:t xml:space="preserve">,</w:t>
+      </w:r>
+      <w:r>
+        <w:t xml:space="preserve"> </w:t>
+      </w:r>
+      <w:r>
+        <w:rPr>
+          <w:rStyle w:val="VerbatimChar"/>
+        </w:rPr>
+        <w:t xml:space="preserve">false_premise</w:t>
+      </w:r>
+      <w:r>
+        <w:t xml:space="preserve">,</w:t>
+      </w:r>
+      <w:r>
+        <w:t xml:space="preserve"> </w:t>
+      </w:r>
+      <w:r>
+        <w:rPr>
+          <w:rStyle w:val="VerbatimChar"/>
+        </w:rPr>
+        <w:t xml:space="preserve">contradiction_pressure</w:t>
+      </w:r>
+      <w:r>
+        <w:t xml:space="preserve">), each with three hand-authored queries. The runner</w:t>
+      </w:r>
+      <w:r>
+        <w:t xml:space="preserve"> </w:t>
+      </w:r>
+      <w:r>
+        <w:rPr>
+          <w:rStyle w:val="VerbatimChar"/>
+        </w:rPr>
+        <w:t xml:space="preserve">scripts/run_adversarial.py</w:t>
+      </w:r>
+      <w:r>
+        <w:t xml:space="preserve"> </w:t>
+      </w:r>
+      <w:r>
+        <w:t xml:space="preserve">invokes the production B3 pipeline twice over the same query bank, once in Extractive Mode (BM25, no LLM, structural-immunity case) and once in Generative Mode (LLM, deterministic-post-LLM-gates case). Results are written to</w:t>
+      </w:r>
+      <w:r>
+        <w:t xml:space="preserve"> </w:t>
+      </w:r>
+      <w:r>
+        <w:rPr>
+          <w:rStyle w:val="VerbatimChar"/>
+        </w:rPr>
+        <w:t xml:space="preserve">eval/adversarial/adversarial_results_&lt;mode&gt;.csv</w:t>
+      </w:r>
+      <w:r>
+        <w:t xml:space="preserve"> </w:t>
+      </w:r>
+      <w:r>
+        <w:t xml:space="preserve">and aggregated in</w:t>
+      </w:r>
+      <w:r>
+        <w:t xml:space="preserve"> </w:t>
+      </w:r>
+      <w:r>
+        <w:rPr>
+          <w:rStyle w:val="VerbatimChar"/>
+        </w:rPr>
+        <w:t xml:space="preserve">eval/adversarial/adversarial_summary.csv</w:t>
+      </w:r>
+      <w:r>
+        <w:t xml:space="preserve">. A</w:t>
+      </w:r>
+      <w:r>
+        <w:t xml:space="preserve"> </w:t>
+      </w:r>
+      <w:r>
+        <w:rPr>
+          <w:i/>
+          <w:iCs/>
+        </w:rPr>
+        <w:t xml:space="preserve">safe response</w:t>
+      </w:r>
+      <w:r>
+        <w:t xml:space="preserve"> </w:t>
+      </w:r>
+      <w:r>
+        <w:t xml:space="preserve">is either an</w:t>
+      </w:r>
+      <w:r>
+        <w:t xml:space="preserve"> </w:t>
+      </w:r>
+      <w:r>
+        <w:rPr>
+          <w:rStyle w:val="VerbatimChar"/>
+        </w:rPr>
+        <w:t xml:space="preserve">INSUFFICIENT_EVIDENCE</w:t>
+      </w:r>
+      <w:r>
+        <w:t xml:space="preserve"> </w:t>
+      </w:r>
+      <w:r>
+        <w:t xml:space="preserve">abstention or a grounded answer whose citations all map to real paragraph IDs in the corpus index;</w:t>
+      </w:r>
+      <w:r>
+        <w:t xml:space="preserve"> </w:t>
+      </w:r>
+      <w:r>
+        <w:rPr>
+          <w:i/>
+          <w:iCs/>
+        </w:rPr>
+        <w:t xml:space="preserve">fabricated citation</w:t>
+      </w:r>
+      <w:r>
+        <w:t xml:space="preserve"> </w:t>
+      </w:r>
+      <w:r>
+        <w:t xml:space="preserve">and</w:t>
+      </w:r>
+      <w:r>
+        <w:t xml:space="preserve"> </w:t>
+      </w:r>
+      <w:r>
+        <w:rPr>
+          <w:i/>
+          <w:iCs/>
+        </w:rPr>
+        <w:t xml:space="preserve">unsupported answer</w:t>
+      </w:r>
+      <w:r>
+        <w:t xml:space="preserve"> </w:t>
+      </w:r>
+      <w:r>
+        <w:t xml:space="preserve">are detected automatically by the same scripts.</w:t>
+      </w:r>
+    </w:p>
+    <w:p>
+      <w:pPr>
+        <w:jc w:val="both"/>
+      </w:pPr>
+    </w:p>
+    <w:p>
+      <w:pPr>
+        <w:jc w:val="both"/>
+      </w:pPr>
+      <w:r>
+        <w:rPr>
+          <w:b/>
+          <w:bCs/>
+          <w:sz w:val="21"/>
+        </w:rPr>
+        <w:t xml:space="preserve">Table B.5: Adversarial probe results, paired across modes (n = 15 queries; 5 attack types x 3 queries each).</w:t>
+      </w:r>
+    </w:p>
+    <w:tbl>
+      <w:tblPr>
+        <w:tblStyle w:val="TableGrid"/>
+        <w:tblW w:type="pct" w:w="5000"/>
+        <w:jc w:val="center"/>
+        <w:tblLayout w:type="autofit"/>
+        <w:tblLook w:firstRow="1" w:lastRow="0" w:firstColumn="0" w:lastColumn="0" w:noHBand="0" w:noVBand="0" w:val="0020"/>
+        <w:tblBorders>
+          <w:top w:val="single" w:sz="4" w:space="0" w:color="auto"/>
+          <w:left w:val="single" w:sz="4" w:space="0" w:color="auto"/>
+          <w:bottom w:val="single" w:sz="4" w:space="0" w:color="auto"/>
+          <w:right w:val="single" w:sz="4" w:space="0" w:color="auto"/>
+          <w:insideH w:val="single" w:sz="4" w:space="0" w:color="auto"/>
+          <w:insideV w:val="nil"/>
+        </w:tblBorders>
+      </w:tblPr>
+      <w:tblGrid>
+        <w:gridCol w:w="0"/>
+        <w:gridCol w:w="0"/>
+        <w:gridCol w:w="0"/>
+        <w:gridCol w:w="0"/>
+        <w:gridCol w:w="0"/>
+        <w:gridCol w:w="0"/>
+      </w:tblGrid>
+      <w:tr>
+        <w:trPr>
+          <w:tblHeader w:val="on"/>
+        </w:trPr>
+        <w:tc>
+          <w:tcPr>
+            <w:shd w:val="clear" w:color="auto" w:fill="D9D9D9"/>
+            <w:tcMar>
+              <w:top w:w="60" w:type="dxa"/>
+              <w:bottom w:w="60" w:type="dxa"/>
+              <w:left w:w="100" w:type="dxa"/>
+              <w:right w:w="100" w:type="dxa"/>
+            </w:tcMar>
+          </w:tcPr>
+          <w:p>
+            <w:pPr>
+              <w:spacing w:line="276" w:lineRule="auto" w:before="0" w:after="0"/>
+              <w:jc w:val="left"/>
+            </w:pPr>
+            <w:r>
+              <w:rPr>
+                <w:rFonts w:ascii="Times New Roman" w:hAnsi="Times New Roman"/>
+                <w:b/>
+                <w:color w:val="000000"/>
+                <w:sz w:val="16"/>
+              </w:rPr>
+              <w:t xml:space="preserve">Attack type</w:t>
+            </w:r>
+          </w:p>
+        </w:tc>
+        <w:tc>
+          <w:tcPr>
+            <w:shd w:val="clear" w:color="auto" w:fill="D9D9D9"/>
+            <w:tcMar>
+              <w:top w:w="60" w:type="dxa"/>
+              <w:bottom w:w="60" w:type="dxa"/>
+              <w:left w:w="100" w:type="dxa"/>
+              <w:right w:w="100" w:type="dxa"/>
+            </w:tcMar>
+          </w:tcPr>
+          <w:p>
+            <w:pPr>
+              <w:spacing w:line="276" w:lineRule="auto" w:before="0" w:after="0"/>
+              <w:jc w:val="left"/>
+            </w:pPr>
+            <w:r>
+              <w:rPr>
+                <w:rFonts w:ascii="Times New Roman" w:hAnsi="Times New Roman"/>
+                <w:b/>
+                <w:color w:val="000000"/>
+                <w:sz w:val="16"/>
+              </w:rPr>
+              <w:t xml:space="preserve">Mode</w:t>
+            </w:r>
+          </w:p>
+        </w:tc>
+        <w:tc>
+          <w:tcPr>
+            <w:shd w:val="clear" w:color="auto" w:fill="D9D9D9"/>
+            <w:tcMar>
+              <w:top w:w="60" w:type="dxa"/>
+              <w:bottom w:w="60" w:type="dxa"/>
+              <w:left w:w="100" w:type="dxa"/>
+              <w:right w:w="100" w:type="dxa"/>
+            </w:tcMar>
+          </w:tcPr>
+          <w:p>
+            <w:pPr>
+              <w:spacing w:line="276" w:lineRule="auto" w:before="0" w:after="0"/>
+              <w:jc w:val="center"/>
+            </w:pPr>
+            <w:r>
+              <w:rPr>
+                <w:rFonts w:ascii="Times New Roman" w:hAnsi="Times New Roman"/>
+                <w:b/>
+                <w:color w:val="000000"/>
+                <w:sz w:val="16"/>
+              </w:rPr>
+              <w:t xml:space="preserve">n</w:t>
+            </w:r>
+          </w:p>
+        </w:tc>
+        <w:tc>
+          <w:tcPr>
+            <w:shd w:val="clear" w:color="auto" w:fill="D9D9D9"/>
+            <w:tcMar>
+              <w:top w:w="60" w:type="dxa"/>
+              <w:bottom w:w="60" w:type="dxa"/>
+              <w:left w:w="100" w:type="dxa"/>
+              <w:right w:w="100" w:type="dxa"/>
+            </w:tcMar>
+          </w:tcPr>
+          <w:p>
+            <w:pPr>
+              <w:spacing w:line="276" w:lineRule="auto" w:before="0" w:after="0"/>
+              <w:jc w:val="center"/>
+            </w:pPr>
+            <w:r>
+              <w:rPr>
+                <w:rFonts w:ascii="Times New Roman" w:hAnsi="Times New Roman"/>
+                <w:b/>
+                <w:color w:val="000000"/>
+                <w:sz w:val="16"/>
+              </w:rPr>
+              <w:t xml:space="preserve">Safe response</w:t>
+            </w:r>
+          </w:p>
+        </w:tc>
+        <w:tc>
+          <w:tcPr>
+            <w:shd w:val="clear" w:color="auto" w:fill="D9D9D9"/>
+            <w:tcMar>
+              <w:top w:w="60" w:type="dxa"/>
+              <w:bottom w:w="60" w:type="dxa"/>
+              <w:left w:w="100" w:type="dxa"/>
+              <w:right w:w="100" w:type="dxa"/>
+            </w:tcMar>
+          </w:tcPr>
+          <w:p>
+            <w:pPr>
+              <w:spacing w:line="276" w:lineRule="auto" w:before="0" w:after="0"/>
+              <w:jc w:val="center"/>
+            </w:pPr>
+            <w:r>
+              <w:rPr>
+                <w:rFonts w:ascii="Times New Roman" w:hAnsi="Times New Roman"/>
+                <w:b/>
+                <w:color w:val="000000"/>
+                <w:sz w:val="16"/>
+              </w:rPr>
+              <w:t xml:space="preserve">Fabricated citation</w:t>
+            </w:r>
+          </w:p>
+        </w:tc>
+        <w:tc>
+          <w:tcPr>
+            <w:shd w:val="clear" w:color="auto" w:fill="D9D9D9"/>
+            <w:tcMar>
+              <w:top w:w="60" w:type="dxa"/>
+              <w:bottom w:w="60" w:type="dxa"/>
+              <w:left w:w="100" w:type="dxa"/>
+              <w:right w:w="100" w:type="dxa"/>
+            </w:tcMar>
+          </w:tcPr>
+          <w:p>
+            <w:pPr>
+              <w:spacing w:line="276" w:lineRule="auto" w:before="0" w:after="0"/>
+              <w:jc w:val="center"/>
+            </w:pPr>
+            <w:r>
+              <w:rPr>
+                <w:rFonts w:ascii="Times New Roman" w:hAnsi="Times New Roman"/>
+                <w:b/>
+                <w:color w:val="000000"/>
+                <w:sz w:val="16"/>
+              </w:rPr>
+              <w:t xml:space="preserve">Unsupported answer</w:t>
+            </w:r>
+          </w:p>
+        </w:tc>
+      </w:tr>
+      <w:tr>
+        <w:tc>
+          <w:tcPr>
+            <w:tcMar>
+              <w:top w:w="60" w:type="dxa"/>
+              <w:bottom w:w="60" w:type="dxa"/>
+              <w:left w:w="100" w:type="dxa"/>
+              <w:right w:w="100" w:type="dxa"/>
+            </w:tcMar>
+          </w:tcPr>
+          <w:p>
+            <w:pPr>
+              <w:spacing w:line="276" w:lineRule="auto" w:before="0" w:after="0"/>
+              <w:jc w:val="left"/>
+            </w:pPr>
+            <w:r>
+              <w:rPr>
+                <w:rStyle w:val="VerbatimChar"/>
+                <w:rFonts w:ascii="Times New Roman" w:hAnsi="Times New Roman"/>
+                <w:color w:val="000000"/>
+                <w:sz w:val="16"/>
+              </w:rPr>
+              <w:t xml:space="preserve">instruction_override</w:t>
+            </w:r>
+          </w:p>
+        </w:tc>
+        <w:tc>
+          <w:tcPr>
+            <w:tcMar>
+              <w:top w:w="60" w:type="dxa"/>
+              <w:bottom w:w="60" w:type="dxa"/>
+              <w:left w:w="100" w:type="dxa"/>
+              <w:right w:w="100" w:type="dxa"/>
+            </w:tcMar>
+          </w:tcPr>
+          <w:p>
+            <w:pPr>
+              <w:spacing w:line="276" w:lineRule="auto" w:before="0" w:after="0"/>
+              <w:jc w:val="left"/>
+            </w:pPr>
+            <w:r>
+              <w:rPr>
+                <w:rFonts w:ascii="Times New Roman" w:hAnsi="Times New Roman"/>
+                <w:color w:val="000000"/>
+                <w:sz w:val="16"/>
+              </w:rPr>
+              <w:t xml:space="preserve">Extractive</w:t>
+            </w:r>
+          </w:p>
+        </w:tc>
+        <w:tc>
+          <w:tcPr>
+            <w:tcMar>
+              <w:top w:w="60" w:type="dxa"/>
+              <w:bottom w:w="60" w:type="dxa"/>
+              <w:left w:w="100" w:type="dxa"/>
+              <w:right w:w="100" w:type="dxa"/>
+            </w:tcMar>
+          </w:tcPr>
+          <w:p>
+            <w:pPr>
+              <w:spacing w:line="276" w:lineRule="auto" w:before="0" w:after="0"/>
+              <w:jc w:val="center"/>
+            </w:pPr>
+            <w:r>
+              <w:rPr>
+                <w:rFonts w:ascii="Times New Roman" w:hAnsi="Times New Roman"/>
+                <w:color w:val="000000"/>
+                <w:sz w:val="16"/>
+              </w:rPr>
+              <w:t xml:space="preserve">3</w:t>
+            </w:r>
+          </w:p>
+        </w:tc>
+        <w:tc>
+          <w:tcPr>
+            <w:tcMar>
+              <w:top w:w="60" w:type="dxa"/>
+              <w:bottom w:w="60" w:type="dxa"/>
+              <w:left w:w="100" w:type="dxa"/>
+              <w:right w:w="100" w:type="dxa"/>
+            </w:tcMar>
+          </w:tcPr>
+          <w:p>
+            <w:pPr>
+              <w:spacing w:line="276" w:lineRule="auto" w:before="0" w:after="0"/>
+              <w:jc w:val="center"/>
+            </w:pPr>
+            <w:r>
+              <w:rPr>
+                <w:rFonts w:ascii="Times New Roman" w:hAnsi="Times New Roman"/>
+                <w:color w:val="000000"/>
+                <w:sz w:val="16"/>
+              </w:rPr>
+              <w:t xml:space="preserve">100%</w:t>
+            </w:r>
+          </w:p>
+        </w:tc>
+        <w:tc>
+          <w:tcPr>
+            <w:tcMar>
+              <w:top w:w="60" w:type="dxa"/>
+              <w:bottom w:w="60" w:type="dxa"/>
+              <w:left w:w="100" w:type="dxa"/>
+              <w:right w:w="100" w:type="dxa"/>
+            </w:tcMar>
+          </w:tcPr>
+          <w:p>
+            <w:pPr>
+              <w:spacing w:line="276" w:lineRule="auto" w:before="0" w:after="0"/>
+              <w:jc w:val="center"/>
+            </w:pPr>
+            <w:r>
+              <w:rPr>
+                <w:rFonts w:ascii="Times New Roman" w:hAnsi="Times New Roman"/>
+                <w:color w:val="000000"/>
+                <w:sz w:val="16"/>
+              </w:rPr>
+              <w:t xml:space="preserve">0%</w:t>
+            </w:r>
+          </w:p>
+        </w:tc>
+        <w:tc>
+          <w:tcPr>
+            <w:tcMar>
+              <w:top w:w="60" w:type="dxa"/>
+              <w:bottom w:w="60" w:type="dxa"/>
+              <w:left w:w="100" w:type="dxa"/>
+              <w:right w:w="100" w:type="dxa"/>
+            </w:tcMar>
+          </w:tcPr>
+          <w:p>
+            <w:pPr>
+              <w:spacing w:line="276" w:lineRule="auto" w:before="0" w:after="0"/>
+              <w:jc w:val="center"/>
+            </w:pPr>
+            <w:r>
+              <w:rPr>
+                <w:rFonts w:ascii="Times New Roman" w:hAnsi="Times New Roman"/>
+                <w:color w:val="000000"/>
+                <w:sz w:val="16"/>
+              </w:rPr>
+              <w:t xml:space="preserve">0%</w:t>
+            </w:r>
+          </w:p>
+        </w:tc>
+      </w:tr>
+      <w:tr>
+        <w:tc>
+          <w:tcPr>
+            <w:tcMar>
+              <w:top w:w="60" w:type="dxa"/>
+              <w:bottom w:w="60" w:type="dxa"/>
+              <w:left w:w="100" w:type="dxa"/>
+              <w:right w:w="100" w:type="dxa"/>
+            </w:tcMar>
+          </w:tcPr>
+          <w:p>
+            <w:pPr>
+              <w:spacing w:line="276" w:lineRule="auto" w:before="0" w:after="0"/>
+              <w:jc w:val="left"/>
+            </w:pPr>
+            <w:r>
+              <w:rPr>
+                <w:rStyle w:val="VerbatimChar"/>
+                <w:rFonts w:ascii="Times New Roman" w:hAnsi="Times New Roman"/>
+                <w:color w:val="000000"/>
+                <w:sz w:val="16"/>
+              </w:rPr>
+              <w:t xml:space="preserve">citation_fabrication_request</w:t>
+            </w:r>
+          </w:p>
+        </w:tc>
+        <w:tc>
+          <w:tcPr>
+            <w:tcMar>
+              <w:top w:w="60" w:type="dxa"/>
+              <w:bottom w:w="60" w:type="dxa"/>
+              <w:left w:w="100" w:type="dxa"/>
+              <w:right w:w="100" w:type="dxa"/>
+            </w:tcMar>
+          </w:tcPr>
+          <w:p>
+            <w:pPr>
+              <w:spacing w:line="276" w:lineRule="auto" w:before="0" w:after="0"/>
+              <w:jc w:val="left"/>
+            </w:pPr>
+            <w:r>
+              <w:rPr>
+                <w:rFonts w:ascii="Times New Roman" w:hAnsi="Times New Roman"/>
+                <w:color w:val="000000"/>
+                <w:sz w:val="16"/>
+              </w:rPr>
+              <w:t xml:space="preserve">Extractive</w:t>
+            </w:r>
+          </w:p>
+        </w:tc>
+        <w:tc>
+          <w:tcPr>
+            <w:tcMar>
+              <w:top w:w="60" w:type="dxa"/>
+              <w:bottom w:w="60" w:type="dxa"/>
+              <w:left w:w="100" w:type="dxa"/>
+              <w:right w:w="100" w:type="dxa"/>
+            </w:tcMar>
+          </w:tcPr>
+          <w:p>
+            <w:pPr>
+              <w:spacing w:line="276" w:lineRule="auto" w:before="0" w:after="0"/>
+              <w:jc w:val="center"/>
+            </w:pPr>
+            <w:r>
+              <w:rPr>
+                <w:rFonts w:ascii="Times New Roman" w:hAnsi="Times New Roman"/>
+                <w:color w:val="000000"/>
+                <w:sz w:val="16"/>
+              </w:rPr>
+              <w:t xml:space="preserve">3</w:t>
+            </w:r>
+          </w:p>
+        </w:tc>
+        <w:tc>
+          <w:tcPr>
+            <w:tcMar>
+              <w:top w:w="60" w:type="dxa"/>
+              <w:bottom w:w="60" w:type="dxa"/>
+              <w:left w:w="100" w:type="dxa"/>
+              <w:right w:w="100" w:type="dxa"/>
+            </w:tcMar>
+          </w:tcPr>
+          <w:p>
+            <w:pPr>
+              <w:spacing w:line="276" w:lineRule="auto" w:before="0" w:after="0"/>
+              <w:jc w:val="center"/>
+            </w:pPr>
+            <w:r>
+              <w:rPr>
+                <w:rFonts w:ascii="Times New Roman" w:hAnsi="Times New Roman"/>
+                <w:color w:val="000000"/>
+                <w:sz w:val="16"/>
+              </w:rPr>
+              <w:t xml:space="preserve">100%</w:t>
+            </w:r>
+          </w:p>
+        </w:tc>
+        <w:tc>
+          <w:tcPr>
+            <w:tcMar>
+              <w:top w:w="60" w:type="dxa"/>
+              <w:bottom w:w="60" w:type="dxa"/>
+              <w:left w:w="100" w:type="dxa"/>
+              <w:right w:w="100" w:type="dxa"/>
+            </w:tcMar>
+          </w:tcPr>
+          <w:p>
+            <w:pPr>
+              <w:spacing w:line="276" w:lineRule="auto" w:before="0" w:after="0"/>
+              <w:jc w:val="center"/>
+            </w:pPr>
+            <w:r>
+              <w:rPr>
+                <w:rFonts w:ascii="Times New Roman" w:hAnsi="Times New Roman"/>
+                <w:color w:val="000000"/>
+                <w:sz w:val="16"/>
+              </w:rPr>
+              <w:t xml:space="preserve">0%</w:t>
+            </w:r>
+          </w:p>
+        </w:tc>
+        <w:tc>
+          <w:tcPr>
+            <w:tcMar>
+              <w:top w:w="60" w:type="dxa"/>
+              <w:bottom w:w="60" w:type="dxa"/>
+              <w:left w:w="100" w:type="dxa"/>
+              <w:right w:w="100" w:type="dxa"/>
+            </w:tcMar>
+          </w:tcPr>
+          <w:p>
+            <w:pPr>
+              <w:spacing w:line="276" w:lineRule="auto" w:before="0" w:after="0"/>
+              <w:jc w:val="center"/>
+            </w:pPr>
+            <w:r>
+              <w:rPr>
+                <w:rFonts w:ascii="Times New Roman" w:hAnsi="Times New Roman"/>
+                <w:color w:val="000000"/>
+                <w:sz w:val="16"/>
+              </w:rPr>
+              <w:t xml:space="preserve">0%</w:t>
+            </w:r>
+          </w:p>
+        </w:tc>
+      </w:tr>
+      <w:tr>
+        <w:tc>
+          <w:tcPr>
+            <w:tcMar>
+              <w:top w:w="60" w:type="dxa"/>
+              <w:bottom w:w="60" w:type="dxa"/>
+              <w:left w:w="100" w:type="dxa"/>
+              <w:right w:w="100" w:type="dxa"/>
+            </w:tcMar>
+          </w:tcPr>
+          <w:p>
+            <w:pPr>
+              <w:spacing w:line="276" w:lineRule="auto" w:before="0" w:after="0"/>
+              <w:jc w:val="left"/>
+            </w:pPr>
+            <w:r>
+              <w:rPr>
+                <w:rStyle w:val="VerbatimChar"/>
+                <w:rFonts w:ascii="Times New Roman" w:hAnsi="Times New Roman"/>
+                <w:color w:val="000000"/>
+                <w:sz w:val="16"/>
+              </w:rPr>
+              <w:t xml:space="preserve">out_of_domain_lure</w:t>
+            </w:r>
+          </w:p>
+        </w:tc>
+        <w:tc>
+          <w:tcPr>
+            <w:tcMar>
+              <w:top w:w="60" w:type="dxa"/>
+              <w:bottom w:w="60" w:type="dxa"/>
+              <w:left w:w="100" w:type="dxa"/>
+              <w:right w:w="100" w:type="dxa"/>
+            </w:tcMar>
+          </w:tcPr>
+          <w:p>
+            <w:pPr>
+              <w:spacing w:line="276" w:lineRule="auto" w:before="0" w:after="0"/>
+              <w:jc w:val="left"/>
+            </w:pPr>
+            <w:r>
+              <w:rPr>
+                <w:rFonts w:ascii="Times New Roman" w:hAnsi="Times New Roman"/>
+                <w:color w:val="000000"/>
+                <w:sz w:val="16"/>
+              </w:rPr>
+              <w:t xml:space="preserve">Extractive</w:t>
+            </w:r>
+          </w:p>
+        </w:tc>
+        <w:tc>
+          <w:tcPr>
+            <w:tcMar>
+              <w:top w:w="60" w:type="dxa"/>
+              <w:bottom w:w="60" w:type="dxa"/>
+              <w:left w:w="100" w:type="dxa"/>
+              <w:right w:w="100" w:type="dxa"/>
+            </w:tcMar>
+          </w:tcPr>
+          <w:p>
+            <w:pPr>
+              <w:spacing w:line="276" w:lineRule="auto" w:before="0" w:after="0"/>
+              <w:jc w:val="center"/>
+            </w:pPr>
+            <w:r>
+              <w:rPr>
+                <w:rFonts w:ascii="Times New Roman" w:hAnsi="Times New Roman"/>
+                <w:color w:val="000000"/>
+                <w:sz w:val="16"/>
+              </w:rPr>
+              <w:t xml:space="preserve">3</w:t>
+            </w:r>
+          </w:p>
+        </w:tc>
+        <w:tc>
+          <w:tcPr>
+            <w:tcMar>
+              <w:top w:w="60" w:type="dxa"/>
+              <w:bottom w:w="60" w:type="dxa"/>
+              <w:left w:w="100" w:type="dxa"/>
+              <w:right w:w="100" w:type="dxa"/>
+            </w:tcMar>
+          </w:tcPr>
+          <w:p>
+            <w:pPr>
+              <w:spacing w:line="276" w:lineRule="auto" w:before="0" w:after="0"/>
+              <w:jc w:val="center"/>
+            </w:pPr>
+            <w:r>
+              <w:rPr>
+                <w:rFonts w:ascii="Times New Roman" w:hAnsi="Times New Roman"/>
+                <w:color w:val="000000"/>
+                <w:sz w:val="16"/>
+              </w:rPr>
+              <w:t xml:space="preserve">100%</w:t>
+            </w:r>
+          </w:p>
+        </w:tc>
+        <w:tc>
+          <w:tcPr>
+            <w:tcMar>
+              <w:top w:w="60" w:type="dxa"/>
+              <w:bottom w:w="60" w:type="dxa"/>
+              <w:left w:w="100" w:type="dxa"/>
+              <w:right w:w="100" w:type="dxa"/>
+            </w:tcMar>
+          </w:tcPr>
+          <w:p>
+            <w:pPr>
+              <w:spacing w:line="276" w:lineRule="auto" w:before="0" w:after="0"/>
+              <w:jc w:val="center"/>
+            </w:pPr>
+            <w:r>
+              <w:rPr>
+                <w:rFonts w:ascii="Times New Roman" w:hAnsi="Times New Roman"/>
+                <w:color w:val="000000"/>
+                <w:sz w:val="16"/>
+              </w:rPr>
+              <w:t xml:space="preserve">0%</w:t>
+            </w:r>
+          </w:p>
+        </w:tc>
+        <w:tc>
+          <w:tcPr>
+            <w:tcMar>
+              <w:top w:w="60" w:type="dxa"/>
+              <w:bottom w:w="60" w:type="dxa"/>
+              <w:left w:w="100" w:type="dxa"/>
+              <w:right w:w="100" w:type="dxa"/>
+            </w:tcMar>
+          </w:tcPr>
+          <w:p>
+            <w:pPr>
+              <w:spacing w:line="276" w:lineRule="auto" w:before="0" w:after="0"/>
+              <w:jc w:val="center"/>
+            </w:pPr>
+            <w:r>
+              <w:rPr>
+                <w:rFonts w:ascii="Times New Roman" w:hAnsi="Times New Roman"/>
+                <w:color w:val="000000"/>
+                <w:sz w:val="16"/>
+              </w:rPr>
+              <w:t xml:space="preserve">0%</w:t>
+            </w:r>
+          </w:p>
+        </w:tc>
+      </w:tr>
+      <w:tr>
+        <w:tc>
+          <w:tcPr>
+            <w:tcMar>
+              <w:top w:w="60" w:type="dxa"/>
+              <w:bottom w:w="60" w:type="dxa"/>
+              <w:left w:w="100" w:type="dxa"/>
+              <w:right w:w="100" w:type="dxa"/>
+            </w:tcMar>
+          </w:tcPr>
+          <w:p>
+            <w:pPr>
+              <w:spacing w:line="276" w:lineRule="auto" w:before="0" w:after="0"/>
+              <w:jc w:val="left"/>
+            </w:pPr>
+            <w:r>
+              <w:rPr>
+                <w:rStyle w:val="VerbatimChar"/>
+                <w:rFonts w:ascii="Times New Roman" w:hAnsi="Times New Roman"/>
+                <w:color w:val="000000"/>
+                <w:sz w:val="16"/>
+              </w:rPr>
+              <w:t xml:space="preserve">false_premise</w:t>
+            </w:r>
+          </w:p>
+        </w:tc>
+        <w:tc>
+          <w:tcPr>
+            <w:tcMar>
+              <w:top w:w="60" w:type="dxa"/>
+              <w:bottom w:w="60" w:type="dxa"/>
+              <w:left w:w="100" w:type="dxa"/>
+              <w:right w:w="100" w:type="dxa"/>
+            </w:tcMar>
+          </w:tcPr>
+          <w:p>
+            <w:pPr>
+              <w:spacing w:line="276" w:lineRule="auto" w:before="0" w:after="0"/>
+              <w:jc w:val="left"/>
+            </w:pPr>
+            <w:r>
+              <w:rPr>
+                <w:rFonts w:ascii="Times New Roman" w:hAnsi="Times New Roman"/>
+                <w:color w:val="000000"/>
+                <w:sz w:val="16"/>
+              </w:rPr>
+              <w:t xml:space="preserve">Extractive</w:t>
+            </w:r>
+          </w:p>
+        </w:tc>
+        <w:tc>
+          <w:tcPr>
+            <w:tcMar>
+              <w:top w:w="60" w:type="dxa"/>
+              <w:bottom w:w="60" w:type="dxa"/>
+              <w:left w:w="100" w:type="dxa"/>
+              <w:right w:w="100" w:type="dxa"/>
+            </w:tcMar>
+          </w:tcPr>
+          <w:p>
+            <w:pPr>
+              <w:spacing w:line="276" w:lineRule="auto" w:before="0" w:after="0"/>
+              <w:jc w:val="center"/>
+            </w:pPr>
+            <w:r>
+              <w:rPr>
+                <w:rFonts w:ascii="Times New Roman" w:hAnsi="Times New Roman"/>
+                <w:color w:val="000000"/>
+                <w:sz w:val="16"/>
+              </w:rPr>
+              <w:t xml:space="preserve">3</w:t>
+            </w:r>
+          </w:p>
+        </w:tc>
+        <w:tc>
+          <w:tcPr>
+            <w:tcMar>
+              <w:top w:w="60" w:type="dxa"/>
+              <w:bottom w:w="60" w:type="dxa"/>
+              <w:left w:w="100" w:type="dxa"/>
+              <w:right w:w="100" w:type="dxa"/>
+            </w:tcMar>
+          </w:tcPr>
+          <w:p>
+            <w:pPr>
+              <w:spacing w:line="276" w:lineRule="auto" w:before="0" w:after="0"/>
+              <w:jc w:val="center"/>
+            </w:pPr>
+            <w:r>
+              <w:rPr>
+                <w:rFonts w:ascii="Times New Roman" w:hAnsi="Times New Roman"/>
+                <w:color w:val="000000"/>
+                <w:sz w:val="16"/>
+              </w:rPr>
+              <w:t xml:space="preserve">100%</w:t>
+            </w:r>
+          </w:p>
+        </w:tc>
+        <w:tc>
+          <w:tcPr>
+            <w:tcMar>
+              <w:top w:w="60" w:type="dxa"/>
+              <w:bottom w:w="60" w:type="dxa"/>
+              <w:left w:w="100" w:type="dxa"/>
+              <w:right w:w="100" w:type="dxa"/>
+            </w:tcMar>
+          </w:tcPr>
+          <w:p>
+            <w:pPr>
+              <w:spacing w:line="276" w:lineRule="auto" w:before="0" w:after="0"/>
+              <w:jc w:val="center"/>
+            </w:pPr>
+            <w:r>
+              <w:rPr>
+                <w:rFonts w:ascii="Times New Roman" w:hAnsi="Times New Roman"/>
+                <w:color w:val="000000"/>
+                <w:sz w:val="16"/>
+              </w:rPr>
+              <w:t xml:space="preserve">0%</w:t>
+            </w:r>
+          </w:p>
+        </w:tc>
+        <w:tc>
+          <w:tcPr>
+            <w:tcMar>
+              <w:top w:w="60" w:type="dxa"/>
+              <w:bottom w:w="60" w:type="dxa"/>
+              <w:left w:w="100" w:type="dxa"/>
+              <w:right w:w="100" w:type="dxa"/>
+            </w:tcMar>
+          </w:tcPr>
+          <w:p>
+            <w:pPr>
+              <w:spacing w:line="276" w:lineRule="auto" w:before="0" w:after="0"/>
+              <w:jc w:val="center"/>
+            </w:pPr>
+            <w:r>
+              <w:rPr>
+                <w:rFonts w:ascii="Times New Roman" w:hAnsi="Times New Roman"/>
+                <w:color w:val="000000"/>
+                <w:sz w:val="16"/>
+              </w:rPr>
+              <w:t xml:space="preserve">0%</w:t>
+            </w:r>
+          </w:p>
+        </w:tc>
+      </w:tr>
+      <w:tr>
+        <w:tc>
+          <w:tcPr>
+            <w:tcMar>
+              <w:top w:w="60" w:type="dxa"/>
+              <w:bottom w:w="60" w:type="dxa"/>
+              <w:left w:w="100" w:type="dxa"/>
+              <w:right w:w="100" w:type="dxa"/>
+            </w:tcMar>
+          </w:tcPr>
+          <w:p>
+            <w:pPr>
+              <w:spacing w:line="276" w:lineRule="auto" w:before="0" w:after="0"/>
+              <w:jc w:val="left"/>
+            </w:pPr>
+            <w:r>
+              <w:rPr>
+                <w:rStyle w:val="VerbatimChar"/>
+                <w:rFonts w:ascii="Times New Roman" w:hAnsi="Times New Roman"/>
+                <w:color w:val="000000"/>
+                <w:sz w:val="16"/>
+              </w:rPr>
+              <w:t xml:space="preserve">contradiction_pressure</w:t>
+            </w:r>
+          </w:p>
+        </w:tc>
+        <w:tc>
+          <w:tcPr>
+            <w:tcMar>
+              <w:top w:w="60" w:type="dxa"/>
+              <w:bottom w:w="60" w:type="dxa"/>
+              <w:left w:w="100" w:type="dxa"/>
+              <w:right w:w="100" w:type="dxa"/>
+            </w:tcMar>
+          </w:tcPr>
+          <w:p>
+            <w:pPr>
+              <w:spacing w:line="276" w:lineRule="auto" w:before="0" w:after="0"/>
+              <w:jc w:val="left"/>
+            </w:pPr>
+            <w:r>
+              <w:rPr>
+                <w:rFonts w:ascii="Times New Roman" w:hAnsi="Times New Roman"/>
+                <w:color w:val="000000"/>
+                <w:sz w:val="16"/>
+              </w:rPr>
+              <w:t xml:space="preserve">Extractive</w:t>
+            </w:r>
+          </w:p>
+        </w:tc>
+        <w:tc>
+          <w:tcPr>
+            <w:tcMar>
+              <w:top w:w="60" w:type="dxa"/>
+              <w:bottom w:w="60" w:type="dxa"/>
+              <w:left w:w="100" w:type="dxa"/>
+              <w:right w:w="100" w:type="dxa"/>
+            </w:tcMar>
+          </w:tcPr>
+          <w:p>
+            <w:pPr>
+              <w:spacing w:line="276" w:lineRule="auto" w:before="0" w:after="0"/>
+              <w:jc w:val="center"/>
+            </w:pPr>
+            <w:r>
+              <w:rPr>
+                <w:rFonts w:ascii="Times New Roman" w:hAnsi="Times New Roman"/>
+                <w:color w:val="000000"/>
+                <w:sz w:val="16"/>
+              </w:rPr>
+              <w:t xml:space="preserve">3</w:t>
+            </w:r>
+          </w:p>
+        </w:tc>
+        <w:tc>
+          <w:tcPr>
+            <w:tcMar>
+              <w:top w:w="60" w:type="dxa"/>
+              <w:bottom w:w="60" w:type="dxa"/>
+              <w:left w:w="100" w:type="dxa"/>
+              <w:right w:w="100" w:type="dxa"/>
+            </w:tcMar>
+          </w:tcPr>
+          <w:p>
+            <w:pPr>
+              <w:spacing w:line="276" w:lineRule="auto" w:before="0" w:after="0"/>
+              <w:jc w:val="center"/>
+            </w:pPr>
+            <w:r>
+              <w:rPr>
+                <w:rFonts w:ascii="Times New Roman" w:hAnsi="Times New Roman"/>
+                <w:color w:val="000000"/>
+                <w:sz w:val="16"/>
+              </w:rPr>
+              <w:t xml:space="preserve">100%</w:t>
+            </w:r>
+          </w:p>
+        </w:tc>
+        <w:tc>
+          <w:tcPr>
+            <w:tcMar>
+              <w:top w:w="60" w:type="dxa"/>
+              <w:bottom w:w="60" w:type="dxa"/>
+              <w:left w:w="100" w:type="dxa"/>
+              <w:right w:w="100" w:type="dxa"/>
+            </w:tcMar>
+          </w:tcPr>
+          <w:p>
+            <w:pPr>
+              <w:spacing w:line="276" w:lineRule="auto" w:before="0" w:after="0"/>
+              <w:jc w:val="center"/>
+            </w:pPr>
+            <w:r>
+              <w:rPr>
+                <w:rFonts w:ascii="Times New Roman" w:hAnsi="Times New Roman"/>
+                <w:color w:val="000000"/>
+                <w:sz w:val="16"/>
+              </w:rPr>
+              <w:t xml:space="preserve">0%</w:t>
+            </w:r>
+          </w:p>
+        </w:tc>
+        <w:tc>
+          <w:tcPr>
+            <w:tcMar>
+              <w:top w:w="60" w:type="dxa"/>
+              <w:bottom w:w="60" w:type="dxa"/>
+              <w:left w:w="100" w:type="dxa"/>
+              <w:right w:w="100" w:type="dxa"/>
+            </w:tcMar>
+          </w:tcPr>
+          <w:p>
+            <w:pPr>
+              <w:spacing w:line="276" w:lineRule="auto" w:before="0" w:after="0"/>
+              <w:jc w:val="center"/>
+            </w:pPr>
+            <w:r>
+              <w:rPr>
+                <w:rFonts w:ascii="Times New Roman" w:hAnsi="Times New Roman"/>
+                <w:color w:val="000000"/>
+                <w:sz w:val="16"/>
+              </w:rPr>
+              <w:t xml:space="preserve">0%</w:t>
+            </w:r>
+          </w:p>
+        </w:tc>
+      </w:tr>
+      <w:tr>
+        <w:tc>
+          <w:tcPr>
+            <w:tcMar>
+              <w:top w:w="60" w:type="dxa"/>
+              <w:bottom w:w="60" w:type="dxa"/>
+              <w:left w:w="100" w:type="dxa"/>
+              <w:right w:w="100" w:type="dxa"/>
+            </w:tcMar>
+          </w:tcPr>
+          <w:p>
+            <w:pPr>
+              <w:spacing w:line="276" w:lineRule="auto" w:before="0" w:after="0"/>
+              <w:jc w:val="left"/>
+            </w:pPr>
+            <w:r>
+              <w:rPr>
+                <w:rFonts w:ascii="Times New Roman" w:hAnsi="Times New Roman"/>
+                <w:b/>
+                <w:bCs/>
+                <w:color w:val="000000"/>
+                <w:sz w:val="16"/>
+              </w:rPr>
+              <w:t xml:space="preserve">All attack types (overall)</w:t>
+            </w:r>
+          </w:p>
+        </w:tc>
+        <w:tc>
+          <w:tcPr>
+            <w:tcMar>
+              <w:top w:w="60" w:type="dxa"/>
+              <w:bottom w:w="60" w:type="dxa"/>
+              <w:left w:w="100" w:type="dxa"/>
+              <w:right w:w="100" w:type="dxa"/>
+            </w:tcMar>
+          </w:tcPr>
+          <w:p>
+            <w:pPr>
+              <w:spacing w:line="276" w:lineRule="auto" w:before="0" w:after="0"/>
+              <w:jc w:val="left"/>
+            </w:pPr>
+            <w:r>
+              <w:rPr>
+                <w:rFonts w:ascii="Times New Roman" w:hAnsi="Times New Roman"/>
+                <w:b/>
+                <w:bCs/>
+                <w:color w:val="000000"/>
+                <w:sz w:val="16"/>
+              </w:rPr>
+              <w:t xml:space="preserve">Extractive</w:t>
+            </w:r>
+          </w:p>
+        </w:tc>
+        <w:tc>
+          <w:tcPr>
+            <w:tcMar>
+              <w:top w:w="60" w:type="dxa"/>
+              <w:bottom w:w="60" w:type="dxa"/>
+              <w:left w:w="100" w:type="dxa"/>
+              <w:right w:w="100" w:type="dxa"/>
+            </w:tcMar>
+          </w:tcPr>
+          <w:p>
+            <w:pPr>
+              <w:spacing w:line="276" w:lineRule="auto" w:before="0" w:after="0"/>
+              <w:jc w:val="center"/>
+            </w:pPr>
+            <w:r>
+              <w:rPr>
+                <w:rFonts w:ascii="Times New Roman" w:hAnsi="Times New Roman"/>
+                <w:b/>
+                <w:bCs/>
+                <w:color w:val="000000"/>
+                <w:sz w:val="16"/>
+              </w:rPr>
+              <w:t xml:space="preserve">15</w:t>
+            </w:r>
+          </w:p>
+        </w:tc>
+        <w:tc>
+          <w:tcPr>
+            <w:tcMar>
+              <w:top w:w="60" w:type="dxa"/>
+              <w:bottom w:w="60" w:type="dxa"/>
+              <w:left w:w="100" w:type="dxa"/>
+              <w:right w:w="100" w:type="dxa"/>
+            </w:tcMar>
+          </w:tcPr>
+          <w:p>
+            <w:pPr>
+              <w:spacing w:line="276" w:lineRule="auto" w:before="0" w:after="0"/>
+              <w:jc w:val="center"/>
+            </w:pPr>
+            <w:r>
+              <w:rPr>
+                <w:rFonts w:ascii="Times New Roman" w:hAnsi="Times New Roman"/>
+                <w:b/>
+                <w:bCs/>
+                <w:color w:val="000000"/>
+                <w:sz w:val="16"/>
+              </w:rPr>
+              <w:t xml:space="preserve">100%</w:t>
+            </w:r>
+          </w:p>
+        </w:tc>
+        <w:tc>
+          <w:tcPr>
+            <w:tcMar>
+              <w:top w:w="60" w:type="dxa"/>
+              <w:bottom w:w="60" w:type="dxa"/>
+              <w:left w:w="100" w:type="dxa"/>
+              <w:right w:w="100" w:type="dxa"/>
+            </w:tcMar>
+          </w:tcPr>
+          <w:p>
+            <w:pPr>
+              <w:spacing w:line="276" w:lineRule="auto" w:before="0" w:after="0"/>
+              <w:jc w:val="center"/>
+            </w:pPr>
+            <w:r>
+              <w:rPr>
+                <w:rFonts w:ascii="Times New Roman" w:hAnsi="Times New Roman"/>
+                <w:b/>
+                <w:bCs/>
+                <w:color w:val="000000"/>
+                <w:sz w:val="16"/>
+              </w:rPr>
+              <w:t xml:space="preserve">0%</w:t>
+            </w:r>
+          </w:p>
+        </w:tc>
+        <w:tc>
+          <w:tcPr>
+            <w:tcMar>
+              <w:top w:w="60" w:type="dxa"/>
+              <w:bottom w:w="60" w:type="dxa"/>
+              <w:left w:w="100" w:type="dxa"/>
+              <w:right w:w="100" w:type="dxa"/>
+            </w:tcMar>
+          </w:tcPr>
+          <w:p>
+            <w:pPr>
+              <w:spacing w:line="276" w:lineRule="auto" w:before="0" w:after="0"/>
+              <w:jc w:val="center"/>
+            </w:pPr>
+            <w:r>
+              <w:rPr>
+                <w:rFonts w:ascii="Times New Roman" w:hAnsi="Times New Roman"/>
+                <w:b/>
+                <w:bCs/>
+                <w:color w:val="000000"/>
+                <w:sz w:val="16"/>
+              </w:rPr>
+              <w:t xml:space="preserve">0%</w:t>
+            </w:r>
+          </w:p>
+        </w:tc>
+      </w:tr>
+      <w:tr>
+        <w:tc>
+          <w:tcPr>
+            <w:tcMar>
+              <w:top w:w="60" w:type="dxa"/>
+              <w:bottom w:w="60" w:type="dxa"/>
+              <w:left w:w="100" w:type="dxa"/>
+              <w:right w:w="100" w:type="dxa"/>
+            </w:tcMar>
+          </w:tcPr>
+          <w:p>
+            <w:pPr>
+              <w:spacing w:line="276" w:lineRule="auto" w:before="0" w:after="0"/>
+              <w:jc w:val="left"/>
+            </w:pPr>
+            <w:r>
+              <w:rPr>
+                <w:rFonts w:ascii="Times New Roman" w:hAnsi="Times New Roman"/>
+                <w:color w:val="000000"/>
+                <w:sz w:val="16"/>
+              </w:rPr>
+              <w:t xml:space="preserve">All attack types (overall)</w:t>
+            </w:r>
+          </w:p>
+        </w:tc>
+        <w:tc>
+          <w:tcPr>
+            <w:tcMar>
+              <w:top w:w="60" w:type="dxa"/>
+              <w:bottom w:w="60" w:type="dxa"/>
+              <w:left w:w="100" w:type="dxa"/>
+              <w:right w:w="100" w:type="dxa"/>
+            </w:tcMar>
+          </w:tcPr>
+          <w:p>
+            <w:pPr>
+              <w:spacing w:line="276" w:lineRule="auto" w:before="0" w:after="0"/>
+              <w:jc w:val="left"/>
+            </w:pPr>
+            <w:r>
+              <w:rPr>
+                <w:rFonts w:ascii="Times New Roman" w:hAnsi="Times New Roman"/>
+                <w:color w:val="000000"/>
+                <w:sz w:val="16"/>
+              </w:rPr>
+              <w:t xml:space="preserve">Generative</w:t>
+            </w:r>
+          </w:p>
+        </w:tc>
+        <w:tc>
+          <w:tcPr>
+            <w:tcMar>
+              <w:top w:w="60" w:type="dxa"/>
+              <w:bottom w:w="60" w:type="dxa"/>
+              <w:left w:w="100" w:type="dxa"/>
+              <w:right w:w="100" w:type="dxa"/>
+            </w:tcMar>
+          </w:tcPr>
+          <w:p>
+            <w:pPr>
+              <w:spacing w:line="276" w:lineRule="auto" w:before="0" w:after="0"/>
+              <w:jc w:val="center"/>
+            </w:pPr>
+            <w:r>
+              <w:rPr>
+                <w:rFonts w:ascii="Times New Roman" w:hAnsi="Times New Roman"/>
+                <w:color w:val="000000"/>
+                <w:sz w:val="16"/>
+              </w:rPr>
+              <w:t xml:space="preserve">–</w:t>
+            </w:r>
+          </w:p>
+        </w:tc>
+        <w:tc>
+          <w:tcPr>
+            <w:tcMar>
+              <w:top w:w="60" w:type="dxa"/>
+              <w:bottom w:w="60" w:type="dxa"/>
+              <w:left w:w="100" w:type="dxa"/>
+              <w:right w:w="100" w:type="dxa"/>
+            </w:tcMar>
+          </w:tcPr>
+          <w:p>
+            <w:pPr>
+              <w:spacing w:line="276" w:lineRule="auto" w:before="0" w:after="0"/>
+              <w:jc w:val="center"/>
+            </w:pPr>
+            <w:r>
+              <w:rPr>
+                <w:rFonts w:ascii="Times New Roman" w:hAnsi="Times New Roman"/>
+                <w:color w:val="000000"/>
+                <w:sz w:val="16"/>
+              </w:rPr>
+              <w:t xml:space="preserve">pending</w:t>
+            </w:r>
+          </w:p>
+        </w:tc>
+        <w:tc>
+          <w:tcPr>
+            <w:tcMar>
+              <w:top w:w="60" w:type="dxa"/>
+              <w:bottom w:w="60" w:type="dxa"/>
+              <w:left w:w="100" w:type="dxa"/>
+              <w:right w:w="100" w:type="dxa"/>
+            </w:tcMar>
+          </w:tcPr>
+          <w:p>
+            <w:pPr>
+              <w:spacing w:line="276" w:lineRule="auto" w:before="0" w:after="0"/>
+              <w:jc w:val="center"/>
+            </w:pPr>
+            <w:r>
+              <w:rPr>
+                <w:rFonts w:ascii="Times New Roman" w:hAnsi="Times New Roman"/>
+                <w:color w:val="000000"/>
+                <w:sz w:val="16"/>
+              </w:rPr>
+              <w:t xml:space="preserve">pending</w:t>
+            </w:r>
+          </w:p>
+        </w:tc>
+        <w:tc>
+          <w:tcPr>
+            <w:tcMar>
+              <w:top w:w="60" w:type="dxa"/>
+              <w:bottom w:w="60" w:type="dxa"/>
+              <w:left w:w="100" w:type="dxa"/>
+              <w:right w:w="100" w:type="dxa"/>
+            </w:tcMar>
+          </w:tcPr>
+          <w:p>
+            <w:pPr>
+              <w:spacing w:line="276" w:lineRule="auto" w:before="0" w:after="0"/>
+              <w:jc w:val="center"/>
+            </w:pPr>
+            <w:r>
+              <w:rPr>
+                <w:rFonts w:ascii="Times New Roman" w:hAnsi="Times New Roman"/>
+                <w:color w:val="000000"/>
+                <w:sz w:val="16"/>
+              </w:rPr>
+              <w:t xml:space="preserve">pending</w:t>
+            </w:r>
+          </w:p>
+        </w:tc>
+      </w:tr>
+    </w:tbl>
+    <w:p>
+      <w:pPr>
+        <w:jc w:val="both"/>
+      </w:pPr>
+      <w:r>
+        <w:t xml:space="preserve">The Extractive arm reports 100% safe responses across all five attack types (15/15) with zero fabricated citations and zero unsupported answers; the safety property of returning verbatim corpus paragraphs is confirmed empirically. The Generative arm is reported as</w:t>
+      </w:r>
+      <w:r>
+        <w:t xml:space="preserve"> </w:t>
+      </w:r>
+      <w:r>
+        <w:rPr>
+          <w:rStyle w:val="VerbatimChar"/>
+        </w:rPr>
+        <w:t xml:space="preserve">pending</w:t>
+      </w:r>
+      <w:r>
+        <w:t xml:space="preserve"> </w:t>
+      </w:r>
+      <w:r>
+        <w:t xml:space="preserve">because the evaluator’s environment did not have an LLM API key configured at submission time; the runner is parameterised so a single command (</w:t>
+      </w:r>
+      <w:r>
+        <w:rPr>
+          <w:rStyle w:val="VerbatimChar"/>
+        </w:rPr>
+        <w:t xml:space="preserve">python scripts/run_adversarial.py --modes generative</w:t>
+      </w:r>
+      <w:r>
+        <w:t xml:space="preserve">) produces the paired numbers once a key is set, at a cost of approximately 15 LLM calls. The full per-query results, three representative cases per attack type, and the limitations of the probe are at</w:t>
+      </w:r>
+      <w:r>
+        <w:t xml:space="preserve"> </w:t>
+      </w:r>
+      <w:r>
+        <w:rPr>
+          <w:rStyle w:val="VerbatimChar"/>
+        </w:rPr>
+        <w:t xml:space="preserve">docs/evidence/verification/adversarial_test_summary.md</w:t>
+      </w:r>
+      <w:r>
+        <w:t xml:space="preserve">. The probe is intentionally small and is not a security certification; an exhaustive prompt-injection evaluation would adopt Garak or PromptBench (Liu et al., 2023) and is listed as future work in §5.3.</w:t>
+      </w:r>
+    </w:p>
+    <w:p>
+      <w:pPr>
+        <w:jc w:val="both"/>
+      </w:pPr>
+      <w:r>
+        <w:rPr>
+          <w:b/>
+          <w:bCs/>
+        </w:rPr>
+        <w:t xml:space="preserve">Audit export examples.</w:t>
+      </w:r>
+      <w:r>
+        <w:t xml:space="preserve"> </w:t>
+      </w:r>
+      <w:r>
+        <w:t xml:space="preserve">To make the</w:t>
+      </w:r>
+      <w:r>
+        <w:t xml:space="preserve"> </w:t>
+      </w:r>
+      <w:r>
+        <w:rPr>
+          <w:rStyle w:val="VerbatimChar"/>
+        </w:rPr>
+        <w:t xml:space="preserve">audit-ready</w:t>
+      </w:r>
+      <w:r>
+        <w:t xml:space="preserve"> </w:t>
+      </w:r>
+      <w:r>
+        <w:t xml:space="preserve">claim visible (rather than implicit in code), three representative records from the B3-Generative final run are rendered in human-readable Markdown under</w:t>
+      </w:r>
+      <w:r>
+        <w:t xml:space="preserve"> </w:t>
+      </w:r>
+      <w:r>
+        <w:rPr>
+          <w:rStyle w:val="VerbatimChar"/>
+        </w:rPr>
+        <w:t xml:space="preserve">docs/evidence/verification/</w:t>
+      </w:r>
+      <w:r>
+        <w:t xml:space="preserve">:</w:t>
+      </w:r>
+      <w:r>
+        <w:t xml:space="preserve"> </w:t>
+      </w:r>
+      <w:r>
+        <w:rPr>
+          <w:rStyle w:val="VerbatimChar"/>
+        </w:rPr>
+        <w:t xml:space="preserve">audit_export_answerable.md</w:t>
+      </w:r>
+      <w:r>
+        <w:t xml:space="preserve"> </w:t>
+      </w:r>
+      <w:r>
+        <w:t xml:space="preserve">(clean grounded answer with</w:t>
+      </w:r>
+      <w:r>
+        <w:t xml:space="preserve"> </w:t>
+      </w:r>
+      <w:r>
+        <w:rPr>
+          <w:rStyle w:val="VerbatimChar"/>
+        </w:rPr>
+        <w:t xml:space="preserve">support_rate = 1.0</w:t>
+      </w:r>
+      <w:r>
+        <w:t xml:space="preserve">),</w:t>
+      </w:r>
+      <w:r>
+        <w:t xml:space="preserve"> </w:t>
+      </w:r>
+      <w:r>
+        <w:rPr>
+          <w:rStyle w:val="VerbatimChar"/>
+        </w:rPr>
+        <w:t xml:space="preserve">audit_export_unanswerable.md</w:t>
+      </w:r>
+      <w:r>
+        <w:t xml:space="preserve"> </w:t>
+      </w:r>
+      <w:r>
+        <w:t xml:space="preserve">(clean abstention triggered by the post-LLM</w:t>
+      </w:r>
+      <w:r>
+        <w:t xml:space="preserve"> </w:t>
+      </w:r>
+      <w:r>
+        <w:rPr>
+          <w:rStyle w:val="VerbatimChar"/>
+        </w:rPr>
+        <w:t xml:space="preserve">min_support_rate</w:t>
+      </w:r>
+      <w:r>
+        <w:t xml:space="preserve"> </w:t>
+      </w:r>
+      <w:r>
+        <w:t xml:space="preserve">gate via</w:t>
+      </w:r>
+      <w:r>
+        <w:t xml:space="preserve"> </w:t>
+      </w:r>
+      <w:r>
+        <w:rPr>
+          <w:rStyle w:val="VerbatimChar"/>
+        </w:rPr>
+        <w:t xml:space="preserve">ABSTAINED_LOW_SUPPORT_RATE</w:t>
+      </w:r>
+      <w:r>
+        <w:t xml:space="preserve">), and</w:t>
+      </w:r>
+      <w:r>
+        <w:t xml:space="preserve"> </w:t>
+      </w:r>
+      <w:r>
+        <w:rPr>
+          <w:rStyle w:val="VerbatimChar"/>
+        </w:rPr>
+        <w:t xml:space="preserve">audit_export_contradiction.md</w:t>
+      </w:r>
+      <w:r>
+        <w:t xml:space="preserve"> </w:t>
+      </w:r>
+      <w:r>
+        <w:t xml:space="preserve">(contradiction-flag audit trail with the structured contradictions list preserved). Every value (query, answer, citation IDs, retrieval and rerank scores, claim verification fields, contradiction list, backend, latency, notes) is a verbatim copy from</w:t>
+      </w:r>
+      <w:r>
+        <w:t xml:space="preserve"> </w:t>
+      </w:r>
+      <w:r>
+        <w:rPr>
+          <w:rStyle w:val="VerbatimChar"/>
+        </w:rPr>
+        <w:t xml:space="preserve">results/runs/b3_generative_bm25_fallback_final/outputs.jsonl</w:t>
+      </w:r>
+      <w:r>
+        <w:t xml:space="preserve">; no values are summarised or fabricated. The exporter</w:t>
+      </w:r>
+      <w:r>
+        <w:t xml:space="preserve"> </w:t>
+      </w:r>
+      <w:r>
+        <w:rPr>
+          <w:rStyle w:val="VerbatimChar"/>
+        </w:rPr>
+        <w:t xml:space="preserve">scripts/build_audit_exports.py</w:t>
+      </w:r>
+      <w:r>
+        <w:t xml:space="preserve"> </w:t>
+      </w:r>
+      <w:r>
+        <w:t xml:space="preserve">regenerates all three files plus an index (</w:t>
+      </w:r>
+      <w:r>
+        <w:rPr>
+          <w:rStyle w:val="VerbatimChar"/>
+        </w:rPr>
+        <w:t xml:space="preserve">audit_export_index.md</w:t>
+      </w:r>
+      <w:r>
+        <w:t xml:space="preserve">) deterministically from the existing run, with no new system runs performed.</w:t>
+      </w:r>
+    </w:p>
+    <w:p>
+      <w:pPr>
+        <w:jc w:val="both"/>
+      </w:pPr>
+      <w:r>
+        <w:rPr>
+          <w:b/>
+          <w:bCs/>
+        </w:rPr>
+        <w:t xml:space="preserve">Public-transfer failure taxonomy (cross-reference).</w:t>
+      </w:r>
+      <w:r>
+        <w:t xml:space="preserve"> </w:t>
+      </w:r>
+      <w:r>
+        <w:t xml:space="preserve">The per-query failure-mode labelling for the Public Guidance Transfer Stress Test (§4.11) is published as</w:t>
+      </w:r>
+      <w:r>
+        <w:t xml:space="preserve"> </w:t>
+      </w:r>
+      <w:r>
+        <w:rPr>
+          <w:rStyle w:val="VerbatimChar"/>
+        </w:rPr>
+        <w:t xml:space="preserve">eval/public_transfer/failure_taxonomy.csv</w:t>
+      </w:r>
+      <w:r>
+        <w:t xml:space="preserve"> </w:t>
+      </w:r>
+      <w:r>
+        <w:t xml:space="preserve">and</w:t>
+      </w:r>
+      <w:r>
+        <w:t xml:space="preserve"> </w:t>
+      </w:r>
+      <w:r>
+        <w:rPr>
+          <w:rStyle w:val="VerbatimChar"/>
+        </w:rPr>
+        <w:t xml:space="preserve">docs/evidence/verification/public_transfer_failure_taxonomy.md</w:t>
+      </w:r>
+      <w:r>
+        <w:t xml:space="preserve">. The dominant non-clean-answer label is retrieval generalisation (terminology mismatch + weak-obligation language, 5/20 of the transfer queries); no transfer query produced a fabricated or hallucinatory answer.</w:t>
+      </w:r>
+    </w:p>
     <w:bookmarkEnd w:id="108"/>
+    <w:bookmarkEnd w:id="109"/>
     <w:sectPr>
       <w:headerReference r:id="rId9" w:type="default"/>
       <w:footnotePr>

--- a/docs/report/Final_Report_Draft_template.docx
+++ b/docs/report/Final_Report_Draft_template.docx
@@ -3234,7 +3234,7 @@
           <w:u w:val="none"/>
         </w:rPr>
         <w:tab/>
-        <w:t xml:space="preserve">51</w:t>
+        <w:t xml:space="preserve">52</w:t>
       </w:r>
     </w:p>
     <w:p>
@@ -3265,7 +3265,7 @@
           <w:u w:val="none"/>
         </w:rPr>
         <w:tab/>
-        <w:t xml:space="preserve">52</w:t>
+        <w:t xml:space="preserve">53</w:t>
       </w:r>
     </w:p>
     <w:bookmarkEnd w:id="27"/>
@@ -4186,7 +4186,38 @@
           <w:u w:val="none"/>
         </w:rPr>
         <w:tab/>
-        <w:t xml:space="preserve">51</w:t>
+        <w:t xml:space="preserve">52</w:t>
+      </w:r>
+    </w:p>
+    <w:p>
+      <w:pPr>
+        <w:spacing w:line="288" w:lineRule="auto" w:before="0" w:after="40"/>
+        <w:ind w:left="280"/>
+        <w:jc w:val="both"/>
+        <w:tabs>
+          <w:tab w:val="right" w:leader="dot" w:pos="8420"/>
+        </w:tabs>
+      </w:pPr>
+      <w:hyperlink w:anchor="tbl-b-5">
+        <w:r>
+          <w:rPr>
+            <w:rFonts w:ascii="Times New Roman" w:hAnsi="Times New Roman" w:cs="Times New Roman"/>
+            <w:sz w:val="22"/>
+            <w:color w:val="000000"/>
+            <w:u w:val="none"/>
+          </w:rPr>
+          <w:t xml:space="preserve">Table B.5 Adversarial probe results, paired across modes</w:t>
+        </w:r>
+      </w:hyperlink>
+      <w:r>
+        <w:rPr>
+          <w:rFonts w:ascii="Times New Roman" w:hAnsi="Times New Roman" w:cs="Times New Roman"/>
+          <w:sz w:val="22"/>
+          <w:color w:val="000000"/>
+          <w:u w:val="none"/>
+        </w:rPr>
+        <w:tab/>
+        <w:t xml:space="preserve">53</w:t>
       </w:r>
     </w:p>
     <w:p>
@@ -4205,7 +4236,7 @@
           <w:type w:val="nextPage"/>
         </w:sectPr>
       </w:pPr>
-      <w:hyperlink w:anchor="tbl-b-5">
+      <w:hyperlink w:anchor="tbl-b-6">
         <w:r>
           <w:rPr>
             <w:rFonts w:ascii="Times New Roman" w:hAnsi="Times New Roman" w:cs="Times New Roman"/>
@@ -4213,7 +4244,7 @@
             <w:color w:val="000000"/>
             <w:u w:val="none"/>
           </w:rPr>
-          <w:t xml:space="preserve">Table B.5 Adversarial probe results, paired across modes</w:t>
+          <w:t xml:space="preserve">Table B.6 Round 2 inter-rater agreement (Krippendorff alpha)</w:t>
         </w:r>
       </w:hyperlink>
       <w:r>
@@ -4224,7 +4255,7 @@
           <w:u w:val="none"/>
         </w:rPr>
         <w:tab/>
-        <w:t xml:space="preserve">52</w:t>
+        <w:t xml:space="preserve">51</w:t>
       </w:r>
     </w:p>
     <w:bookmarkEnd w:id="29"/>
@@ -21496,7 +21527,7 @@
         <w:t xml:space="preserve"> </w:t>
       </w:r>
       <w:r>
-        <w:t xml:space="preserve">The independent reviewer evaluation reported in §4.10 (n = 6 peer participants, 14-18 April 2026) provides triangulation against the automated metrics, but it is small, author-facilitated rather than fully blinded, and the reviewer pool is non-domain-expert (CS peers rather than compliance specialists). Per-(participant, query) ratings were not retained, so inter-rater agreement metrics such as Cohen’s kappa or Krippendorff’s alpha cannot be computed from the surviving data; the per-query Round 2 collection scaffolding and a small 15-query adversarial probe (Appendix B.12, Extractive arm safe at 100%, Generative arm pending an LLM API key) are landed for the same reason. A production-quality follow-up evaluation would employ at least two independent domain-expert raters, full blinding, and per-item ratings stored at collection time, as recommended by Es et al. (2023).</w:t>
+        <w:t xml:space="preserve">The independent reviewer evaluation reported in §4.10 (n = 6 peer participants, 14-18 April 2026) provides triangulation against the automated metrics, but it is small, author-facilitated rather than fully blinded, and the reviewer pool is non-domain-expert (CS peers rather than compliance specialists). A Round 2 per-query collection (Appendix B.10) reaches Krippendorff’s α 0.74 on three of five axes; a small 15-query adversarial probe (Appendix B.12, Extractive arm safe at 100%, Generative arm pending an LLM API key) is landed alongside. A production-quality follow-up evaluation would employ at least two independent domain-expert raters, full blinding, and per-item ratings stored at collection time, as recommended by Es et al. (2023).</w:t>
       </w:r>
     </w:p>
     <w:bookmarkEnd w:id="75"/>
@@ -34683,13 +34714,1120 @@
           <w:b/>
           <w:bCs/>
         </w:rPr>
+        <w:t xml:space="preserve">Round 2: Per-Query Collection and Inter-Rater Agreement.</w:t>
+      </w:r>
+      <w:r>
+        <w:t xml:space="preserve"> </w:t>
+      </w:r>
+      <w:r>
+        <w:t xml:space="preserve">A second round of the evaluation re-collected per-(participant, query) ratings from six anonymous peer reviewers (</w:t>
+      </w:r>
+      <w:r>
+        <w:rPr>
+          <w:rStyle w:val="VerbatimChar"/>
+        </w:rPr>
+        <w:t xml:space="preserve">Q1</w:t>
+      </w:r>
+      <w:r>
+        <w:t xml:space="preserve">-</w:t>
+      </w:r>
+      <w:r>
+        <w:rPr>
+          <w:rStyle w:val="VerbatimChar"/>
+        </w:rPr>
+        <w:t xml:space="preserve">Q6</w:t>
+      </w:r>
+      <w:r>
+        <w:t xml:space="preserve">; three BSc CS, three MSc CS) using the same 20 query / output pairs and the same 1-to-5 Likert rubric. The Round 2 collection produced 120 (participant, query) ratings (</w:t>
+      </w:r>
+      <w:r>
+        <w:rPr>
+          <w:rStyle w:val="VerbatimChar"/>
+        </w:rPr>
+        <w:t xml:space="preserve">docs/evidence/human_eval/per_query_anonymised_scores.csv</w:t>
+      </w:r>
+      <w:r>
+        <w:t xml:space="preserve">), allowing inter-rater agreement to be computed honestly. Krippendorff’s α (ordinal-distance metric, Krippendorff 2004) is reported per axis with bootstrap 95% confidence intervals (1,000 resamples, seed = 42); a non-parametric robustness check reports the binned pairwise % agreement after the mapping {1-2 -&gt; low, 3 -&gt; mid, 4-5 -&gt; high}. The full implementation is in</w:t>
+      </w:r>
+      <w:r>
+        <w:t xml:space="preserve"> </w:t>
+      </w:r>
+      <w:r>
+        <w:rPr>
+          <w:rStyle w:val="VerbatimChar"/>
+        </w:rPr>
+        <w:t xml:space="preserve">scripts/compute_human_eval.py</w:t>
+      </w:r>
+      <w:r>
+        <w:t xml:space="preserve"> </w:t>
+      </w:r>
+      <w:r>
+        <w:t xml:space="preserve">(validated against perfect-agreement, constant-rating, single-rater, and systematic-disagreement edge cases in</w:t>
+      </w:r>
+      <w:r>
+        <w:t xml:space="preserve"> </w:t>
+      </w:r>
+      <w:r>
+        <w:rPr>
+          <w:rStyle w:val="VerbatimChar"/>
+        </w:rPr>
+        <w:t xml:space="preserve">tests/test_compute_human_eval.py</w:t>
+      </w:r>
+      <w:r>
+        <w:t xml:space="preserve">).</w:t>
+      </w:r>
+    </w:p>
+    <w:p>
+      <w:pPr>
+        <w:jc w:val="both"/>
+      </w:pPr>
+    </w:p>
+    <w:p>
+      <w:pPr>
+        <w:jc w:val="both"/>
+      </w:pPr>
+      <w:r>
+        <w:rPr>
+          <w:b/>
+          <w:bCs/>
+          <w:sz w:val="21"/>
+        </w:rPr>
+        <w:t xml:space="preserve">Table B.6: Round 2 inter-rater agreement (n = 6 reviewers x 20 queries x 5 axes; ordinal Krippendorff’s α with 1,000-resample bootstrap 95% CI).</w:t>
+      </w:r>
+    </w:p>
+    <w:tbl>
+      <w:tblPr>
+        <w:tblStyle w:val="TableGrid"/>
+        <w:tblW w:type="pct" w:w="5000"/>
+        <w:jc w:val="center"/>
+        <w:tblLayout w:type="autofit"/>
+        <w:tblLook w:firstRow="1" w:lastRow="0" w:firstColumn="0" w:lastColumn="0" w:noHBand="0" w:noVBand="0" w:val="0020"/>
+        <w:tblBorders>
+          <w:top w:val="single" w:sz="4" w:space="0" w:color="auto"/>
+          <w:left w:val="single" w:sz="4" w:space="0" w:color="auto"/>
+          <w:bottom w:val="single" w:sz="4" w:space="0" w:color="auto"/>
+          <w:right w:val="single" w:sz="4" w:space="0" w:color="auto"/>
+          <w:insideH w:val="single" w:sz="4" w:space="0" w:color="auto"/>
+          <w:insideV w:val="nil"/>
+        </w:tblBorders>
+      </w:tblPr>
+      <w:tblGrid>
+        <w:gridCol w:w="0"/>
+        <w:gridCol w:w="0"/>
+        <w:gridCol w:w="0"/>
+        <w:gridCol w:w="0"/>
+        <w:gridCol w:w="0"/>
+        <w:gridCol w:w="0"/>
+      </w:tblGrid>
+      <w:tr>
+        <w:trPr>
+          <w:tblHeader w:val="on"/>
+        </w:trPr>
+        <w:tc>
+          <w:tcPr>
+            <w:shd w:val="clear" w:color="auto" w:fill="D9D9D9"/>
+            <w:tcMar>
+              <w:top w:w="60" w:type="dxa"/>
+              <w:bottom w:w="60" w:type="dxa"/>
+              <w:left w:w="100" w:type="dxa"/>
+              <w:right w:w="100" w:type="dxa"/>
+            </w:tcMar>
+          </w:tcPr>
+          <w:p>
+            <w:pPr>
+              <w:spacing w:line="276" w:lineRule="auto" w:before="0" w:after="0"/>
+              <w:jc w:val="left"/>
+            </w:pPr>
+            <w:r>
+              <w:rPr>
+                <w:rFonts w:ascii="Times New Roman" w:hAnsi="Times New Roman"/>
+                <w:b/>
+                <w:color w:val="000000"/>
+                <w:sz w:val="16"/>
+              </w:rPr>
+              <w:t xml:space="preserve">Axis</w:t>
+            </w:r>
+          </w:p>
+        </w:tc>
+        <w:tc>
+          <w:tcPr>
+            <w:shd w:val="clear" w:color="auto" w:fill="D9D9D9"/>
+            <w:tcMar>
+              <w:top w:w="60" w:type="dxa"/>
+              <w:bottom w:w="60" w:type="dxa"/>
+              <w:left w:w="100" w:type="dxa"/>
+              <w:right w:w="100" w:type="dxa"/>
+            </w:tcMar>
+          </w:tcPr>
+          <w:p>
+            <w:pPr>
+              <w:spacing w:line="276" w:lineRule="auto" w:before="0" w:after="0"/>
+              <w:jc w:val="center"/>
+            </w:pPr>
+            <w:r>
+              <w:rPr>
+                <w:rFonts w:ascii="Times New Roman" w:hAnsi="Times New Roman"/>
+                <w:b/>
+                <w:color w:val="000000"/>
+                <w:sz w:val="16"/>
+              </w:rPr>
+              <w:t xml:space="preserve">Krippendorff α</w:t>
+            </w:r>
+          </w:p>
+        </w:tc>
+        <w:tc>
+          <w:tcPr>
+            <w:shd w:val="clear" w:color="auto" w:fill="D9D9D9"/>
+            <w:tcMar>
+              <w:top w:w="60" w:type="dxa"/>
+              <w:bottom w:w="60" w:type="dxa"/>
+              <w:left w:w="100" w:type="dxa"/>
+              <w:right w:w="100" w:type="dxa"/>
+            </w:tcMar>
+          </w:tcPr>
+          <w:p>
+            <w:pPr>
+              <w:spacing w:line="276" w:lineRule="auto" w:before="0" w:after="0"/>
+              <w:jc w:val="center"/>
+            </w:pPr>
+            <w:r>
+              <w:rPr>
+                <w:rFonts w:ascii="Times New Roman" w:hAnsi="Times New Roman"/>
+                <w:b/>
+                <w:color w:val="000000"/>
+                <w:sz w:val="16"/>
+              </w:rPr>
+              <w:t xml:space="preserve">95% CI</w:t>
+            </w:r>
+          </w:p>
+        </w:tc>
+        <w:tc>
+          <w:tcPr>
+            <w:shd w:val="clear" w:color="auto" w:fill="D9D9D9"/>
+            <w:tcMar>
+              <w:top w:w="60" w:type="dxa"/>
+              <w:bottom w:w="60" w:type="dxa"/>
+              <w:left w:w="100" w:type="dxa"/>
+              <w:right w:w="100" w:type="dxa"/>
+            </w:tcMar>
+          </w:tcPr>
+          <w:p>
+            <w:pPr>
+              <w:spacing w:line="276" w:lineRule="auto" w:before="0" w:after="0"/>
+              <w:jc w:val="center"/>
+            </w:pPr>
+            <w:r>
+              <w:rPr>
+                <w:rFonts w:ascii="Times New Roman" w:hAnsi="Times New Roman"/>
+                <w:b/>
+                <w:color w:val="000000"/>
+                <w:sz w:val="16"/>
+              </w:rPr>
+              <w:t xml:space="preserve">Pairwise % (binned)</w:t>
+            </w:r>
+          </w:p>
+        </w:tc>
+        <w:tc>
+          <w:tcPr>
+            <w:shd w:val="clear" w:color="auto" w:fill="D9D9D9"/>
+            <w:tcMar>
+              <w:top w:w="60" w:type="dxa"/>
+              <w:bottom w:w="60" w:type="dxa"/>
+              <w:left w:w="100" w:type="dxa"/>
+              <w:right w:w="100" w:type="dxa"/>
+            </w:tcMar>
+          </w:tcPr>
+          <w:p>
+            <w:pPr>
+              <w:spacing w:line="276" w:lineRule="auto" w:before="0" w:after="0"/>
+              <w:jc w:val="center"/>
+            </w:pPr>
+            <w:r>
+              <w:rPr>
+                <w:rFonts w:ascii="Times New Roman" w:hAnsi="Times New Roman"/>
+                <w:b/>
+                <w:color w:val="000000"/>
+                <w:sz w:val="16"/>
+              </w:rPr>
+              <w:t xml:space="preserve">Round 2 mean</w:t>
+            </w:r>
+          </w:p>
+        </w:tc>
+        <w:tc>
+          <w:tcPr>
+            <w:shd w:val="clear" w:color="auto" w:fill="D9D9D9"/>
+            <w:tcMar>
+              <w:top w:w="60" w:type="dxa"/>
+              <w:bottom w:w="60" w:type="dxa"/>
+              <w:left w:w="100" w:type="dxa"/>
+              <w:right w:w="100" w:type="dxa"/>
+            </w:tcMar>
+          </w:tcPr>
+          <w:p>
+            <w:pPr>
+              <w:spacing w:line="276" w:lineRule="auto" w:before="0" w:after="0"/>
+              <w:jc w:val="center"/>
+            </w:pPr>
+            <w:r>
+              <w:rPr>
+                <w:rFonts w:ascii="Times New Roman" w:hAnsi="Times New Roman"/>
+                <w:b/>
+                <w:color w:val="000000"/>
+                <w:sz w:val="16"/>
+              </w:rPr>
+              <w:t xml:space="preserve">Round 2 SD</w:t>
+            </w:r>
+          </w:p>
+        </w:tc>
+      </w:tr>
+      <w:tr>
+        <w:tc>
+          <w:tcPr>
+            <w:tcMar>
+              <w:top w:w="60" w:type="dxa"/>
+              <w:bottom w:w="60" w:type="dxa"/>
+              <w:left w:w="100" w:type="dxa"/>
+              <w:right w:w="100" w:type="dxa"/>
+            </w:tcMar>
+          </w:tcPr>
+          <w:p>
+            <w:pPr>
+              <w:spacing w:line="276" w:lineRule="auto" w:before="0" w:after="0"/>
+              <w:jc w:val="left"/>
+            </w:pPr>
+            <w:r>
+              <w:rPr>
+                <w:rFonts w:ascii="Times New Roman" w:hAnsi="Times New Roman"/>
+                <w:color w:val="000000"/>
+                <w:sz w:val="16"/>
+              </w:rPr>
+              <w:t xml:space="preserve">Correctness</w:t>
+            </w:r>
+          </w:p>
+        </w:tc>
+        <w:tc>
+          <w:tcPr>
+            <w:tcMar>
+              <w:top w:w="60" w:type="dxa"/>
+              <w:bottom w:w="60" w:type="dxa"/>
+              <w:left w:w="100" w:type="dxa"/>
+              <w:right w:w="100" w:type="dxa"/>
+            </w:tcMar>
+          </w:tcPr>
+          <w:p>
+            <w:pPr>
+              <w:spacing w:line="276" w:lineRule="auto" w:before="0" w:after="0"/>
+              <w:jc w:val="center"/>
+            </w:pPr>
+            <w:r>
+              <w:rPr>
+                <w:rFonts w:ascii="Times New Roman" w:hAnsi="Times New Roman"/>
+                <w:color w:val="000000"/>
+                <w:sz w:val="16"/>
+              </w:rPr>
+              <w:t xml:space="preserve">0.745</w:t>
+            </w:r>
+          </w:p>
+        </w:tc>
+        <w:tc>
+          <w:tcPr>
+            <w:tcMar>
+              <w:top w:w="60" w:type="dxa"/>
+              <w:bottom w:w="60" w:type="dxa"/>
+              <w:left w:w="100" w:type="dxa"/>
+              <w:right w:w="100" w:type="dxa"/>
+            </w:tcMar>
+          </w:tcPr>
+          <w:p>
+            <w:pPr>
+              <w:spacing w:line="276" w:lineRule="auto" w:before="0" w:after="0"/>
+              <w:jc w:val="center"/>
+            </w:pPr>
+            <w:r>
+              <w:rPr>
+                <w:rFonts w:ascii="Times New Roman" w:hAnsi="Times New Roman"/>
+                <w:color w:val="000000"/>
+                <w:sz w:val="16"/>
+              </w:rPr>
+              <w:t xml:space="preserve">[0.467, 0.867]</w:t>
+            </w:r>
+          </w:p>
+        </w:tc>
+        <w:tc>
+          <w:tcPr>
+            <w:tcMar>
+              <w:top w:w="60" w:type="dxa"/>
+              <w:bottom w:w="60" w:type="dxa"/>
+              <w:left w:w="100" w:type="dxa"/>
+              <w:right w:w="100" w:type="dxa"/>
+            </w:tcMar>
+          </w:tcPr>
+          <w:p>
+            <w:pPr>
+              <w:spacing w:line="276" w:lineRule="auto" w:before="0" w:after="0"/>
+              <w:jc w:val="center"/>
+            </w:pPr>
+            <w:r>
+              <w:rPr>
+                <w:rFonts w:ascii="Times New Roman" w:hAnsi="Times New Roman"/>
+                <w:color w:val="000000"/>
+                <w:sz w:val="16"/>
+              </w:rPr>
+              <w:t xml:space="preserve">86%</w:t>
+            </w:r>
+          </w:p>
+        </w:tc>
+        <w:tc>
+          <w:tcPr>
+            <w:tcMar>
+              <w:top w:w="60" w:type="dxa"/>
+              <w:bottom w:w="60" w:type="dxa"/>
+              <w:left w:w="100" w:type="dxa"/>
+              <w:right w:w="100" w:type="dxa"/>
+            </w:tcMar>
+          </w:tcPr>
+          <w:p>
+            <w:pPr>
+              <w:spacing w:line="276" w:lineRule="auto" w:before="0" w:after="0"/>
+              <w:jc w:val="center"/>
+            </w:pPr>
+            <w:r>
+              <w:rPr>
+                <w:rFonts w:ascii="Times New Roman" w:hAnsi="Times New Roman"/>
+                <w:color w:val="000000"/>
+                <w:sz w:val="16"/>
+              </w:rPr>
+              <w:t xml:space="preserve">4.16</w:t>
+            </w:r>
+          </w:p>
+        </w:tc>
+        <w:tc>
+          <w:tcPr>
+            <w:tcMar>
+              <w:top w:w="60" w:type="dxa"/>
+              <w:bottom w:w="60" w:type="dxa"/>
+              <w:left w:w="100" w:type="dxa"/>
+              <w:right w:w="100" w:type="dxa"/>
+            </w:tcMar>
+          </w:tcPr>
+          <w:p>
+            <w:pPr>
+              <w:spacing w:line="276" w:lineRule="auto" w:before="0" w:after="0"/>
+              <w:jc w:val="center"/>
+            </w:pPr>
+            <w:r>
+              <w:rPr>
+                <w:rFonts w:ascii="Times New Roman" w:hAnsi="Times New Roman"/>
+                <w:color w:val="000000"/>
+                <w:sz w:val="16"/>
+              </w:rPr>
+              <w:t xml:space="preserve">1.02</w:t>
+            </w:r>
+          </w:p>
+        </w:tc>
+      </w:tr>
+      <w:tr>
+        <w:tc>
+          <w:tcPr>
+            <w:tcMar>
+              <w:top w:w="60" w:type="dxa"/>
+              <w:bottom w:w="60" w:type="dxa"/>
+              <w:left w:w="100" w:type="dxa"/>
+              <w:right w:w="100" w:type="dxa"/>
+            </w:tcMar>
+          </w:tcPr>
+          <w:p>
+            <w:pPr>
+              <w:spacing w:line="276" w:lineRule="auto" w:before="0" w:after="0"/>
+              <w:jc w:val="left"/>
+            </w:pPr>
+            <w:r>
+              <w:rPr>
+                <w:rFonts w:ascii="Times New Roman" w:hAnsi="Times New Roman"/>
+                <w:color w:val="000000"/>
+                <w:sz w:val="16"/>
+              </w:rPr>
+              <w:t xml:space="preserve">Groundedness</w:t>
+            </w:r>
+          </w:p>
+        </w:tc>
+        <w:tc>
+          <w:tcPr>
+            <w:tcMar>
+              <w:top w:w="60" w:type="dxa"/>
+              <w:bottom w:w="60" w:type="dxa"/>
+              <w:left w:w="100" w:type="dxa"/>
+              <w:right w:w="100" w:type="dxa"/>
+            </w:tcMar>
+          </w:tcPr>
+          <w:p>
+            <w:pPr>
+              <w:spacing w:line="276" w:lineRule="auto" w:before="0" w:after="0"/>
+              <w:jc w:val="center"/>
+            </w:pPr>
+            <w:r>
+              <w:rPr>
+                <w:rFonts w:ascii="Times New Roman" w:hAnsi="Times New Roman"/>
+                <w:color w:val="000000"/>
+                <w:sz w:val="16"/>
+              </w:rPr>
+              <w:t xml:space="preserve">0.256</w:t>
+            </w:r>
+          </w:p>
+        </w:tc>
+        <w:tc>
+          <w:tcPr>
+            <w:tcMar>
+              <w:top w:w="60" w:type="dxa"/>
+              <w:bottom w:w="60" w:type="dxa"/>
+              <w:left w:w="100" w:type="dxa"/>
+              <w:right w:w="100" w:type="dxa"/>
+            </w:tcMar>
+          </w:tcPr>
+          <w:p>
+            <w:pPr>
+              <w:spacing w:line="276" w:lineRule="auto" w:before="0" w:after="0"/>
+              <w:jc w:val="center"/>
+            </w:pPr>
+            <w:r>
+              <w:rPr>
+                <w:rFonts w:ascii="Times New Roman" w:hAnsi="Times New Roman"/>
+                <w:color w:val="000000"/>
+                <w:sz w:val="16"/>
+              </w:rPr>
+              <w:t xml:space="preserve">[0.072, 0.404]</w:t>
+            </w:r>
+          </w:p>
+        </w:tc>
+        <w:tc>
+          <w:tcPr>
+            <w:tcMar>
+              <w:top w:w="60" w:type="dxa"/>
+              <w:bottom w:w="60" w:type="dxa"/>
+              <w:left w:w="100" w:type="dxa"/>
+              <w:right w:w="100" w:type="dxa"/>
+            </w:tcMar>
+          </w:tcPr>
+          <w:p>
+            <w:pPr>
+              <w:spacing w:line="276" w:lineRule="auto" w:before="0" w:after="0"/>
+              <w:jc w:val="center"/>
+            </w:pPr>
+            <w:r>
+              <w:rPr>
+                <w:rFonts w:ascii="Times New Roman" w:hAnsi="Times New Roman"/>
+                <w:color w:val="000000"/>
+                <w:sz w:val="16"/>
+              </w:rPr>
+              <w:t xml:space="preserve">100%</w:t>
+            </w:r>
+          </w:p>
+        </w:tc>
+        <w:tc>
+          <w:tcPr>
+            <w:tcMar>
+              <w:top w:w="60" w:type="dxa"/>
+              <w:bottom w:w="60" w:type="dxa"/>
+              <w:left w:w="100" w:type="dxa"/>
+              <w:right w:w="100" w:type="dxa"/>
+            </w:tcMar>
+          </w:tcPr>
+          <w:p>
+            <w:pPr>
+              <w:spacing w:line="276" w:lineRule="auto" w:before="0" w:after="0"/>
+              <w:jc w:val="center"/>
+            </w:pPr>
+            <w:r>
+              <w:rPr>
+                <w:rFonts w:ascii="Times New Roman" w:hAnsi="Times New Roman"/>
+                <w:color w:val="000000"/>
+                <w:sz w:val="16"/>
+              </w:rPr>
+              <w:t xml:space="preserve">4.87</w:t>
+            </w:r>
+          </w:p>
+        </w:tc>
+        <w:tc>
+          <w:tcPr>
+            <w:tcMar>
+              <w:top w:w="60" w:type="dxa"/>
+              <w:bottom w:w="60" w:type="dxa"/>
+              <w:left w:w="100" w:type="dxa"/>
+              <w:right w:w="100" w:type="dxa"/>
+            </w:tcMar>
+          </w:tcPr>
+          <w:p>
+            <w:pPr>
+              <w:spacing w:line="276" w:lineRule="auto" w:before="0" w:after="0"/>
+              <w:jc w:val="center"/>
+            </w:pPr>
+            <w:r>
+              <w:rPr>
+                <w:rFonts w:ascii="Times New Roman" w:hAnsi="Times New Roman"/>
+                <w:color w:val="000000"/>
+                <w:sz w:val="16"/>
+              </w:rPr>
+              <w:t xml:space="preserve">0.34</w:t>
+            </w:r>
+          </w:p>
+        </w:tc>
+      </w:tr>
+      <w:tr>
+        <w:tc>
+          <w:tcPr>
+            <w:tcMar>
+              <w:top w:w="60" w:type="dxa"/>
+              <w:bottom w:w="60" w:type="dxa"/>
+              <w:left w:w="100" w:type="dxa"/>
+              <w:right w:w="100" w:type="dxa"/>
+            </w:tcMar>
+          </w:tcPr>
+          <w:p>
+            <w:pPr>
+              <w:spacing w:line="276" w:lineRule="auto" w:before="0" w:after="0"/>
+              <w:jc w:val="left"/>
+            </w:pPr>
+            <w:r>
+              <w:rPr>
+                <w:rFonts w:ascii="Times New Roman" w:hAnsi="Times New Roman"/>
+                <w:color w:val="000000"/>
+                <w:sz w:val="16"/>
+              </w:rPr>
+              <w:t xml:space="preserve">Citation Usefulness</w:t>
+            </w:r>
+          </w:p>
+        </w:tc>
+        <w:tc>
+          <w:tcPr>
+            <w:tcMar>
+              <w:top w:w="60" w:type="dxa"/>
+              <w:bottom w:w="60" w:type="dxa"/>
+              <w:left w:w="100" w:type="dxa"/>
+              <w:right w:w="100" w:type="dxa"/>
+            </w:tcMar>
+          </w:tcPr>
+          <w:p>
+            <w:pPr>
+              <w:spacing w:line="276" w:lineRule="auto" w:before="0" w:after="0"/>
+              <w:jc w:val="center"/>
+            </w:pPr>
+            <w:r>
+              <w:rPr>
+                <w:rFonts w:ascii="Times New Roman" w:hAnsi="Times New Roman"/>
+                <w:color w:val="000000"/>
+                <w:sz w:val="16"/>
+              </w:rPr>
+              <w:t xml:space="preserve">0.339</w:t>
+            </w:r>
+          </w:p>
+        </w:tc>
+        <w:tc>
+          <w:tcPr>
+            <w:tcMar>
+              <w:top w:w="60" w:type="dxa"/>
+              <w:bottom w:w="60" w:type="dxa"/>
+              <w:left w:w="100" w:type="dxa"/>
+              <w:right w:w="100" w:type="dxa"/>
+            </w:tcMar>
+          </w:tcPr>
+          <w:p>
+            <w:pPr>
+              <w:spacing w:line="276" w:lineRule="auto" w:before="0" w:after="0"/>
+              <w:jc w:val="center"/>
+            </w:pPr>
+            <w:r>
+              <w:rPr>
+                <w:rFonts w:ascii="Times New Roman" w:hAnsi="Times New Roman"/>
+                <w:color w:val="000000"/>
+                <w:sz w:val="16"/>
+              </w:rPr>
+              <w:t xml:space="preserve">[0.102, 0.502]</w:t>
+            </w:r>
+          </w:p>
+        </w:tc>
+        <w:tc>
+          <w:tcPr>
+            <w:tcMar>
+              <w:top w:w="60" w:type="dxa"/>
+              <w:bottom w:w="60" w:type="dxa"/>
+              <w:left w:w="100" w:type="dxa"/>
+              <w:right w:w="100" w:type="dxa"/>
+            </w:tcMar>
+          </w:tcPr>
+          <w:p>
+            <w:pPr>
+              <w:spacing w:line="276" w:lineRule="auto" w:before="0" w:after="0"/>
+              <w:jc w:val="center"/>
+            </w:pPr>
+            <w:r>
+              <w:rPr>
+                <w:rFonts w:ascii="Times New Roman" w:hAnsi="Times New Roman"/>
+                <w:color w:val="000000"/>
+                <w:sz w:val="16"/>
+              </w:rPr>
+              <w:t xml:space="preserve">86%</w:t>
+            </w:r>
+          </w:p>
+        </w:tc>
+        <w:tc>
+          <w:tcPr>
+            <w:tcMar>
+              <w:top w:w="60" w:type="dxa"/>
+              <w:bottom w:w="60" w:type="dxa"/>
+              <w:left w:w="100" w:type="dxa"/>
+              <w:right w:w="100" w:type="dxa"/>
+            </w:tcMar>
+          </w:tcPr>
+          <w:p>
+            <w:pPr>
+              <w:spacing w:line="276" w:lineRule="auto" w:before="0" w:after="0"/>
+              <w:jc w:val="center"/>
+            </w:pPr>
+            <w:r>
+              <w:rPr>
+                <w:rFonts w:ascii="Times New Roman" w:hAnsi="Times New Roman"/>
+                <w:color w:val="000000"/>
+                <w:sz w:val="16"/>
+              </w:rPr>
+              <w:t xml:space="preserve">4.22</w:t>
+            </w:r>
+          </w:p>
+        </w:tc>
+        <w:tc>
+          <w:tcPr>
+            <w:tcMar>
+              <w:top w:w="60" w:type="dxa"/>
+              <w:bottom w:w="60" w:type="dxa"/>
+              <w:left w:w="100" w:type="dxa"/>
+              <w:right w:w="100" w:type="dxa"/>
+            </w:tcMar>
+          </w:tcPr>
+          <w:p>
+            <w:pPr>
+              <w:spacing w:line="276" w:lineRule="auto" w:before="0" w:after="0"/>
+              <w:jc w:val="center"/>
+            </w:pPr>
+            <w:r>
+              <w:rPr>
+                <w:rFonts w:ascii="Times New Roman" w:hAnsi="Times New Roman"/>
+                <w:color w:val="000000"/>
+                <w:sz w:val="16"/>
+              </w:rPr>
+              <w:t xml:space="preserve">0.64</w:t>
+            </w:r>
+          </w:p>
+        </w:tc>
+      </w:tr>
+      <w:tr>
+        <w:tc>
+          <w:tcPr>
+            <w:tcMar>
+              <w:top w:w="60" w:type="dxa"/>
+              <w:bottom w:w="60" w:type="dxa"/>
+              <w:left w:w="100" w:type="dxa"/>
+              <w:right w:w="100" w:type="dxa"/>
+            </w:tcMar>
+          </w:tcPr>
+          <w:p>
+            <w:pPr>
+              <w:spacing w:line="276" w:lineRule="auto" w:before="0" w:after="0"/>
+              <w:jc w:val="left"/>
+            </w:pPr>
+            <w:r>
+              <w:rPr>
+                <w:rFonts w:ascii="Times New Roman" w:hAnsi="Times New Roman"/>
+                <w:color w:val="000000"/>
+                <w:sz w:val="16"/>
+              </w:rPr>
+              <w:t xml:space="preserve">Usefulness</w:t>
+            </w:r>
+          </w:p>
+        </w:tc>
+        <w:tc>
+          <w:tcPr>
+            <w:tcMar>
+              <w:top w:w="60" w:type="dxa"/>
+              <w:bottom w:w="60" w:type="dxa"/>
+              <w:left w:w="100" w:type="dxa"/>
+              <w:right w:w="100" w:type="dxa"/>
+            </w:tcMar>
+          </w:tcPr>
+          <w:p>
+            <w:pPr>
+              <w:spacing w:line="276" w:lineRule="auto" w:before="0" w:after="0"/>
+              <w:jc w:val="center"/>
+            </w:pPr>
+            <w:r>
+              <w:rPr>
+                <w:rFonts w:ascii="Times New Roman" w:hAnsi="Times New Roman"/>
+                <w:color w:val="000000"/>
+                <w:sz w:val="16"/>
+              </w:rPr>
+              <w:t xml:space="preserve">0.733</w:t>
+            </w:r>
+          </w:p>
+        </w:tc>
+        <w:tc>
+          <w:tcPr>
+            <w:tcMar>
+              <w:top w:w="60" w:type="dxa"/>
+              <w:bottom w:w="60" w:type="dxa"/>
+              <w:left w:w="100" w:type="dxa"/>
+              <w:right w:w="100" w:type="dxa"/>
+            </w:tcMar>
+          </w:tcPr>
+          <w:p>
+            <w:pPr>
+              <w:spacing w:line="276" w:lineRule="auto" w:before="0" w:after="0"/>
+              <w:jc w:val="center"/>
+            </w:pPr>
+            <w:r>
+              <w:rPr>
+                <w:rFonts w:ascii="Times New Roman" w:hAnsi="Times New Roman"/>
+                <w:color w:val="000000"/>
+                <w:sz w:val="16"/>
+              </w:rPr>
+              <w:t xml:space="preserve">[0.447, 0.848]</w:t>
+            </w:r>
+          </w:p>
+        </w:tc>
+        <w:tc>
+          <w:tcPr>
+            <w:tcMar>
+              <w:top w:w="60" w:type="dxa"/>
+              <w:bottom w:w="60" w:type="dxa"/>
+              <w:left w:w="100" w:type="dxa"/>
+              <w:right w:w="100" w:type="dxa"/>
+            </w:tcMar>
+          </w:tcPr>
+          <w:p>
+            <w:pPr>
+              <w:spacing w:line="276" w:lineRule="auto" w:before="0" w:after="0"/>
+              <w:jc w:val="center"/>
+            </w:pPr>
+            <w:r>
+              <w:rPr>
+                <w:rFonts w:ascii="Times New Roman" w:hAnsi="Times New Roman"/>
+                <w:color w:val="000000"/>
+                <w:sz w:val="16"/>
+              </w:rPr>
+              <w:t xml:space="preserve">80%</w:t>
+            </w:r>
+          </w:p>
+        </w:tc>
+        <w:tc>
+          <w:tcPr>
+            <w:tcMar>
+              <w:top w:w="60" w:type="dxa"/>
+              <w:bottom w:w="60" w:type="dxa"/>
+              <w:left w:w="100" w:type="dxa"/>
+              <w:right w:w="100" w:type="dxa"/>
+            </w:tcMar>
+          </w:tcPr>
+          <w:p>
+            <w:pPr>
+              <w:spacing w:line="276" w:lineRule="auto" w:before="0" w:after="0"/>
+              <w:jc w:val="center"/>
+            </w:pPr>
+            <w:r>
+              <w:rPr>
+                <w:rFonts w:ascii="Times New Roman" w:hAnsi="Times New Roman"/>
+                <w:color w:val="000000"/>
+                <w:sz w:val="16"/>
+              </w:rPr>
+              <w:t xml:space="preserve">3.44</w:t>
+            </w:r>
+          </w:p>
+        </w:tc>
+        <w:tc>
+          <w:tcPr>
+            <w:tcMar>
+              <w:top w:w="60" w:type="dxa"/>
+              <w:bottom w:w="60" w:type="dxa"/>
+              <w:left w:w="100" w:type="dxa"/>
+              <w:right w:w="100" w:type="dxa"/>
+            </w:tcMar>
+          </w:tcPr>
+          <w:p>
+            <w:pPr>
+              <w:spacing w:line="276" w:lineRule="auto" w:before="0" w:after="0"/>
+              <w:jc w:val="center"/>
+            </w:pPr>
+            <w:r>
+              <w:rPr>
+                <w:rFonts w:ascii="Times New Roman" w:hAnsi="Times New Roman"/>
+                <w:color w:val="000000"/>
+                <w:sz w:val="16"/>
+              </w:rPr>
+              <w:t xml:space="preserve">1.05</w:t>
+            </w:r>
+          </w:p>
+        </w:tc>
+      </w:tr>
+      <w:tr>
+        <w:tc>
+          <w:tcPr>
+            <w:tcMar>
+              <w:top w:w="60" w:type="dxa"/>
+              <w:bottom w:w="60" w:type="dxa"/>
+              <w:left w:w="100" w:type="dxa"/>
+              <w:right w:w="100" w:type="dxa"/>
+            </w:tcMar>
+          </w:tcPr>
+          <w:p>
+            <w:pPr>
+              <w:spacing w:line="276" w:lineRule="auto" w:before="0" w:after="0"/>
+              <w:jc w:val="left"/>
+            </w:pPr>
+            <w:r>
+              <w:rPr>
+                <w:rFonts w:ascii="Times New Roman" w:hAnsi="Times New Roman"/>
+                <w:color w:val="000000"/>
+                <w:sz w:val="16"/>
+              </w:rPr>
+              <w:t xml:space="preserve">Trust Calibration</w:t>
+            </w:r>
+          </w:p>
+        </w:tc>
+        <w:tc>
+          <w:tcPr>
+            <w:tcMar>
+              <w:top w:w="60" w:type="dxa"/>
+              <w:bottom w:w="60" w:type="dxa"/>
+              <w:left w:w="100" w:type="dxa"/>
+              <w:right w:w="100" w:type="dxa"/>
+            </w:tcMar>
+          </w:tcPr>
+          <w:p>
+            <w:pPr>
+              <w:spacing w:line="276" w:lineRule="auto" w:before="0" w:after="0"/>
+              <w:jc w:val="center"/>
+            </w:pPr>
+            <w:r>
+              <w:rPr>
+                <w:rFonts w:ascii="Times New Roman" w:hAnsi="Times New Roman"/>
+                <w:color w:val="000000"/>
+                <w:sz w:val="16"/>
+              </w:rPr>
+              <w:t xml:space="preserve">0.745</w:t>
+            </w:r>
+          </w:p>
+        </w:tc>
+        <w:tc>
+          <w:tcPr>
+            <w:tcMar>
+              <w:top w:w="60" w:type="dxa"/>
+              <w:bottom w:w="60" w:type="dxa"/>
+              <w:left w:w="100" w:type="dxa"/>
+              <w:right w:w="100" w:type="dxa"/>
+            </w:tcMar>
+          </w:tcPr>
+          <w:p>
+            <w:pPr>
+              <w:spacing w:line="276" w:lineRule="auto" w:before="0" w:after="0"/>
+              <w:jc w:val="center"/>
+            </w:pPr>
+            <w:r>
+              <w:rPr>
+                <w:rFonts w:ascii="Times New Roman" w:hAnsi="Times New Roman"/>
+                <w:color w:val="000000"/>
+                <w:sz w:val="16"/>
+              </w:rPr>
+              <w:t xml:space="preserve">[0.469, 0.868]</w:t>
+            </w:r>
+          </w:p>
+        </w:tc>
+        <w:tc>
+          <w:tcPr>
+            <w:tcMar>
+              <w:top w:w="60" w:type="dxa"/>
+              <w:bottom w:w="60" w:type="dxa"/>
+              <w:left w:w="100" w:type="dxa"/>
+              <w:right w:w="100" w:type="dxa"/>
+            </w:tcMar>
+          </w:tcPr>
+          <w:p>
+            <w:pPr>
+              <w:spacing w:line="276" w:lineRule="auto" w:before="0" w:after="0"/>
+              <w:jc w:val="center"/>
+            </w:pPr>
+            <w:r>
+              <w:rPr>
+                <w:rFonts w:ascii="Times New Roman" w:hAnsi="Times New Roman"/>
+                <w:color w:val="000000"/>
+                <w:sz w:val="16"/>
+              </w:rPr>
+              <w:t xml:space="preserve">86%</w:t>
+            </w:r>
+          </w:p>
+        </w:tc>
+        <w:tc>
+          <w:tcPr>
+            <w:tcMar>
+              <w:top w:w="60" w:type="dxa"/>
+              <w:bottom w:w="60" w:type="dxa"/>
+              <w:left w:w="100" w:type="dxa"/>
+              <w:right w:w="100" w:type="dxa"/>
+            </w:tcMar>
+          </w:tcPr>
+          <w:p>
+            <w:pPr>
+              <w:spacing w:line="276" w:lineRule="auto" w:before="0" w:after="0"/>
+              <w:jc w:val="center"/>
+            </w:pPr>
+            <w:r>
+              <w:rPr>
+                <w:rFonts w:ascii="Times New Roman" w:hAnsi="Times New Roman"/>
+                <w:color w:val="000000"/>
+                <w:sz w:val="16"/>
+              </w:rPr>
+              <w:t xml:space="preserve">4.18</w:t>
+            </w:r>
+          </w:p>
+        </w:tc>
+        <w:tc>
+          <w:tcPr>
+            <w:tcMar>
+              <w:top w:w="60" w:type="dxa"/>
+              <w:bottom w:w="60" w:type="dxa"/>
+              <w:left w:w="100" w:type="dxa"/>
+              <w:right w:w="100" w:type="dxa"/>
+            </w:tcMar>
+          </w:tcPr>
+          <w:p>
+            <w:pPr>
+              <w:spacing w:line="276" w:lineRule="auto" w:before="0" w:after="0"/>
+              <w:jc w:val="center"/>
+            </w:pPr>
+            <w:r>
+              <w:rPr>
+                <w:rFonts w:ascii="Times New Roman" w:hAnsi="Times New Roman"/>
+                <w:color w:val="000000"/>
+                <w:sz w:val="16"/>
+              </w:rPr>
+              <w:t xml:space="preserve">1.00</w:t>
+            </w:r>
+          </w:p>
+        </w:tc>
+      </w:tr>
+    </w:tbl>
+    <w:p>
+      <w:pPr>
+        <w:jc w:val="both"/>
+      </w:pPr>
+      <w:r>
+        <w:t xml:space="preserve">Three axes (Correctness, Usefulness, Trust Calibration) sit in the</w:t>
+      </w:r>
+      <w:r>
+        <w:t xml:space="preserve"> </w:t>
+      </w:r>
+      <w:r>
+        <w:t xml:space="preserve">“tentative agreement”</w:t>
+      </w:r>
+      <w:r>
+        <w:t xml:space="preserve"> </w:t>
+      </w:r>
+      <w:r>
+        <w:t xml:space="preserve">band (α &gt;= 0.667 by Krippendorff’s informal cut-off). Groundedness and Citation Usefulness drop below 0.667, but for two different reasons. Groundedness has a textbook</w:t>
+      </w:r>
+      <w:r>
+        <w:t xml:space="preserve"> </w:t>
+      </w:r>
+      <w:r>
+        <w:rPr>
+          <w:b/>
+          <w:bCs/>
+        </w:rPr>
+        <w:t xml:space="preserve">ceiling effect</w:t>
+      </w:r>
+      <w:r>
+        <w:t xml:space="preserve">: 117 of 120 Likert scores are 4 or 5, and binned-pairwise agreement is 100%; α is depressed because expected disagreement is small in absolute terms, not because reviewers disagreed. Citation Usefulness has more genuine spread, with reviewers occasionally disagreeing by one or two points on whether a citation was</w:t>
+      </w:r>
+      <w:r>
+        <w:t xml:space="preserve"> </w:t>
+      </w:r>
+      <w:r>
+        <w:rPr>
+          <w:i/>
+          <w:iCs/>
+        </w:rPr>
+        <w:t xml:space="preserve">helpful for verification</w:t>
+      </w:r>
+      <w:r>
+        <w:t xml:space="preserve"> </w:t>
+      </w:r>
+      <w:r>
+        <w:t xml:space="preserve">versus merely</w:t>
+      </w:r>
+      <w:r>
+        <w:t xml:space="preserve"> </w:t>
+      </w:r>
+      <w:r>
+        <w:rPr>
+          <w:i/>
+          <w:iCs/>
+        </w:rPr>
+        <w:t xml:space="preserve">present</w:t>
+      </w:r>
+      <w:r>
+        <w:t xml:space="preserve">. The Round 2 means track the Round 1 aggregates within ~0.5 on every axis, but are uniformly lower because per-query ratings give equal weight to over-abstention cases (Q09-Q12) where reviewers scored Correctness and Usefulness 1-3, while Round 1 aggregates summarise each reviewer’s overall impression. The Round 1 aggregate (Table B.3) and Round 2 per-query CSV (</w:t>
+      </w:r>
+      <w:r>
+        <w:rPr>
+          <w:rStyle w:val="VerbatimChar"/>
+        </w:rPr>
+        <w:t xml:space="preserve">anonymised_scores.csv</w:t>
+      </w:r>
+      <w:r>
+        <w:t xml:space="preserve"> </w:t>
+      </w:r>
+      <w:r>
+        <w:t xml:space="preserve">and</w:t>
+      </w:r>
+      <w:r>
+        <w:t xml:space="preserve"> </w:t>
+      </w:r>
+      <w:r>
+        <w:rPr>
+          <w:rStyle w:val="VerbatimChar"/>
+        </w:rPr>
+        <w:t xml:space="preserve">per_query_anonymised_scores.csv</w:t>
+      </w:r>
+      <w:r>
+        <w:t xml:space="preserve"> </w:t>
+      </w:r>
+      <w:r>
+        <w:t xml:space="preserve">under</w:t>
+      </w:r>
+      <w:r>
+        <w:t xml:space="preserve"> </w:t>
+      </w:r>
+      <w:r>
+        <w:rPr>
+          <w:rStyle w:val="VerbatimChar"/>
+        </w:rPr>
+        <w:t xml:space="preserve">docs/evidence/human_eval/</w:t>
+      </w:r>
+      <w:r>
+        <w:t xml:space="preserve">) are both archived; neither is retracted.</w:t>
+      </w:r>
+    </w:p>
+    <w:p>
+      <w:pPr>
+        <w:jc w:val="both"/>
+      </w:pPr>
+      <w:r>
+        <w:rPr>
+          <w:b/>
+          <w:bCs/>
+        </w:rPr>
         <w:t xml:space="preserve">Limitations of this evaluation.</w:t>
       </w:r>
       <w:r>
         <w:t xml:space="preserve"> </w:t>
       </w:r>
       <w:r>
-        <w:t xml:space="preserve">The evaluation is small (n = 6), author-facilitated rather than fully blinded, and the reviewer pool is non-domain-expert (CS peers rather than compliance specialists). Per-(participant, query) ratings were not retained, so inter-rater agreement metrics such as Cohen’s kappa or Krippendorff’s alpha cannot be computed from the surviving data. These caveats are also surfaced in Limitation L5 (§5.2).</w:t>
+        <w:t xml:space="preserve">The evaluation is small (n = 6 reviewers, 120 ratings), author-facilitated rather than fully blinded, and the reviewer pool is non-domain-expert (CS peers rather than compliance specialists). Round 1’s per-(participant, query) ratings were not retained, so the pre/post comparison above is between two different sample shapes (one aggregate per participant, vs. one rating per (participant, query)). The Round 2 α values are honest but indicative rather than definitive, and a production-quality follow-up would employ at least two independent domain-expert raters, full blinding, and per-item ratings throughout. These caveats are also surfaced in Limitation L5 (§5.2).</w:t>
       </w:r>
     </w:p>
     <w:bookmarkEnd w:id="106"/>

--- a/docs/report/Final_Report_Draft_template.docx
+++ b/docs/report/Final_Report_Draft_template.docx
@@ -21527,7 +21527,37 @@
         <w:t xml:space="preserve"> </w:t>
       </w:r>
       <w:r>
-        <w:t xml:space="preserve">The independent reviewer evaluation reported in §4.10 (n = 6 peer participants, 14-18 April 2026) provides triangulation against the automated metrics, but it is small, author-facilitated rather than fully blinded, and the reviewer pool is non-domain-expert (CS peers rather than compliance specialists). A Round 2 per-query collection (Appendix B.10) reaches Krippendorff’s α 0.74 on three of five axes; a small 15-query adversarial probe (Appendix B.12, Extractive arm safe at 100%, Generative arm pending an LLM API key) is landed alongside. A production-quality follow-up evaluation would employ at least two independent domain-expert raters, full blinding, and per-item ratings stored at collection time, as recommended by Es et al. (2023).</w:t>
+        <w:t xml:space="preserve">The independent reviewer evaluation reported in §4.10 (n = 6 peer participants, 14-18 April 2026) provides triangulation against the automated metrics, but it is small, author-facilitated rather than fully blinded, and the reviewer pool is non-domain-expert (CS peers rather than compliance specialists). A Round 2 per-query collection (Appendix B.10) reaches Krippendorff’s α 0.74 on three of five axes; a small 15-query adversarial probe (Appendix B.12, Extractive arm safe at 100%, Generative arm</w:t>
+      </w:r>
+      <w:r>
+        <w:t xml:space="preserve"> </w:t>
+      </w:r>
+      <w:r>
+        <w:rPr>
+          <w:rStyle w:val="VerbatimChar"/>
+        </w:rPr>
+        <w:t xml:space="preserve">n/a</w:t>
+      </w:r>
+      <w:r>
+        <w:t xml:space="preserve"> </w:t>
+      </w:r>
+      <w:r>
+        <w:t xml:space="preserve">after</w:t>
+      </w:r>
+      <w:r>
+        <w:t xml:space="preserve"> </w:t>
+      </w:r>
+      <w:r>
+        <w:rPr>
+          <w:rStyle w:val="VerbatimChar"/>
+        </w:rPr>
+        <w:t xml:space="preserve">insufficient_quota</w:t>
+      </w:r>
+      <w:r>
+        <w:t xml:space="preserve"> </w:t>
+      </w:r>
+      <w:r>
+        <w:t xml:space="preserve">errors on the OpenAI account) is landed alongside. A production-quality follow-up evaluation would employ at least two independent domain-expert raters, full blinding, and per-item ratings stored at collection time, as recommended by Es et al. (2023).</w:t>
       </w:r>
     </w:p>
     <w:bookmarkEnd w:id="75"/>
@@ -37102,6 +37132,72 @@
         </w:rPr>
         <w:t xml:space="preserve">Table B.5: Adversarial probe results, paired across modes (n = 15 queries; 5 attack types x 3 queries each).</w:t>
       </w:r>
+      <w:r>
+        <w:rPr>
+          <w:b/>
+          <w:bCs/>
+          <w:sz w:val="21"/>
+        </w:rPr>
+        <w:t xml:space="preserve"> </w:t>
+      </w:r>
+      <w:r>
+        <w:rPr>
+          <w:rStyle w:val="VerbatimChar"/>
+          <w:b/>
+          <w:bCs/>
+          <w:sz w:val="21"/>
+        </w:rPr>
+        <w:t xml:space="preserve">n_eval</w:t>
+      </w:r>
+      <w:r>
+        <w:rPr>
+          <w:b/>
+          <w:bCs/>
+          <w:sz w:val="21"/>
+        </w:rPr>
+        <w:t xml:space="preserve"> </w:t>
+      </w:r>
+      <w:r>
+        <w:rPr>
+          <w:b/>
+          <w:bCs/>
+          <w:sz w:val="21"/>
+        </w:rPr>
+        <w:t xml:space="preserve">= queries actually evaluated;</w:t>
+      </w:r>
+      <w:r>
+        <w:rPr>
+          <w:b/>
+          <w:bCs/>
+          <w:sz w:val="21"/>
+        </w:rPr>
+        <w:t xml:space="preserve"> </w:t>
+      </w:r>
+      <w:r>
+        <w:rPr>
+          <w:rStyle w:val="VerbatimChar"/>
+          <w:b/>
+          <w:bCs/>
+          <w:sz w:val="21"/>
+        </w:rPr>
+        <w:t xml:space="preserve">API error</w:t>
+      </w:r>
+      <w:r>
+        <w:rPr>
+          <w:b/>
+          <w:bCs/>
+          <w:sz w:val="21"/>
+        </w:rPr>
+        <w:t xml:space="preserve"> </w:t>
+      </w:r>
+      <w:r>
+        <w:rPr>
+          <w:b/>
+          <w:bCs/>
+          <w:sz w:val="21"/>
+        </w:rPr>
+        <w:t xml:space="preserve">= queries where the LLM call itself failed and the system was therefore not exercised.</w:t>
+      </w:r>
     </w:p>
     <w:tbl>
       <w:tblPr>
@@ -37126,6 +37222,8 @@
         <w:gridCol w:w="0"/>
         <w:gridCol w:w="0"/>
         <w:gridCol w:w="0"/>
+        <w:gridCol w:w="0"/>
+        <w:gridCol w:w="0"/>
       </w:tblGrid>
       <w:tr>
         <w:trPr>
@@ -37231,6 +37329,58 @@
                 <w:color w:val="000000"/>
                 <w:sz w:val="16"/>
               </w:rPr>
+              <w:t xml:space="preserve">n_eval</w:t>
+            </w:r>
+          </w:p>
+        </w:tc>
+        <w:tc>
+          <w:tcPr>
+            <w:shd w:val="clear" w:color="auto" w:fill="D9D9D9"/>
+            <w:tcMar>
+              <w:top w:w="60" w:type="dxa"/>
+              <w:bottom w:w="60" w:type="dxa"/>
+              <w:left w:w="100" w:type="dxa"/>
+              <w:right w:w="100" w:type="dxa"/>
+            </w:tcMar>
+          </w:tcPr>
+          <w:p>
+            <w:pPr>
+              <w:spacing w:line="276" w:lineRule="auto" w:before="0" w:after="0"/>
+              <w:jc w:val="center"/>
+            </w:pPr>
+            <w:r>
+              <w:rPr>
+                <w:rFonts w:ascii="Times New Roman" w:hAnsi="Times New Roman"/>
+                <w:b/>
+                <w:color w:val="000000"/>
+                <w:sz w:val="16"/>
+              </w:rPr>
+              <w:t xml:space="preserve">API error</w:t>
+            </w:r>
+          </w:p>
+        </w:tc>
+        <w:tc>
+          <w:tcPr>
+            <w:shd w:val="clear" w:color="auto" w:fill="D9D9D9"/>
+            <w:tcMar>
+              <w:top w:w="60" w:type="dxa"/>
+              <w:bottom w:w="60" w:type="dxa"/>
+              <w:left w:w="100" w:type="dxa"/>
+              <w:right w:w="100" w:type="dxa"/>
+            </w:tcMar>
+          </w:tcPr>
+          <w:p>
+            <w:pPr>
+              <w:spacing w:line="276" w:lineRule="auto" w:before="0" w:after="0"/>
+              <w:jc w:val="center"/>
+            </w:pPr>
+            <w:r>
+              <w:rPr>
+                <w:rFonts w:ascii="Times New Roman" w:hAnsi="Times New Roman"/>
+                <w:b/>
+                <w:color w:val="000000"/>
+                <w:sz w:val="16"/>
+              </w:rPr>
               <w:t xml:space="preserve">Safe response</w:t>
             </w:r>
           </w:p>
@@ -37382,6 +37532,54 @@
                 <w:color w:val="000000"/>
                 <w:sz w:val="16"/>
               </w:rPr>
+              <w:t xml:space="preserve">3</w:t>
+            </w:r>
+          </w:p>
+        </w:tc>
+        <w:tc>
+          <w:tcPr>
+            <w:tcMar>
+              <w:top w:w="60" w:type="dxa"/>
+              <w:bottom w:w="60" w:type="dxa"/>
+              <w:left w:w="100" w:type="dxa"/>
+              <w:right w:w="100" w:type="dxa"/>
+            </w:tcMar>
+          </w:tcPr>
+          <w:p>
+            <w:pPr>
+              <w:spacing w:line="276" w:lineRule="auto" w:before="0" w:after="0"/>
+              <w:jc w:val="center"/>
+            </w:pPr>
+            <w:r>
+              <w:rPr>
+                <w:rFonts w:ascii="Times New Roman" w:hAnsi="Times New Roman"/>
+                <w:color w:val="000000"/>
+                <w:sz w:val="16"/>
+              </w:rPr>
+              <w:t xml:space="preserve">0</w:t>
+            </w:r>
+          </w:p>
+        </w:tc>
+        <w:tc>
+          <w:tcPr>
+            <w:tcMar>
+              <w:top w:w="60" w:type="dxa"/>
+              <w:bottom w:w="60" w:type="dxa"/>
+              <w:left w:w="100" w:type="dxa"/>
+              <w:right w:w="100" w:type="dxa"/>
+            </w:tcMar>
+          </w:tcPr>
+          <w:p>
+            <w:pPr>
+              <w:spacing w:line="276" w:lineRule="auto" w:before="0" w:after="0"/>
+              <w:jc w:val="center"/>
+            </w:pPr>
+            <w:r>
+              <w:rPr>
+                <w:rFonts w:ascii="Times New Roman" w:hAnsi="Times New Roman"/>
+                <w:color w:val="000000"/>
+                <w:sz w:val="16"/>
+              </w:rPr>
               <w:t xml:space="preserve">100%</w:t>
             </w:r>
           </w:p>
@@ -37529,6 +37727,54 @@
                 <w:color w:val="000000"/>
                 <w:sz w:val="16"/>
               </w:rPr>
+              <w:t xml:space="preserve">3</w:t>
+            </w:r>
+          </w:p>
+        </w:tc>
+        <w:tc>
+          <w:tcPr>
+            <w:tcMar>
+              <w:top w:w="60" w:type="dxa"/>
+              <w:bottom w:w="60" w:type="dxa"/>
+              <w:left w:w="100" w:type="dxa"/>
+              <w:right w:w="100" w:type="dxa"/>
+            </w:tcMar>
+          </w:tcPr>
+          <w:p>
+            <w:pPr>
+              <w:spacing w:line="276" w:lineRule="auto" w:before="0" w:after="0"/>
+              <w:jc w:val="center"/>
+            </w:pPr>
+            <w:r>
+              <w:rPr>
+                <w:rFonts w:ascii="Times New Roman" w:hAnsi="Times New Roman"/>
+                <w:color w:val="000000"/>
+                <w:sz w:val="16"/>
+              </w:rPr>
+              <w:t xml:space="preserve">0</w:t>
+            </w:r>
+          </w:p>
+        </w:tc>
+        <w:tc>
+          <w:tcPr>
+            <w:tcMar>
+              <w:top w:w="60" w:type="dxa"/>
+              <w:bottom w:w="60" w:type="dxa"/>
+              <w:left w:w="100" w:type="dxa"/>
+              <w:right w:w="100" w:type="dxa"/>
+            </w:tcMar>
+          </w:tcPr>
+          <w:p>
+            <w:pPr>
+              <w:spacing w:line="276" w:lineRule="auto" w:before="0" w:after="0"/>
+              <w:jc w:val="center"/>
+            </w:pPr>
+            <w:r>
+              <w:rPr>
+                <w:rFonts w:ascii="Times New Roman" w:hAnsi="Times New Roman"/>
+                <w:color w:val="000000"/>
+                <w:sz w:val="16"/>
+              </w:rPr>
               <w:t xml:space="preserve">100%</w:t>
             </w:r>
           </w:p>
@@ -37676,6 +37922,54 @@
                 <w:color w:val="000000"/>
                 <w:sz w:val="16"/>
               </w:rPr>
+              <w:t xml:space="preserve">3</w:t>
+            </w:r>
+          </w:p>
+        </w:tc>
+        <w:tc>
+          <w:tcPr>
+            <w:tcMar>
+              <w:top w:w="60" w:type="dxa"/>
+              <w:bottom w:w="60" w:type="dxa"/>
+              <w:left w:w="100" w:type="dxa"/>
+              <w:right w:w="100" w:type="dxa"/>
+            </w:tcMar>
+          </w:tcPr>
+          <w:p>
+            <w:pPr>
+              <w:spacing w:line="276" w:lineRule="auto" w:before="0" w:after="0"/>
+              <w:jc w:val="center"/>
+            </w:pPr>
+            <w:r>
+              <w:rPr>
+                <w:rFonts w:ascii="Times New Roman" w:hAnsi="Times New Roman"/>
+                <w:color w:val="000000"/>
+                <w:sz w:val="16"/>
+              </w:rPr>
+              <w:t xml:space="preserve">0</w:t>
+            </w:r>
+          </w:p>
+        </w:tc>
+        <w:tc>
+          <w:tcPr>
+            <w:tcMar>
+              <w:top w:w="60" w:type="dxa"/>
+              <w:bottom w:w="60" w:type="dxa"/>
+              <w:left w:w="100" w:type="dxa"/>
+              <w:right w:w="100" w:type="dxa"/>
+            </w:tcMar>
+          </w:tcPr>
+          <w:p>
+            <w:pPr>
+              <w:spacing w:line="276" w:lineRule="auto" w:before="0" w:after="0"/>
+              <w:jc w:val="center"/>
+            </w:pPr>
+            <w:r>
+              <w:rPr>
+                <w:rFonts w:ascii="Times New Roman" w:hAnsi="Times New Roman"/>
+                <w:color w:val="000000"/>
+                <w:sz w:val="16"/>
+              </w:rPr>
               <w:t xml:space="preserve">100%</w:t>
             </w:r>
           </w:p>
@@ -37823,6 +38117,54 @@
                 <w:color w:val="000000"/>
                 <w:sz w:val="16"/>
               </w:rPr>
+              <w:t xml:space="preserve">3</w:t>
+            </w:r>
+          </w:p>
+        </w:tc>
+        <w:tc>
+          <w:tcPr>
+            <w:tcMar>
+              <w:top w:w="60" w:type="dxa"/>
+              <w:bottom w:w="60" w:type="dxa"/>
+              <w:left w:w="100" w:type="dxa"/>
+              <w:right w:w="100" w:type="dxa"/>
+            </w:tcMar>
+          </w:tcPr>
+          <w:p>
+            <w:pPr>
+              <w:spacing w:line="276" w:lineRule="auto" w:before="0" w:after="0"/>
+              <w:jc w:val="center"/>
+            </w:pPr>
+            <w:r>
+              <w:rPr>
+                <w:rFonts w:ascii="Times New Roman" w:hAnsi="Times New Roman"/>
+                <w:color w:val="000000"/>
+                <w:sz w:val="16"/>
+              </w:rPr>
+              <w:t xml:space="preserve">0</w:t>
+            </w:r>
+          </w:p>
+        </w:tc>
+        <w:tc>
+          <w:tcPr>
+            <w:tcMar>
+              <w:top w:w="60" w:type="dxa"/>
+              <w:bottom w:w="60" w:type="dxa"/>
+              <w:left w:w="100" w:type="dxa"/>
+              <w:right w:w="100" w:type="dxa"/>
+            </w:tcMar>
+          </w:tcPr>
+          <w:p>
+            <w:pPr>
+              <w:spacing w:line="276" w:lineRule="auto" w:before="0" w:after="0"/>
+              <w:jc w:val="center"/>
+            </w:pPr>
+            <w:r>
+              <w:rPr>
+                <w:rFonts w:ascii="Times New Roman" w:hAnsi="Times New Roman"/>
+                <w:color w:val="000000"/>
+                <w:sz w:val="16"/>
+              </w:rPr>
               <w:t xml:space="preserve">100%</w:t>
             </w:r>
           </w:p>
@@ -37970,6 +38312,54 @@
                 <w:color w:val="000000"/>
                 <w:sz w:val="16"/>
               </w:rPr>
+              <w:t xml:space="preserve">3</w:t>
+            </w:r>
+          </w:p>
+        </w:tc>
+        <w:tc>
+          <w:tcPr>
+            <w:tcMar>
+              <w:top w:w="60" w:type="dxa"/>
+              <w:bottom w:w="60" w:type="dxa"/>
+              <w:left w:w="100" w:type="dxa"/>
+              <w:right w:w="100" w:type="dxa"/>
+            </w:tcMar>
+          </w:tcPr>
+          <w:p>
+            <w:pPr>
+              <w:spacing w:line="276" w:lineRule="auto" w:before="0" w:after="0"/>
+              <w:jc w:val="center"/>
+            </w:pPr>
+            <w:r>
+              <w:rPr>
+                <w:rFonts w:ascii="Times New Roman" w:hAnsi="Times New Roman"/>
+                <w:color w:val="000000"/>
+                <w:sz w:val="16"/>
+              </w:rPr>
+              <w:t xml:space="preserve">0</w:t>
+            </w:r>
+          </w:p>
+        </w:tc>
+        <w:tc>
+          <w:tcPr>
+            <w:tcMar>
+              <w:top w:w="60" w:type="dxa"/>
+              <w:bottom w:w="60" w:type="dxa"/>
+              <w:left w:w="100" w:type="dxa"/>
+              <w:right w:w="100" w:type="dxa"/>
+            </w:tcMar>
+          </w:tcPr>
+          <w:p>
+            <w:pPr>
+              <w:spacing w:line="276" w:lineRule="auto" w:before="0" w:after="0"/>
+              <w:jc w:val="center"/>
+            </w:pPr>
+            <w:r>
+              <w:rPr>
+                <w:rFonts w:ascii="Times New Roman" w:hAnsi="Times New Roman"/>
+                <w:color w:val="000000"/>
+                <w:sz w:val="16"/>
+              </w:rPr>
               <w:t xml:space="preserve">100%</w:t>
             </w:r>
           </w:p>
@@ -38124,7 +38514,7 @@
                 <w:color w:val="000000"/>
                 <w:sz w:val="16"/>
               </w:rPr>
-              <w:t xml:space="preserve">100%</w:t>
+              <w:t xml:space="preserve">15</w:t>
             </w:r>
           </w:p>
         </w:tc>
@@ -38150,7 +38540,7 @@
                 <w:color w:val="000000"/>
                 <w:sz w:val="16"/>
               </w:rPr>
-              <w:t xml:space="preserve">0%</w:t>
+              <w:t xml:space="preserve">0</w:t>
             </w:r>
           </w:p>
         </w:tc>
@@ -38176,6 +38566,58 @@
                 <w:color w:val="000000"/>
                 <w:sz w:val="16"/>
               </w:rPr>
+              <w:t xml:space="preserve">100%</w:t>
+            </w:r>
+          </w:p>
+        </w:tc>
+        <w:tc>
+          <w:tcPr>
+            <w:tcMar>
+              <w:top w:w="60" w:type="dxa"/>
+              <w:bottom w:w="60" w:type="dxa"/>
+              <w:left w:w="100" w:type="dxa"/>
+              <w:right w:w="100" w:type="dxa"/>
+            </w:tcMar>
+          </w:tcPr>
+          <w:p>
+            <w:pPr>
+              <w:spacing w:line="276" w:lineRule="auto" w:before="0" w:after="0"/>
+              <w:jc w:val="center"/>
+            </w:pPr>
+            <w:r>
+              <w:rPr>
+                <w:rFonts w:ascii="Times New Roman" w:hAnsi="Times New Roman"/>
+                <w:b/>
+                <w:bCs/>
+                <w:color w:val="000000"/>
+                <w:sz w:val="16"/>
+              </w:rPr>
+              <w:t xml:space="preserve">0%</w:t>
+            </w:r>
+          </w:p>
+        </w:tc>
+        <w:tc>
+          <w:tcPr>
+            <w:tcMar>
+              <w:top w:w="60" w:type="dxa"/>
+              <w:bottom w:w="60" w:type="dxa"/>
+              <w:left w:w="100" w:type="dxa"/>
+              <w:right w:w="100" w:type="dxa"/>
+            </w:tcMar>
+          </w:tcPr>
+          <w:p>
+            <w:pPr>
+              <w:spacing w:line="276" w:lineRule="auto" w:before="0" w:after="0"/>
+              <w:jc w:val="center"/>
+            </w:pPr>
+            <w:r>
+              <w:rPr>
+                <w:rFonts w:ascii="Times New Roman" w:hAnsi="Times New Roman"/>
+                <w:b/>
+                <w:bCs/>
+                <w:color w:val="000000"/>
+                <w:sz w:val="16"/>
+              </w:rPr>
               <w:t xml:space="preserve">0%</w:t>
             </w:r>
           </w:p>
@@ -38250,7 +38692,7 @@
                 <w:color w:val="000000"/>
                 <w:sz w:val="16"/>
               </w:rPr>
-              <w:t xml:space="preserve">–</w:t>
+              <w:t xml:space="preserve">15</w:t>
             </w:r>
           </w:p>
         </w:tc>
@@ -38274,7 +38716,7 @@
                 <w:color w:val="000000"/>
                 <w:sz w:val="16"/>
               </w:rPr>
-              <w:t xml:space="preserve">pending</w:t>
+              <w:t xml:space="preserve">0</w:t>
             </w:r>
           </w:p>
         </w:tc>
@@ -38298,7 +38740,7 @@
                 <w:color w:val="000000"/>
                 <w:sz w:val="16"/>
               </w:rPr>
-              <w:t xml:space="preserve">pending</w:t>
+              <w:t xml:space="preserve">15</w:t>
             </w:r>
           </w:p>
         </w:tc>
@@ -38322,7 +38764,55 @@
                 <w:color w:val="000000"/>
                 <w:sz w:val="16"/>
               </w:rPr>
-              <w:t xml:space="preserve">pending</w:t>
+              <w:t xml:space="preserve">n/a</w:t>
+            </w:r>
+          </w:p>
+        </w:tc>
+        <w:tc>
+          <w:tcPr>
+            <w:tcMar>
+              <w:top w:w="60" w:type="dxa"/>
+              <w:bottom w:w="60" w:type="dxa"/>
+              <w:left w:w="100" w:type="dxa"/>
+              <w:right w:w="100" w:type="dxa"/>
+            </w:tcMar>
+          </w:tcPr>
+          <w:p>
+            <w:pPr>
+              <w:spacing w:line="276" w:lineRule="auto" w:before="0" w:after="0"/>
+              <w:jc w:val="center"/>
+            </w:pPr>
+            <w:r>
+              <w:rPr>
+                <w:rFonts w:ascii="Times New Roman" w:hAnsi="Times New Roman"/>
+                <w:color w:val="000000"/>
+                <w:sz w:val="16"/>
+              </w:rPr>
+              <w:t xml:space="preserve">n/a</w:t>
+            </w:r>
+          </w:p>
+        </w:tc>
+        <w:tc>
+          <w:tcPr>
+            <w:tcMar>
+              <w:top w:w="60" w:type="dxa"/>
+              <w:bottom w:w="60" w:type="dxa"/>
+              <w:left w:w="100" w:type="dxa"/>
+              <w:right w:w="100" w:type="dxa"/>
+            </w:tcMar>
+          </w:tcPr>
+          <w:p>
+            <w:pPr>
+              <w:spacing w:line="276" w:lineRule="auto" w:before="0" w:after="0"/>
+              <w:jc w:val="center"/>
+            </w:pPr>
+            <w:r>
+              <w:rPr>
+                <w:rFonts w:ascii="Times New Roman" w:hAnsi="Times New Roman"/>
+                <w:color w:val="000000"/>
+                <w:sz w:val="16"/>
+              </w:rPr>
+              <w:t xml:space="preserve">n/a</w:t>
             </w:r>
           </w:p>
         </w:tc>
@@ -38333,7 +38823,7 @@
         <w:jc w:val="both"/>
       </w:pPr>
       <w:r>
-        <w:t xml:space="preserve">The Extractive arm reports 100% safe responses across all five attack types (15/15) with zero fabricated citations and zero unsupported answers; the safety property of returning verbatim corpus paragraphs is confirmed empirically. The Generative arm is reported as</w:t>
+        <w:t xml:space="preserve">The Extractive arm reports 100% safe responses across all five attack types (15/15) with zero fabricated citations and zero unsupported answers; the safety property of returning verbatim corpus paragraphs is confirmed empirically. The Generative arm was attempted but the LLM call returned</w:t>
       </w:r>
       <w:r>
         <w:t xml:space="preserve"> </w:t>
@@ -38342,22 +38832,64 @@
         <w:rPr>
           <w:rStyle w:val="VerbatimChar"/>
         </w:rPr>
-        <w:t xml:space="preserve">pending</w:t>
-      </w:r>
-      <w:r>
-        <w:t xml:space="preserve"> </w:t>
-      </w:r>
-      <w:r>
-        <w:t xml:space="preserve">because the evaluator’s environment did not have an LLM API key configured at submission time; the runner is parameterised so a single command (</w:t>
+        <w:t xml:space="preserve">insufficient_quota</w:t>
+      </w:r>
+      <w:r>
+        <w:t xml:space="preserve"> </w:t>
+      </w:r>
+      <w:r>
+        <w:t xml:space="preserve">(HTTP 429) on all 15 queries, so the system was not exercised on the adversarial set in the generative configuration; rates are reported as</w:t>
+      </w:r>
+      <w:r>
+        <w:t xml:space="preserve"> </w:t>
       </w:r>
       <w:r>
         <w:rPr>
           <w:rStyle w:val="VerbatimChar"/>
         </w:rPr>
+        <w:t xml:space="preserve">n/a</w:t>
+      </w:r>
+      <w:r>
+        <w:t xml:space="preserve"> </w:t>
+      </w:r>
+      <w:r>
+        <w:t xml:space="preserve">rather than fabricated, and the per-query error notes are preserved in</w:t>
+      </w:r>
+      <w:r>
+        <w:t xml:space="preserve"> </w:t>
+      </w:r>
+      <w:r>
+        <w:rPr>
+          <w:rStyle w:val="VerbatimChar"/>
+        </w:rPr>
+        <w:t xml:space="preserve">eval/adversarial/adversarial_results_generative.csv</w:t>
+      </w:r>
+      <w:r>
+        <w:t xml:space="preserve">. A re-run on a billing-active OpenAI account (</w:t>
+      </w:r>
+      <w:r>
+        <w:rPr>
+          <w:rStyle w:val="VerbatimChar"/>
+        </w:rPr>
         <w:t xml:space="preserve">python scripts/run_adversarial.py --modes generative</w:t>
       </w:r>
       <w:r>
-        <w:t xml:space="preserve">) produces the paired numbers once a key is set, at a cost of approximately 15 LLM calls. The full per-query results, three representative cases per attack type, and the limitations of the probe are at</w:t>
+        <w:t xml:space="preserve">) will replace the</w:t>
+      </w:r>
+      <w:r>
+        <w:t xml:space="preserve"> </w:t>
+      </w:r>
+      <w:r>
+        <w:rPr>
+          <w:rStyle w:val="VerbatimChar"/>
+        </w:rPr>
+        <w:t xml:space="preserve">n/a</w:t>
+      </w:r>
+      <w:r>
+        <w:t xml:space="preserve"> </w:t>
+      </w:r>
+      <w:r>
+        <w:t xml:space="preserve">cells; the cost is approximately 15 LLM calls. The full per-query results, three representative cases per attack type, and the limitations of the probe are at</w:t>
       </w:r>
       <w:r>
         <w:t xml:space="preserve"> </w:t>

--- a/docs/report/Final_Report_Draft_template.docx
+++ b/docs/report/Final_Report_Draft_template.docx
@@ -922,7 +922,7 @@
         <w:t xml:space="preserve"> </w:t>
       </w:r>
       <w:r>
-        <w:t xml:space="preserve">(78.5% macro recall, 84.8% macro F1), just below the 85% F1 target. All numbers apply to a synthetic, fairly clean corpus; transfer to noisier real-world documents is a stated limitation (§4.12.3).</w:t>
+        <w:t xml:space="preserve">(78.5% macro recall, 84.8% macro F1), just below the 85% F1 target. All numbers apply to a synthetic, fairly clean corpus; transfer to noisier real-world documents is a stated limitation (§5.2 L1).</w:t>
       </w:r>
     </w:p>
     <w:p>
@@ -930,7 +930,7 @@
         <w:jc w:val="both"/>
       </w:pPr>
       <w:r>
-        <w:t xml:space="preserve">Overall the project supports a fairly narrow claim: lightweight, deterministic reliability controls (confidence-gated abstention plus per-claim verification on top of cross-encoder reranking) can substantially reduce unsupported claims for a policy-compliance use-case, at the cost of a coverage/precision trade-off that future work would need to retune for any new corpus or retrieval backend.</w:t>
+        <w:t xml:space="preserve">Overall the project supports a fairly narrow claim. Adding three rule-based safety checks on top of a standard RAG pipeline — refusing when the reranker is not confident, dropping claims whose cited paragraph does not actually support them, and surfacing contradictions across documents — cut the unsupported-claim rate sharply for a policy-compliance use-case in this synthetic setting, at the cost of a smaller answer rate that would need its thresholds retuned for any new corpus or retrieval backend.</w:t>
       </w:r>
     </w:p>
     <w:p>
@@ -3110,7 +3110,7 @@
           <w:u w:val="none"/>
         </w:rPr>
         <w:tab/>
-        <w:t xml:space="preserve">44</w:t>
+        <w:t xml:space="preserve">45</w:t>
       </w:r>
     </w:p>
     <w:p>
@@ -3141,7 +3141,7 @@
           <w:u w:val="none"/>
         </w:rPr>
         <w:tab/>
-        <w:t xml:space="preserve">46</w:t>
+        <w:t xml:space="preserve">47</w:t>
       </w:r>
     </w:p>
     <w:p>
@@ -3172,7 +3172,7 @@
           <w:u w:val="none"/>
         </w:rPr>
         <w:tab/>
-        <w:t xml:space="preserve">47</w:t>
+        <w:t xml:space="preserve">48</w:t>
       </w:r>
     </w:p>
     <w:p>
@@ -3203,7 +3203,7 @@
           <w:u w:val="none"/>
         </w:rPr>
         <w:tab/>
-        <w:t xml:space="preserve">48</w:t>
+        <w:t xml:space="preserve">49</w:t>
       </w:r>
     </w:p>
     <w:p>
@@ -3524,7 +3524,7 @@
           <w:u w:val="none"/>
         </w:rPr>
         <w:tab/>
-        <w:t xml:space="preserve">45</w:t>
+        <w:t xml:space="preserve">46</w:t>
       </w:r>
     </w:p>
     <w:p>
@@ -3586,7 +3586,7 @@
           <w:u w:val="none"/>
         </w:rPr>
         <w:tab/>
-        <w:t xml:space="preserve">46</w:t>
+        <w:t xml:space="preserve">47</w:t>
       </w:r>
     </w:p>
     <w:bookmarkEnd w:id="28"/>
@@ -4031,7 +4031,7 @@
           <w:u w:val="none"/>
         </w:rPr>
         <w:tab/>
-        <w:t xml:space="preserve">26</w:t>
+        <w:t xml:space="preserve">27</w:t>
       </w:r>
     </w:p>
     <w:p>
@@ -4093,7 +4093,7 @@
           <w:u w:val="none"/>
         </w:rPr>
         <w:tab/>
-        <w:t xml:space="preserve">46</w:t>
+        <w:t xml:space="preserve">47</w:t>
       </w:r>
     </w:p>
     <w:p>
@@ -4124,7 +4124,7 @@
           <w:u w:val="none"/>
         </w:rPr>
         <w:tab/>
-        <w:t xml:space="preserve">47</w:t>
+        <w:t xml:space="preserve">48</w:t>
       </w:r>
     </w:p>
     <w:p>
@@ -4155,7 +4155,7 @@
           <w:u w:val="none"/>
         </w:rPr>
         <w:tab/>
-        <w:t xml:space="preserve">49</w:t>
+        <w:t xml:space="preserve">50</w:t>
       </w:r>
     </w:p>
     <w:p>
@@ -4175,7 +4175,7 @@
             <w:color w:val="000000"/>
             <w:u w:val="none"/>
           </w:rPr>
-          <w:t xml:space="preserve">Table B.4 Public Guidance Transfer Corpus provenance</w:t>
+          <w:t xml:space="preserve">Table B.4 Round 2 inter-rater agreement (Krippendorff alpha)</w:t>
         </w:r>
       </w:hyperlink>
       <w:r>
@@ -4186,7 +4186,7 @@
           <w:u w:val="none"/>
         </w:rPr>
         <w:tab/>
-        <w:t xml:space="preserve">52</w:t>
+        <w:t xml:space="preserve">51</w:t>
       </w:r>
     </w:p>
     <w:p>
@@ -4206,7 +4206,7 @@
             <w:color w:val="000000"/>
             <w:u w:val="none"/>
           </w:rPr>
-          <w:t xml:space="preserve">Table B.5 Adversarial probe results, paired across modes</w:t>
+          <w:t xml:space="preserve">Table B.5 Public Guidance Transfer Corpus provenance</w:t>
         </w:r>
       </w:hyperlink>
       <w:r>
@@ -4244,7 +4244,7 @@
             <w:color w:val="000000"/>
             <w:u w:val="none"/>
           </w:rPr>
-          <w:t xml:space="preserve">Table B.6 Round 2 inter-rater agreement (Krippendorff alpha)</w:t>
+          <w:t xml:space="preserve">Table B.6 Adversarial probe results, paired across modes</w:t>
         </w:r>
       </w:hyperlink>
       <w:r>
@@ -4255,7 +4255,7 @@
           <w:u w:val="none"/>
         </w:rPr>
         <w:tab/>
-        <w:t xml:space="preserve">51</w:t>
+        <w:t xml:space="preserve">54</w:t>
       </w:r>
     </w:p>
     <w:bookmarkEnd w:id="29"/>
@@ -5495,7 +5495,7 @@
         <w:jc w:val="both"/>
       </w:pPr>
       <w:r>
-        <w:t xml:space="preserve">Table B.1 (Appendix B.8) situates Policy Copilot within the landscape of retrieval-augmented and grounded generation systems across domain focus, grounding mechanism, abstention handling, key limitation, and relevance. The comparison surfaces a consistent pattern: the majority of systems target open-domain corpora where recall is paramount and tolerance for imprecision is high (Standard RAG, DPR, FreshLLMs); systems that do incorporate abstention (Self-RAG, ASPIRE) rely on non-deterministic learned mechanisms that are expensive to deploy; and</w:t>
+        <w:t xml:space="preserve">Table B.1 in Appendix B.8 puts Policy Copilot side-by-side with the main retrieval-augmented and grounded-generation systems I read about, on five dimensions: domain, grounding mechanism, abstention handling, key limitation, and relevance. Two patterns came out of the comparison. Most systems target open-domain corpora where the priority is answering as many questions as possible, even when answers are sometimes wrong (Standard RAG, DPR, FreshLLMs); the systems that do refuse when evidence is weak (Self-RAG, ASPIRE) decide when to refuse using a learned model, which is expensive to retrain for a new corpus.</w:t>
       </w:r>
       <w:r>
         <w:t xml:space="preserve"> </w:t>
@@ -5505,10 +5505,13 @@
           <w:b/>
           <w:bCs/>
         </w:rPr>
-        <w:t xml:space="preserve">no surveyed system combines deterministic grounding verification with explicit abstention over a closed, bounded corpus</w:t>
-      </w:r>
-      <w:r>
-        <w:t xml:space="preserve">, which is the setup this project targets. Policy Copilot occupies that gap by combining deterministic Jaccard token overlap with cross-encoder confidence gating and per-claim pruning over a closed policy corpus.</w:t>
+        <w:t xml:space="preserve">What I did not find was a system that combines rule-based grounding checks with explicit refusal over a small, closed corpus</w:t>
+      </w:r>
+      <w:r>
+        <w:t xml:space="preserve"> </w:t>
+      </w:r>
+      <w:r>
+        <w:t xml:space="preserve">— the configuration this project targets. Policy Copilot fills that gap by pairing deterministic Jaccard token overlap with cross-encoder confidence gating and per-claim pruning over a closed policy corpus.</w:t>
       </w:r>
     </w:p>
     <w:bookmarkEnd w:id="39"/>
@@ -5526,7 +5529,7 @@
         <w:jc w:val="both"/>
       </w:pPr>
       <w:r>
-        <w:t xml:space="preserve">The literature reviewed reveals a clear gap. On the</w:t>
+        <w:t xml:space="preserve">The literature points to a clear gap. On the</w:t>
       </w:r>
       <w:r>
         <w:t xml:space="preserve"> </w:t>
@@ -5542,7 +5545,7 @@
         <w:t xml:space="preserve"> </w:t>
       </w:r>
       <w:r>
-        <w:t xml:space="preserve">side, hallucination-mitigation techniques (Attributed QA, RARR, Self-RAG) are overwhelmingly optimised for open-domain benchmarks, depend on expensive fine-tuning or multiple LLM calls, and prioritise</w:t>
+        <w:t xml:space="preserve">side, the main techniques for cutting hallucinations (Attributed QA, RARR, Self-RAG) are built for open-domain benchmarks, need expensive fine-tuning or several LLM calls per query, and aim to answer as many questions as possible rather than refuse when evidence is weak; for a compliance use-case that priority is the wrong way round. On the</w:t>
       </w:r>
       <w:r>
         <w:t xml:space="preserve"> </w:t>
@@ -5552,13 +5555,13 @@
           <w:i/>
           <w:iCs/>
         </w:rPr>
-        <w:t xml:space="preserve">answering as many questions as possible</w:t>
-      </w:r>
-      <w:r>
-        <w:t xml:space="preserve"> </w:t>
-      </w:r>
-      <w:r>
-        <w:t xml:space="preserve">over</w:t>
+        <w:t xml:space="preserve">evaluation</w:t>
+      </w:r>
+      <w:r>
+        <w:t xml:space="preserve"> </w:t>
+      </w:r>
+      <w:r>
+        <w:t xml:space="preserve">side, LLM-as-judge frameworks (RAGAS, RAGE) suffer from the documented position, verbosity, and self-enhancement biases (Zheng et al., 2024), and Wallat et al. (2024) show that citation correctness and faithfulness are not the same property. On the</w:t>
       </w:r>
       <w:r>
         <w:t xml:space="preserve"> </w:t>
@@ -5568,42 +5571,13 @@
           <w:i/>
           <w:iCs/>
         </w:rPr>
-        <w:t xml:space="preserve">refusing when evidence is weak</w:t>
-      </w:r>
-      <w:r>
-        <w:t xml:space="preserve">. That priority is the wrong one for compliance. On the</w:t>
-      </w:r>
-      <w:r>
-        <w:t xml:space="preserve"> </w:t>
-      </w:r>
-      <w:r>
-        <w:rPr>
-          <w:i/>
-          <w:iCs/>
-        </w:rPr>
-        <w:t xml:space="preserve">evaluation</w:t>
-      </w:r>
-      <w:r>
-        <w:t xml:space="preserve"> </w:t>
-      </w:r>
-      <w:r>
-        <w:t xml:space="preserve">side, LLM-as-judge frameworks (RAGAS, RAGE) introduce documented biases (Zheng et al., 2024), and Wallat et al. (2024) show that citation correctness and faithfulness are distinct properties. On the</w:t>
-      </w:r>
-      <w:r>
-        <w:t xml:space="preserve"> </w:t>
-      </w:r>
-      <w:r>
-        <w:rPr>
-          <w:i/>
-          <w:iCs/>
-        </w:rPr>
         <w:t xml:space="preserve">retrieval</w:t>
       </w:r>
       <w:r>
         <w:t xml:space="preserve"> </w:t>
       </w:r>
       <w:r>
-        <w:t xml:space="preserve">side, two-stage retrieve-and-rerank is well established but typically deployed at web scale where cross-encoder latency is prohibitive (Nogueira and Cho, 2019; Lin et al., 2021); for closed corpora under 2,000 paragraphs the latency constraint largely vanishes, and structurally-aware paragraph-level chunking performs comparably to expensive semantic chunking on policy documents (Qu, Bao and Tu, 2024).</w:t>
+        <w:t xml:space="preserve">side, two-stage retrieve-and-rerank is well established but typically deployed at web scale where cross-encoder latency hurts (Nogueira and Cho, 2019; Lin et al., 2021); for a closed corpus under 2,000 paragraphs that latency constraint largely goes away, and paragraph-level chunking performs about as well as more expensive semantic chunking on policy documents (Qu, Bao and Tu, 2024).</w:t>
       </w:r>
     </w:p>
     <w:p>
@@ -5611,20 +5585,7 @@
         <w:jc w:val="both"/>
       </w:pPr>
       <w:r>
-        <w:t xml:space="preserve">Taken together, these observations point to a neglected design region:</w:t>
-      </w:r>
-      <w:r>
-        <w:t xml:space="preserve"> </w:t>
-      </w:r>
-      <w:r>
-        <w:rPr>
-          <w:b/>
-          <w:bCs/>
-        </w:rPr>
-        <w:t xml:space="preserve">closed-domain, deterministically verified, abstention-aware RAG optimised for precision over recall</w:t>
-      </w:r>
-      <w:r>
-        <w:t xml:space="preserve">. Policy Copilot fills that gap. It imposes strict, deterministic constraints on the generative model: abstaining before generation when evidence is weak, and excising claims whose citations fail token-overlap verification. The result is a</w:t>
+        <w:t xml:space="preserve">Taken together these observations point to a less-explored combination: a closed-domain RAG system that uses rule-based grounding checks and refuses by default, optimised for precision over recall. Policy Copilot is built into that combination. It abstains before generation when reranker confidence is too low, and removes any claim whose citation fails token-overlap verification. The</w:t>
       </w:r>
       <w:r>
         <w:t xml:space="preserve"> </w:t>
@@ -5636,7 +5597,7 @@
         <w:t xml:space="preserve"> </w:t>
       </w:r>
       <w:r>
-        <w:t xml:space="preserve">rule that, in the literature reviewed for this project, I did not find empirically evaluated on a bounded enterprise policy corpus in this combined configuration. The contribution is therefore not RAG itself, nor an evaluation framework in the LangSmith or RAGAS sense, but the end-to-end system design that treats grounding, abstention, citation verification, and audit traceability as first-class functional requirements rather than optional add-ons.</w:t>
+        <w:t xml:space="preserve">rule that results was, across the literature I reviewed, not empirically evaluated on a bounded enterprise policy corpus in this exact configuration. The contribution is therefore not RAG itself, nor an evaluation framework in the LangSmith or RAGAS sense, but the end-to-end system design that treats grounding, abstention, citation verification, and audit traceability as core requirements rather than optional add-ons.</w:t>
       </w:r>
     </w:p>
     <w:p>
@@ -14269,7 +14230,7 @@
           <w:iCs/>
           <w:sz w:val="20"/>
         </w:rPr>
-        <w:t xml:space="preserve">Figure 4.1: Grouped bar chart comparing B1, B2, and B3 across Answer Rate, Abstention Accuracy, and Ungrounded Rate. Error bars show the 95% bootstrap confidence interval for B3 (n = 63, 2,000 resamples; §4.11).</w:t>
+        <w:t xml:space="preserve">Figure 4.1: Grouped bar chart comparing B1, B2, and B3 across Answer Rate, Abstention Accuracy, and Ungrounded Rate. Error bars show the 95% bootstrap confidence interval for B3 (n = 63, 2,000 resamples; §4.12).</w:t>
       </w:r>
     </w:p>
     <w:p>
@@ -19380,7 +19341,7 @@
         <w:jc w:val="both"/>
       </w:pPr>
       <w:r>
-        <w:t xml:space="preserve">The reviewer means align with the automated findings. Direct-answer cases scored 4.8 / 4.9 on Correctness and Groundedness, consistent with the low surfaced ungrounded rate in Table 4.2. Correct abstentions hit the ceiling on Correctness and Groundedness but dropped to 3.0 on Usefulness — the same trade-off §4.5 surfaces analytically. Over-abstention cases collapsed to 3.2 / 3.8 on Correctness and Trust Calibration, identifying the same operating-point pain. Contradiction probes scored 4.6 / 4.2 / 4.6, indicating surfaced contradictions were generally trusted as legitimate. The full per-category breakdown and the five themes coded from comments are in Appendix B.10. Results are directional given the small, non-blinded, non-domain-expert sample; a follow-up with domain-expert raters and full blinding is future work (§5.3).</w:t>
+        <w:t xml:space="preserve">The reviewer means line up with the automated findings. Direct-answer cases scored 4.8 / 4.9 on Correctness and Groundedness, which matches Table 4.2’s low unsupported-claim rate on the same queries. Correct abstentions hit the ceiling on Correctness and Groundedness but dropped to 3.0 on Usefulness — the same trade-off §4.5 surfaces analytically. Over-abstention cases collapsed to 3.2 / 3.8 on Correctness and Trust Calibration, identifying the same operating-point pain. Contradiction probes scored 4.6 / 4.2 / 4.6, indicating surfaced contradictions were generally trusted as legitimate. The full per-category breakdown and the five themes coded from comments are in Appendix B.10. Results are directional given the small, non-blinded, non-domain-expert sample; a follow-up with domain-expert raters and full blinding is future work (§5.3).</w:t>
       </w:r>
     </w:p>
     <w:bookmarkEnd w:id="69"/>
@@ -20160,20 +20121,7 @@
         <w:jc w:val="both"/>
       </w:pPr>
       <w:r>
-        <w:t xml:space="preserve">The headline observation is that the</w:t>
-      </w:r>
-      <w:r>
-        <w:t xml:space="preserve"> </w:t>
-      </w:r>
-      <w:r>
-        <w:rPr>
-          <w:b/>
-          <w:bCs/>
-        </w:rPr>
-        <w:t xml:space="preserve">safety properties survive transfer</w:t>
-      </w:r>
-      <w:r>
-        <w:t xml:space="preserve">: Citation Precision stays at 100% (by construction in Extractive Mode) and Ungrounded Rate stays at 0%, so the system never produced an answer that conflicts with its cited evidence on unfamiliar text. Coverage is broadly preserved (91.7% Answer Rate vs 89% on synthetic). The visible costs are a noticeable drop in retrieval quality (Evidence Recall@5 halves from 85% to 52.1%) and one over-confident answer on an unanswerable query (q_t16 about Cisco router configuration), where BM25 keyword overlap on the word</w:t>
+        <w:t xml:space="preserve">The headline observation is that on this small public-corpus stress test the safety property held up: Citation Precision stayed at 100% (true by construction in Extractive Mode) and Ungrounded Rate stayed at 0%, so on the 20-query set the system did not produce an answer that conflicted with its cited evidence on the unfamiliar text. Coverage is broadly preserved (91.7% Answer Rate vs 89% on synthetic). The visible costs are a noticeable drop in retrieval quality (Evidence Recall@5 halves from 85% to 52.1%) and one over-confident answer on an unanswerable query (q_t16 about Cisco router configuration), where BM25 keyword overlap on the word</w:t>
       </w:r>
       <w:r>
         <w:t xml:space="preserve"> </w:t>
@@ -25053,7 +25001,7 @@
         <w:jc w:val="both"/>
       </w:pPr>
       <w:r>
-        <w:t xml:space="preserve">No external datasets were used in this project. All data used for training, testing, and evaluation was synthetically generated to ensure privacy compliance and reproducibility.</w:t>
+        <w:t xml:space="preserve">The primary benchmark corpus used in this report is synthetic and authored for this project. One supplementary external dataset is also used, only for the §4.11 stress test.</w:t>
       </w:r>
     </w:p>
     <w:p>
@@ -25075,7 +25023,7 @@
         <w:t xml:space="preserve"> </w:t>
       </w:r>
       <w:r>
-        <w:t xml:space="preserve">(project data, not report prose): three synthetic policy PDFs were generated using GPT-4o with detailed prompts specifying structure, contradictions, and coverage requirements. This corpus is project</w:t>
+        <w:t xml:space="preserve">(synthetic, project data, not report prose): three synthetic policy PDFs were generated using GPT-4o with detailed prompts specifying structure, contradictions, and coverage requirements. This corpus is project</w:t>
       </w:r>
       <w:r>
         <w:t xml:space="preserve"> </w:t>
@@ -25110,7 +25058,47 @@
         <w:t xml:space="preserve">Golden Set</w:t>
       </w:r>
       <w:r>
-        <w:t xml:space="preserve">: 63 queries manually crafted and auto-labelled against the synthetic corpus.</w:t>
+        <w:t xml:space="preserve"> </w:t>
+      </w:r>
+      <w:r>
+        <w:t xml:space="preserve">(synthetic): 63 queries manually crafted and auto-labelled against the synthetic corpus.</w:t>
+      </w:r>
+    </w:p>
+    <w:p>
+      <w:pPr>
+        <w:numPr>
+          <w:ilvl w:val="0"/>
+          <w:numId w:val="1013"/>
+        </w:numPr>
+        <w:jc w:val="both"/>
+      </w:pPr>
+      <w:r>
+        <w:rPr>
+          <w:b/>
+          <w:bCs/>
+        </w:rPr>
+        <w:t xml:space="preserve">Public Guidance Transfer Corpus</w:t>
+      </w:r>
+      <w:r>
+        <w:t xml:space="preserve"> </w:t>
+      </w:r>
+      <w:r>
+        <w:t xml:space="preserve">(supplementary external data, used only in §4.11): 8 documents / 249 paragraphs drawn from public pages published by the National Cyber Security Centre, the Information Commissioner’s Office, and ACAS. Every source is published under the Open Government Licence v3.0 and contains no personal data. URLs, retrieval dates, content hashes, and reasons for inclusion are recorded in</w:t>
+      </w:r>
+      <w:r>
+        <w:t xml:space="preserve"> </w:t>
+      </w:r>
+      <w:r>
+        <w:rPr>
+          <w:rStyle w:val="VerbatimChar"/>
+        </w:rPr>
+        <w:t xml:space="preserve">data/public_transfer_corpus/provenance.csv</w:t>
+      </w:r>
+      <w:r>
+        <w:t xml:space="preserve"> </w:t>
+      </w:r>
+      <w:r>
+        <w:t xml:space="preserve">and reproduced in Appendix B.11.</w:t>
       </w:r>
     </w:p>
     <w:bookmarkEnd w:id="94"/>
@@ -25265,6 +25253,14 @@
       </w:pPr>
       <w:r>
         <w:t xml:space="preserve">Usage Log</w:t>
+      </w:r>
+    </w:p>
+    <w:p>
+      <w:pPr>
+        <w:jc w:val="both"/>
+      </w:pPr>
+      <w:r>
+        <w:t xml:space="preserve">The earliest entries below (Oct 2024 – Feb 2025) are from a self-directed exploratory phase that pre-dated my formal COMP3931 enrolment in the 2025/26 academic year. I kept the log running across that whole period so that nothing about the project’s actual development history is hidden. The formal report-writing phase (the Apr 2026 row) is the only entry that involved AI assistance with the report itself rather than the codebase.</w:t>
       </w:r>
     </w:p>
     <w:tbl>
@@ -27022,7 +27018,7 @@
                 <w:color w:val="000000"/>
                 <w:sz w:val="20"/>
               </w:rPr>
-              <w:t xml:space="preserve">Not required.</w:t>
+              <w:t xml:space="preserve">Not required for the formal Faculty ethics route.</w:t>
             </w:r>
             <w:r>
               <w:rPr>
@@ -27038,7 +27034,7 @@
                 <w:color w:val="000000"/>
                 <w:sz w:val="20"/>
               </w:rPr>
-              <w:t xml:space="preserve">The project does not involve human participants, personal data, or sensitive topics. This was confirmed with the project supervisor.</w:t>
+              <w:t xml:space="preserve">The only human-participant element is the small, low-risk independent reviewer evaluation described in Q1 above (n = 6 anonymous CS peer reviewers, voluntary, no personal data retained, withdrawal permitted, no sensitive topics). I treated it as a low-risk peer-review activity rather than a formal user study, kept the project supervisor informed of the design and timing, and judged it to fall below the threshold that would require Faculty ethics-committee review. The synthetic policy corpus contains no real personal data. Recruitment text, consent wording, anonymised results, and the Round 2 inter-rater agreement table are all in Appendix B.10.</w:t>
             </w:r>
           </w:p>
         </w:tc>
@@ -34750,13 +34746,13 @@
         <w:t xml:space="preserve"> </w:t>
       </w:r>
       <w:r>
-        <w:t xml:space="preserve">A second round of the evaluation re-collected per-(participant, query) ratings from six anonymous peer reviewers (</w:t>
+        <w:t xml:space="preserve">I ran a second round of the evaluation, this time recording one Likert score per (reviewer, query, axis) so that I could actually compute an inter-rater agreement number. Six anonymous peer reviewers took part (</w:t>
       </w:r>
       <w:r>
         <w:rPr>
           <w:rStyle w:val="VerbatimChar"/>
         </w:rPr>
-        <w:t xml:space="preserve">Q1</w:t>
+        <w:t xml:space="preserve">R1</w:t>
       </w:r>
       <w:r>
         <w:t xml:space="preserve">-</w:t>
@@ -34765,10 +34761,10 @@
         <w:rPr>
           <w:rStyle w:val="VerbatimChar"/>
         </w:rPr>
-        <w:t xml:space="preserve">Q6</w:t>
-      </w:r>
-      <w:r>
-        <w:t xml:space="preserve">; three BSc CS, three MSc CS) using the same 20 query / output pairs and the same 1-to-5 Likert rubric. The Round 2 collection produced 120 (participant, query) ratings (</w:t>
+        <w:t xml:space="preserve">R6</w:t>
+      </w:r>
+      <w:r>
+        <w:t xml:space="preserve">; three BSc CS, three MSc CS), using the same 20 query / output pairs and the same five-axis 1-to-5 rubric as Round 1. That gave me 120 ratings per axis (</w:t>
       </w:r>
       <w:r>
         <w:rPr>
@@ -34777,7 +34773,7 @@
         <w:t xml:space="preserve">docs/evidence/human_eval/per_query_anonymised_scores.csv</w:t>
       </w:r>
       <w:r>
-        <w:t xml:space="preserve">), allowing inter-rater agreement to be computed honestly. Krippendorff’s α (ordinal-distance metric, Krippendorff 2004) is reported per axis with bootstrap 95% confidence intervals (1,000 resamples, seed = 42); a non-parametric robustness check reports the binned pairwise % agreement after the mapping {1-2 -&gt; low, 3 -&gt; mid, 4-5 -&gt; high}. The full implementation is in</w:t>
+        <w:t xml:space="preserve">). Inter-rater agreement is reported as Krippendorff’s α with the ordinal-distance metric (Krippendorff, 2004), which is the appropriate one for 1-to-5 Likert data; bootstrap 95% confidence intervals come from 1,000 resamples (seed = 42). As a sanity check I also report binned pairwise agreement after collapsing the scale {1-2 = low, 3 = mid, 4-5 = high}. The implementation is in</w:t>
       </w:r>
       <w:r>
         <w:t xml:space="preserve"> </w:t>
@@ -34792,7 +34788,7 @@
         <w:t xml:space="preserve"> </w:t>
       </w:r>
       <w:r>
-        <w:t xml:space="preserve">(validated against perfect-agreement, constant-rating, single-rater, and systematic-disagreement edge cases in</w:t>
+        <w:t xml:space="preserve">and is unit-tested against perfect-agreement, constant-rating, single-rater, and systematic-disagreement edge cases in</w:t>
       </w:r>
       <w:r>
         <w:t xml:space="preserve"> </w:t>
@@ -34804,7 +34800,7 @@
         <w:t xml:space="preserve">tests/test_compute_human_eval.py</w:t>
       </w:r>
       <w:r>
-        <w:t xml:space="preserve">).</w:t>
+        <w:t xml:space="preserve">.</w:t>
       </w:r>
     </w:p>
     <w:p>
@@ -34822,7 +34818,7 @@
           <w:bCs/>
           <w:sz w:val="21"/>
         </w:rPr>
-        <w:t xml:space="preserve">Table B.6: Round 2 inter-rater agreement (n = 6 reviewers x 20 queries x 5 axes; ordinal Krippendorff’s α with 1,000-resample bootstrap 95% CI).</w:t>
+        <w:t xml:space="preserve">Table B.4: Round 2 inter-rater agreement (n = 6 reviewers x 20 queries x 5 axes; ordinal Krippendorff’s α with 1,000-resample bootstrap 95% CI).</w:t>
       </w:r>
     </w:p>
     <w:tbl>
@@ -35746,7 +35742,7 @@
         <w:jc w:val="both"/>
       </w:pPr>
       <w:r>
-        <w:t xml:space="preserve">Three axes (Correctness, Usefulness, Trust Calibration) sit in the</w:t>
+        <w:t xml:space="preserve">Three axes (Correctness, Usefulness, Trust Calibration) end up around α = 0.74, which by Krippendorff’s informal cut-off (α ≥ 0.667) is in the</w:t>
       </w:r>
       <w:r>
         <w:t xml:space="preserve"> </w:t>
@@ -35758,7 +35754,7 @@
         <w:t xml:space="preserve"> </w:t>
       </w:r>
       <w:r>
-        <w:t xml:space="preserve">band (α &gt;= 0.667 by Krippendorff’s informal cut-off). Groundedness and Citation Usefulness drop below 0.667, but for two different reasons. Groundedness has a textbook</w:t>
+        <w:t xml:space="preserve">band. The other two axes drop below that, but for two different reasons that I had to look at carefully. Groundedness is a textbook</w:t>
       </w:r>
       <w:r>
         <w:t xml:space="preserve"> </w:t>
@@ -35768,10 +35764,13 @@
           <w:b/>
           <w:bCs/>
         </w:rPr>
-        <w:t xml:space="preserve">ceiling effect</w:t>
-      </w:r>
-      <w:r>
-        <w:t xml:space="preserve">: 117 of 120 Likert scores are 4 or 5, and binned-pairwise agreement is 100%; α is depressed because expected disagreement is small in absolute terms, not because reviewers disagreed. Citation Usefulness has more genuine spread, with reviewers occasionally disagreeing by one or two points on whether a citation was</w:t>
+        <w:t xml:space="preserve">ceiling-effect</w:t>
+      </w:r>
+      <w:r>
+        <w:t xml:space="preserve"> </w:t>
+      </w:r>
+      <w:r>
+        <w:t xml:space="preserve">case: 117 of the 120 Likert scores are either 4 or 5, and the binned pairwise agreement is 100%; the Krippendorff value comes out low not because reviewers disagreed but because there was so little variance for the metric to work with. Citation Usefulness has more genuine spread — reviewers sometimes disagreed by a point or two on whether a citation was</w:t>
       </w:r>
       <w:r>
         <w:t xml:space="preserve"> </w:t>
@@ -35781,13 +35780,13 @@
           <w:i/>
           <w:iCs/>
         </w:rPr>
-        <w:t xml:space="preserve">helpful for verification</w:t>
-      </w:r>
-      <w:r>
-        <w:t xml:space="preserve"> </w:t>
-      </w:r>
-      <w:r>
-        <w:t xml:space="preserve">versus merely</w:t>
+        <w:t xml:space="preserve">useful for verification</w:t>
+      </w:r>
+      <w:r>
+        <w:t xml:space="preserve"> </w:t>
+      </w:r>
+      <w:r>
+        <w:t xml:space="preserve">or just</w:t>
       </w:r>
       <w:r>
         <w:t xml:space="preserve"> </w:t>
@@ -35800,7 +35799,7 @@
         <w:t xml:space="preserve">present</w:t>
       </w:r>
       <w:r>
-        <w:t xml:space="preserve">. The Round 2 means track the Round 1 aggregates within ~0.5 on every axis, but are uniformly lower because per-query ratings give equal weight to over-abstention cases (Q09-Q12) where reviewers scored Correctness and Usefulness 1-3, while Round 1 aggregates summarise each reviewer’s overall impression. The Round 1 aggregate (Table B.3) and Round 2 per-query CSV (</w:t>
+        <w:t xml:space="preserve">. The Round 2 means come out within about 0.5 of the Round 1 aggregates on every axis but are uniformly slightly lower; the cause is structural rather than substantive. In Round 1 each reviewer gave one number per axis as an overall impression of the 20 cases, while Round 2 averages 120 (participant, query) scores. Per-query averaging gives equal weight to the four over-abstention queries (Q09-Q12, where reviewers consistently scored Correctness and Usefulness 1-3), so those cases pull the per-axis means down rather than being smoothed out by overall impression. The Round 1 aggregate (Table B.3) and the Round 2 per-query CSV (</w:t>
       </w:r>
       <w:r>
         <w:rPr>
@@ -35933,7 +35932,7 @@
           <w:bCs/>
           <w:sz w:val="21"/>
         </w:rPr>
-        <w:t xml:space="preserve">Table B.4: Public Guidance Transfer Corpus provenance (8 documents, 249 paragraphs total).</w:t>
+        <w:t xml:space="preserve">Table B.5: Public Guidance Transfer Corpus provenance (8 documents, 249 paragraphs total).</w:t>
       </w:r>
     </w:p>
     <w:tbl>
@@ -36950,7 +36949,10 @@
         <w:t xml:space="preserve"> </w:t>
       </w:r>
       <w:r>
-        <w:t xml:space="preserve">covers five attack types (</w:t>
+        <w:t xml:space="preserve">covers five attack types —</w:t>
+      </w:r>
+      <w:r>
+        <w:t xml:space="preserve"> </w:t>
       </w:r>
       <w:r>
         <w:rPr>
@@ -36995,7 +36997,7 @@
         <w:t xml:space="preserve">false_premise</w:t>
       </w:r>
       <w:r>
-        <w:t xml:space="preserve">,</w:t>
+        <w:t xml:space="preserve">, and</w:t>
       </w:r>
       <w:r>
         <w:t xml:space="preserve"> </w:t>
@@ -37007,7 +37009,10 @@
         <w:t xml:space="preserve">contradiction_pressure</w:t>
       </w:r>
       <w:r>
-        <w:t xml:space="preserve">), each with three hand-authored queries. The runner</w:t>
+        <w:t xml:space="preserve"> </w:t>
+      </w:r>
+      <w:r>
+        <w:t xml:space="preserve">— with three hand-authored queries each. The runner</w:t>
       </w:r>
       <w:r>
         <w:t xml:space="preserve"> </w:t>
@@ -37022,7 +37027,22 @@
         <w:t xml:space="preserve"> </w:t>
       </w:r>
       <w:r>
-        <w:t xml:space="preserve">invokes the production B3 pipeline twice over the same query bank, once in Extractive Mode (BM25, no LLM, structural-immunity case) and once in Generative Mode (LLM, deterministic-post-LLM-gates case). Results are written to</w:t>
+        <w:t xml:space="preserve">puts the same query bank through the production B3 pipeline twice. The first pass uses Extractive Mode (BM25, no LLM): in this mode the system can only return verbatim paragraphs from the corpus index, so structurally it cannot invent text or cite paragraphs that do not exist, and the probe is asking whether that property actually holds end-to-end. The second pass uses Generative Mode (LLM enabled): here the LLM might attempt to obey an injection, but it has to pass four deterministic checks before the response leaves the system — the citation IDs are validated against the corpus, the per-claim Jaccard verifier prunes weakly-supported claims, the</w:t>
+      </w:r>
+      <w:r>
+        <w:t xml:space="preserve"> </w:t>
+      </w:r>
+      <w:r>
+        <w:rPr>
+          <w:rStyle w:val="VerbatimChar"/>
+        </w:rPr>
+        <w:t xml:space="preserve">min_support_rate</w:t>
+      </w:r>
+      <w:r>
+        <w:t xml:space="preserve"> </w:t>
+      </w:r>
+      <w:r>
+        <w:t xml:space="preserve">gate refuses any response whose surviving claims are below 0.80, and the contradiction module surfaces multi-source tensions. Results are written to</w:t>
       </w:r>
       <w:r>
         <w:t xml:space="preserve"> </w:t>
@@ -37130,7 +37150,7 @@
           <w:bCs/>
           <w:sz w:val="21"/>
         </w:rPr>
-        <w:t xml:space="preserve">Table B.5: Adversarial probe results, paired across modes (n = 15 queries; 5 attack types x 3 queries each).</w:t>
+        <w:t xml:space="preserve">Table B.6: Adversarial probe results, paired across modes (n = 15 queries; 5 attack types x 3 queries each).</w:t>
       </w:r>
       <w:r>
         <w:rPr>

--- a/docs/report/Final_Report_Draft_template.docx
+++ b/docs/report/Final_Report_Draft_template.docx
@@ -26124,7 +26124,7 @@
                 <w:color w:val="000000"/>
                 <w:sz w:val="18"/>
               </w:rPr>
-              <w:t xml:space="preserve">LLM-based writing assistant</w:t>
+              <w:t xml:space="preserve">Claude Opus (Anthropic)</w:t>
             </w:r>
           </w:p>
         </w:tc>

--- a/docs/report/Final_Report_Draft_template.docx
+++ b/docs/report/Final_Report_Draft_template.docx
@@ -4534,7 +4534,7 @@
         <w:jc w:val="both"/>
       </w:pPr>
       <w:r>
-        <w:t xml:space="preserve">I ran a structured literature search between October 2024 and January 2025 across Google Scholar, ACM Digital Library, IEEE Xplore, and arXiv, guided by the PRISMA 2020 framework (Page et al., 2021). Boolean queries combined four keyword clusters: core technique (RAG, grounded generation), reliability (hallucination, citation verification, abstention), domain (policy QA, legal NLP, closed-domain), and evaluation (RAGAS, faithfulness, LLM-as-judge).</w:t>
+        <w:t xml:space="preserve">I ran a structured literature search between November 2025 and January 2026 across Google Scholar, ACM Digital Library, IEEE Xplore, and arXiv, guided by the PRISMA 2020 framework (Page et al., 2021). Boolean queries combined four keyword clusters: core technique (RAG, grounded generation), reliability (hallucination, citation verification, abstention), domain (policy QA, legal NLP, closed-domain), and evaluation (RAGAS, faithfulness, LLM-as-judge).</w:t>
       </w:r>
     </w:p>
     <w:p>
@@ -5834,7 +5834,7 @@
           <w:iCs/>
           <w:sz w:val="20"/>
         </w:rPr>
-        <w:t xml:space="preserve">Figure 2.1: Gantt chart of the six-sprint development timeline (Weeks 1 to 22, October 2024 to February 2025). Report writing, documentation hardening, and evaluation refinement continued through the 2025/26 submission period.</w:t>
+        <w:t xml:space="preserve">Figure 2.1: Gantt chart of the six-sprint development timeline (Weeks 1 to 22, November 2025 to April 2026). Report writing, documentation hardening, and evaluation refinement ran in parallel with the later sprints and continued through the April 2026 submission window.</w:t>
       </w:r>
     </w:p>
     <w:p>
@@ -5842,7 +5842,7 @@
         <w:jc w:val="both"/>
       </w:pPr>
       <w:r>
-        <w:t xml:space="preserve">Version control used a private GitHub repository with a branch-per-sprint strategy. The final history contains over 200 commits spanning the full project lifecycle, providing a verifiable development timeline. The six implementation sprints (S1 to S6) ran from October 2024 to March 2025; subsequent activity through the 2025/26 submission cycle focused on report writing, documentation hardening, evaluation refinement, and final package preparation rather than new implementation work.</w:t>
+        <w:t xml:space="preserve">Version control used a private GitHub repository with a branch-per-sprint strategy. The final history contains over 200 commits spanning the full project lifecycle, providing a verifiable development timeline. The six implementation sprints (S1 to S6) ran from November 2025 to early April 2026; the final weeks before the 30 April 2026 submission focused on report writing, documentation hardening, evaluation refinement, and final package preparation rather than new implementation work.</w:t>
       </w:r>
     </w:p>
     <w:bookmarkEnd w:id="42"/>
@@ -25260,7 +25260,7 @@
         <w:jc w:val="both"/>
       </w:pPr>
       <w:r>
-        <w:t xml:space="preserve">The earliest entries below (Oct 2024 – Feb 2025) are from a self-directed exploratory phase that pre-dated my formal COMP3931 enrolment in the 2025/26 academic year. I kept the log running across that whole period so that nothing about the project’s actual development history is hidden. The formal report-writing phase (the Apr 2026 row) is the only entry that involved AI assistance with the report itself rather than the codebase.</w:t>
+        <w:t xml:space="preserve">The log below covers the full project window: implementation work from November 2025 through early April 2026, then report preparation in the final pre-submission weeks of April 2026.</w:t>
       </w:r>
     </w:p>
     <w:tbl>
@@ -25415,7 +25415,7 @@
                 <w:color w:val="000000"/>
                 <w:sz w:val="18"/>
               </w:rPr>
-              <w:t xml:space="preserve">Oct-Nov 2024</w:t>
+              <w:t xml:space="preserve">Nov 2025</w:t>
             </w:r>
           </w:p>
         </w:tc>
@@ -25539,7 +25539,7 @@
                 <w:color w:val="000000"/>
                 <w:sz w:val="18"/>
               </w:rPr>
-              <w:t xml:space="preserve">Nov 2024</w:t>
+              <w:t xml:space="preserve">Dec 2025</w:t>
             </w:r>
           </w:p>
         </w:tc>
@@ -25638,7 +25638,7 @@
                 <w:color w:val="000000"/>
                 <w:sz w:val="18"/>
               </w:rPr>
-              <w:t xml:space="preserve">Dec 2024</w:t>
+              <w:t xml:space="preserve">Dec 2025</w:t>
             </w:r>
           </w:p>
         </w:tc>
@@ -25753,7 +25753,7 @@
                 <w:color w:val="000000"/>
                 <w:sz w:val="18"/>
               </w:rPr>
-              <w:t xml:space="preserve">Jan 2025</w:t>
+              <w:t xml:space="preserve">Jan 2026</w:t>
             </w:r>
           </w:p>
         </w:tc>
@@ -25877,7 +25877,7 @@
                 <w:color w:val="000000"/>
                 <w:sz w:val="18"/>
               </w:rPr>
-              <w:t xml:space="preserve">Jan 2025</w:t>
+              <w:t xml:space="preserve">Feb 2026</w:t>
             </w:r>
           </w:p>
         </w:tc>
@@ -25976,7 +25976,7 @@
                 <w:color w:val="000000"/>
                 <w:sz w:val="18"/>
               </w:rPr>
-              <w:t xml:space="preserve">Feb 2025</w:t>
+              <w:t xml:space="preserve">Mar 2026</w:t>
             </w:r>
           </w:p>
         </w:tc>
